--- a/v3.0/doc/PIA课程项目报告.docx
+++ b/v3.0/doc/PIA课程项目报告.docx
@@ -88,7 +88,6 @@
           <w:rFonts w:ascii="华文中宋" w:eastAsia="华文中宋" w:hAnsi="华文中宋" w:hint="eastAsia"/>
           <w:b/>
           <w:bCs/>
-          <w:sz w:val="28"/>
           <w:szCs w:val="40"/>
         </w:rPr>
         <w:t xml:space="preserve">Project Report on Programming in Applications </w:t>
@@ -121,7 +120,6 @@
           <w:rFonts w:asciiTheme="majorEastAsia" w:eastAsiaTheme="majorEastAsia" w:hAnsiTheme="majorEastAsia" w:hint="eastAsia"/>
           <w:b/>
           <w:bCs/>
-          <w:sz w:val="28"/>
           <w:szCs w:val="32"/>
         </w:rPr>
       </w:pPr>
@@ -130,7 +128,6 @@
           <w:rFonts w:asciiTheme="majorEastAsia" w:eastAsiaTheme="majorEastAsia" w:hAnsiTheme="majorEastAsia" w:hint="eastAsia"/>
           <w:b/>
           <w:bCs/>
-          <w:sz w:val="28"/>
           <w:szCs w:val="32"/>
         </w:rPr>
         <w:t>Book Management System</w:t>
@@ -807,7 +804,7 @@
             <w:pPr>
               <w:jc w:val="center"/>
               <w:rPr>
-                <w:rFonts w:ascii="宋体" w:eastAsia="宋体" w:hAnsi="宋体" w:hint="eastAsia"/>
+                <w:rFonts w:ascii="宋体" w:hAnsi="宋体" w:hint="eastAsia"/>
                 <w:spacing w:val="22"/>
                 <w:kern w:val="10"/>
                 <w:sz w:val="18"/>
@@ -816,7 +813,7 @@
             </w:pPr>
             <w:r>
               <w:rPr>
-                <w:rFonts w:ascii="宋体" w:eastAsia="宋体" w:hAnsi="宋体" w:hint="eastAsia"/>
+                <w:rFonts w:ascii="宋体" w:hAnsi="宋体" w:hint="eastAsia"/>
                 <w:spacing w:val="22"/>
                 <w:kern w:val="10"/>
                 <w:sz w:val="18"/>
@@ -837,10 +834,10 @@
           </w:tcPr>
           <w:p>
             <w:pPr>
-              <w:ind w:leftChars="-78" w:left="-164" w:firstLineChars="74" w:firstLine="149"/>
+              <w:ind w:leftChars="-78" w:left="-218" w:firstLineChars="74" w:firstLine="149"/>
               <w:jc w:val="center"/>
               <w:rPr>
-                <w:rFonts w:ascii="宋体" w:eastAsia="宋体" w:hAnsi="宋体" w:hint="eastAsia"/>
+                <w:rFonts w:ascii="宋体" w:hAnsi="宋体" w:hint="eastAsia"/>
                 <w:spacing w:val="22"/>
                 <w:kern w:val="10"/>
                 <w:sz w:val="18"/>
@@ -849,7 +846,7 @@
             </w:pPr>
             <w:r>
               <w:rPr>
-                <w:rFonts w:ascii="宋体" w:eastAsia="宋体" w:hAnsi="宋体" w:hint="eastAsia"/>
+                <w:rFonts w:ascii="宋体" w:hAnsi="宋体" w:hint="eastAsia"/>
                 <w:spacing w:val="22"/>
                 <w:kern w:val="10"/>
                 <w:sz w:val="18"/>
@@ -872,7 +869,7 @@
             <w:pPr>
               <w:jc w:val="center"/>
               <w:rPr>
-                <w:rFonts w:ascii="宋体" w:eastAsia="宋体" w:hAnsi="宋体" w:hint="eastAsia"/>
+                <w:rFonts w:ascii="宋体" w:hAnsi="宋体" w:hint="eastAsia"/>
                 <w:spacing w:val="22"/>
                 <w:kern w:val="10"/>
                 <w:sz w:val="18"/>
@@ -881,7 +878,7 @@
             </w:pPr>
             <w:r>
               <w:rPr>
-                <w:rFonts w:ascii="宋体" w:eastAsia="宋体" w:hAnsi="宋体" w:hint="eastAsia"/>
+                <w:rFonts w:ascii="宋体" w:hAnsi="宋体" w:hint="eastAsia"/>
                 <w:spacing w:val="22"/>
                 <w:kern w:val="10"/>
                 <w:sz w:val="18"/>
@@ -909,7 +906,7 @@
             </w:pPr>
             <w:r>
               <w:rPr>
-                <w:rFonts w:ascii="宋体" w:eastAsia="宋体" w:hAnsi="宋体" w:hint="eastAsia"/>
+                <w:rFonts w:ascii="宋体" w:hAnsi="宋体" w:hint="eastAsia"/>
                 <w:spacing w:val="22"/>
                 <w:kern w:val="10"/>
                 <w:sz w:val="18"/>
@@ -938,7 +935,7 @@
             </w:pPr>
             <w:r>
               <w:rPr>
-                <w:rFonts w:ascii="宋体" w:eastAsia="宋体" w:hAnsi="宋体" w:hint="eastAsia"/>
+                <w:rFonts w:ascii="宋体" w:hAnsi="宋体" w:hint="eastAsia"/>
                 <w:spacing w:val="22"/>
                 <w:kern w:val="10"/>
                 <w:sz w:val="18"/>
@@ -956,7 +953,7 @@
             <w:pPr>
               <w:jc w:val="center"/>
               <w:rPr>
-                <w:rFonts w:ascii="宋体" w:eastAsia="宋体" w:hAnsi="宋体" w:hint="eastAsia"/>
+                <w:rFonts w:ascii="宋体" w:hAnsi="宋体" w:hint="eastAsia"/>
                 <w:spacing w:val="22"/>
                 <w:kern w:val="10"/>
                 <w:sz w:val="18"/>
@@ -965,7 +962,7 @@
             </w:pPr>
             <w:r>
               <w:rPr>
-                <w:rFonts w:ascii="宋体" w:eastAsia="宋体" w:hAnsi="宋体" w:hint="eastAsia"/>
+                <w:rFonts w:ascii="宋体" w:hAnsi="宋体" w:hint="eastAsia"/>
                 <w:spacing w:val="22"/>
                 <w:kern w:val="10"/>
                 <w:sz w:val="18"/>
@@ -988,7 +985,7 @@
             <w:pPr>
               <w:jc w:val="center"/>
               <w:rPr>
-                <w:rFonts w:ascii="宋体" w:eastAsia="宋体" w:hAnsi="宋体" w:hint="eastAsia"/>
+                <w:rFonts w:ascii="宋体" w:hAnsi="宋体" w:hint="eastAsia"/>
                 <w:spacing w:val="22"/>
                 <w:kern w:val="10"/>
                 <w:sz w:val="18"/>
@@ -997,7 +994,7 @@
             </w:pPr>
             <w:r>
               <w:rPr>
-                <w:rFonts w:ascii="宋体" w:eastAsia="宋体" w:hAnsi="宋体" w:hint="eastAsia"/>
+                <w:rFonts w:ascii="宋体" w:hAnsi="宋体" w:hint="eastAsia"/>
                 <w:spacing w:val="22"/>
                 <w:kern w:val="10"/>
                 <w:sz w:val="18"/>
@@ -1020,7 +1017,7 @@
             <w:pPr>
               <w:jc w:val="center"/>
               <w:rPr>
-                <w:rFonts w:ascii="宋体" w:eastAsia="宋体" w:hAnsi="宋体" w:hint="eastAsia"/>
+                <w:rFonts w:ascii="宋体" w:hAnsi="宋体" w:hint="eastAsia"/>
                 <w:spacing w:val="22"/>
                 <w:kern w:val="10"/>
                 <w:sz w:val="18"/>
@@ -1029,7 +1026,7 @@
             </w:pPr>
             <w:r>
               <w:rPr>
-                <w:rFonts w:ascii="宋体" w:eastAsia="宋体" w:hAnsi="宋体" w:hint="eastAsia"/>
+                <w:rFonts w:ascii="宋体" w:hAnsi="宋体" w:hint="eastAsia"/>
                 <w:spacing w:val="22"/>
                 <w:kern w:val="10"/>
                 <w:sz w:val="18"/>
@@ -1052,7 +1049,7 @@
             <w:pPr>
               <w:jc w:val="center"/>
               <w:rPr>
-                <w:rFonts w:ascii="宋体" w:eastAsia="宋体" w:hAnsi="宋体" w:hint="eastAsia"/>
+                <w:rFonts w:ascii="宋体" w:hAnsi="宋体" w:hint="eastAsia"/>
                 <w:spacing w:val="22"/>
                 <w:kern w:val="10"/>
                 <w:sz w:val="18"/>
@@ -1061,7 +1058,7 @@
             </w:pPr>
             <w:r>
               <w:rPr>
-                <w:rFonts w:ascii="宋体" w:eastAsia="宋体" w:hAnsi="宋体" w:hint="eastAsia"/>
+                <w:rFonts w:ascii="宋体" w:hAnsi="宋体" w:hint="eastAsia"/>
                 <w:spacing w:val="22"/>
                 <w:kern w:val="10"/>
                 <w:sz w:val="18"/>
@@ -1084,7 +1081,7 @@
             <w:pPr>
               <w:jc w:val="center"/>
               <w:rPr>
-                <w:rFonts w:ascii="宋体" w:eastAsia="宋体" w:hAnsi="宋体" w:hint="eastAsia"/>
+                <w:rFonts w:ascii="宋体" w:hAnsi="宋体" w:hint="eastAsia"/>
                 <w:spacing w:val="22"/>
                 <w:kern w:val="10"/>
                 <w:sz w:val="18"/>
@@ -1093,7 +1090,7 @@
             </w:pPr>
             <w:r>
               <w:rPr>
-                <w:rFonts w:ascii="宋体" w:eastAsia="宋体" w:hAnsi="宋体" w:hint="eastAsia"/>
+                <w:rFonts w:ascii="宋体" w:hAnsi="宋体" w:hint="eastAsia"/>
                 <w:spacing w:val="22"/>
                 <w:kern w:val="10"/>
                 <w:sz w:val="18"/>
@@ -1116,7 +1113,7 @@
             <w:pPr>
               <w:jc w:val="center"/>
               <w:rPr>
-                <w:rFonts w:ascii="宋体" w:eastAsia="宋体" w:hAnsi="宋体" w:hint="eastAsia"/>
+                <w:rFonts w:ascii="宋体" w:hAnsi="宋体" w:hint="eastAsia"/>
                 <w:spacing w:val="22"/>
                 <w:kern w:val="10"/>
                 <w:sz w:val="18"/>
@@ -1125,7 +1122,7 @@
             </w:pPr>
             <w:r>
               <w:rPr>
-                <w:rFonts w:ascii="宋体" w:eastAsia="宋体" w:hAnsi="宋体" w:hint="eastAsia"/>
+                <w:rFonts w:ascii="宋体" w:hAnsi="宋体" w:hint="eastAsia"/>
                 <w:spacing w:val="22"/>
                 <w:kern w:val="10"/>
                 <w:sz w:val="18"/>
@@ -1148,7 +1145,7 @@
             <w:pPr>
               <w:jc w:val="center"/>
               <w:rPr>
-                <w:rFonts w:ascii="宋体" w:eastAsia="宋体" w:hAnsi="宋体" w:hint="eastAsia"/>
+                <w:rFonts w:ascii="宋体" w:hAnsi="宋体" w:hint="eastAsia"/>
                 <w:spacing w:val="22"/>
                 <w:kern w:val="10"/>
                 <w:sz w:val="18"/>
@@ -1157,7 +1154,7 @@
             </w:pPr>
             <w:r>
               <w:rPr>
-                <w:rFonts w:ascii="宋体" w:eastAsia="宋体" w:hAnsi="宋体" w:hint="eastAsia"/>
+                <w:rFonts w:ascii="宋体" w:hAnsi="宋体" w:hint="eastAsia"/>
                 <w:spacing w:val="22"/>
                 <w:kern w:val="10"/>
                 <w:sz w:val="18"/>
@@ -1180,7 +1177,7 @@
             <w:pPr>
               <w:jc w:val="center"/>
               <w:rPr>
-                <w:rFonts w:ascii="宋体" w:eastAsia="宋体" w:hAnsi="宋体" w:hint="eastAsia"/>
+                <w:rFonts w:ascii="宋体" w:hAnsi="宋体" w:hint="eastAsia"/>
                 <w:spacing w:val="22"/>
                 <w:kern w:val="10"/>
                 <w:sz w:val="18"/>
@@ -1189,7 +1186,7 @@
             </w:pPr>
             <w:r>
               <w:rPr>
-                <w:rFonts w:ascii="宋体" w:eastAsia="宋体" w:hAnsi="宋体" w:hint="eastAsia"/>
+                <w:rFonts w:ascii="宋体" w:hAnsi="宋体" w:hint="eastAsia"/>
                 <w:spacing w:val="22"/>
                 <w:kern w:val="10"/>
                 <w:sz w:val="18"/>
@@ -1213,7 +1210,7 @@
             <w:pPr>
               <w:jc w:val="center"/>
               <w:rPr>
-                <w:rFonts w:ascii="宋体" w:eastAsia="宋体" w:hAnsi="宋体" w:hint="eastAsia"/>
+                <w:rFonts w:ascii="宋体" w:hAnsi="宋体" w:hint="eastAsia"/>
                 <w:spacing w:val="22"/>
                 <w:kern w:val="10"/>
                 <w:sz w:val="18"/>
@@ -1222,7 +1219,7 @@
             </w:pPr>
             <w:r>
               <w:rPr>
-                <w:rFonts w:ascii="宋体" w:eastAsia="宋体" w:hAnsi="宋体" w:hint="eastAsia"/>
+                <w:rFonts w:ascii="宋体" w:hAnsi="宋体" w:hint="eastAsia"/>
                 <w:spacing w:val="22"/>
                 <w:kern w:val="10"/>
                 <w:sz w:val="18"/>
@@ -1240,7 +1237,7 @@
             <w:pPr>
               <w:jc w:val="center"/>
               <w:rPr>
-                <w:rFonts w:ascii="宋体" w:eastAsia="宋体" w:hAnsi="宋体" w:hint="eastAsia"/>
+                <w:rFonts w:ascii="宋体" w:hAnsi="宋体" w:hint="eastAsia"/>
                 <w:spacing w:val="22"/>
                 <w:kern w:val="10"/>
                 <w:sz w:val="18"/>
@@ -1249,7 +1246,7 @@
             </w:pPr>
             <w:r>
               <w:rPr>
-                <w:rFonts w:ascii="宋体" w:eastAsia="宋体" w:hAnsi="宋体" w:hint="eastAsia"/>
+                <w:rFonts w:ascii="宋体" w:hAnsi="宋体" w:hint="eastAsia"/>
                 <w:spacing w:val="22"/>
                 <w:kern w:val="10"/>
                 <w:sz w:val="18"/>
@@ -1267,7 +1264,7 @@
             <w:pPr>
               <w:jc w:val="center"/>
               <w:rPr>
-                <w:rFonts w:ascii="宋体" w:eastAsia="宋体" w:hAnsi="宋体" w:hint="eastAsia"/>
+                <w:rFonts w:ascii="宋体" w:hAnsi="宋体" w:hint="eastAsia"/>
                 <w:spacing w:val="22"/>
                 <w:kern w:val="10"/>
                 <w:sz w:val="18"/>
@@ -1276,7 +1273,7 @@
             </w:pPr>
             <w:r>
               <w:rPr>
-                <w:rFonts w:ascii="宋体" w:eastAsia="宋体" w:hAnsi="宋体" w:hint="eastAsia"/>
+                <w:rFonts w:ascii="宋体" w:hAnsi="宋体" w:hint="eastAsia"/>
                 <w:spacing w:val="22"/>
                 <w:kern w:val="10"/>
                 <w:sz w:val="18"/>
@@ -1294,7 +1291,7 @@
             <w:pPr>
               <w:jc w:val="center"/>
               <w:rPr>
-                <w:rFonts w:ascii="宋体" w:eastAsia="宋体" w:hAnsi="宋体" w:hint="eastAsia"/>
+                <w:rFonts w:ascii="宋体" w:hAnsi="宋体" w:hint="eastAsia"/>
                 <w:spacing w:val="22"/>
                 <w:kern w:val="10"/>
                 <w:sz w:val="18"/>
@@ -1303,7 +1300,7 @@
             </w:pPr>
             <w:r>
               <w:rPr>
-                <w:rFonts w:ascii="宋体" w:eastAsia="宋体" w:hAnsi="宋体" w:hint="eastAsia"/>
+                <w:rFonts w:ascii="宋体" w:hAnsi="宋体" w:hint="eastAsia"/>
                 <w:spacing w:val="22"/>
                 <w:kern w:val="10"/>
                 <w:sz w:val="18"/>
@@ -1321,7 +1318,7 @@
             <w:pPr>
               <w:jc w:val="center"/>
               <w:rPr>
-                <w:rFonts w:ascii="宋体" w:eastAsia="宋体" w:hAnsi="宋体" w:hint="eastAsia"/>
+                <w:rFonts w:ascii="宋体" w:hAnsi="宋体" w:hint="eastAsia"/>
                 <w:spacing w:val="22"/>
                 <w:kern w:val="10"/>
                 <w:sz w:val="18"/>
@@ -1330,7 +1327,7 @@
             </w:pPr>
             <w:r>
               <w:rPr>
-                <w:rFonts w:ascii="宋体" w:eastAsia="宋体" w:hAnsi="宋体" w:hint="eastAsia"/>
+                <w:rFonts w:ascii="宋体" w:hAnsi="宋体" w:hint="eastAsia"/>
                 <w:spacing w:val="22"/>
                 <w:kern w:val="10"/>
                 <w:sz w:val="18"/>
@@ -1348,7 +1345,7 @@
             <w:pPr>
               <w:jc w:val="center"/>
               <w:rPr>
-                <w:rFonts w:ascii="宋体" w:eastAsia="宋体" w:hAnsi="宋体" w:hint="eastAsia"/>
+                <w:rFonts w:ascii="宋体" w:hAnsi="宋体" w:hint="eastAsia"/>
                 <w:spacing w:val="22"/>
                 <w:kern w:val="10"/>
                 <w:sz w:val="18"/>
@@ -1357,7 +1354,7 @@
             </w:pPr>
             <w:r>
               <w:rPr>
-                <w:rFonts w:ascii="宋体" w:eastAsia="宋体" w:hAnsi="宋体" w:hint="eastAsia"/>
+                <w:rFonts w:ascii="宋体" w:hAnsi="宋体" w:hint="eastAsia"/>
                 <w:spacing w:val="22"/>
                 <w:kern w:val="10"/>
                 <w:sz w:val="18"/>
@@ -1375,7 +1372,7 @@
             <w:pPr>
               <w:jc w:val="center"/>
               <w:rPr>
-                <w:rFonts w:ascii="宋体" w:eastAsia="宋体" w:hAnsi="宋体" w:hint="eastAsia"/>
+                <w:rFonts w:ascii="宋体" w:hAnsi="宋体" w:hint="eastAsia"/>
                 <w:spacing w:val="22"/>
                 <w:kern w:val="10"/>
                 <w:sz w:val="18"/>
@@ -1384,7 +1381,7 @@
             </w:pPr>
             <w:r>
               <w:rPr>
-                <w:rFonts w:ascii="宋体" w:eastAsia="宋体" w:hAnsi="宋体" w:hint="eastAsia"/>
+                <w:rFonts w:ascii="宋体" w:hAnsi="宋体" w:hint="eastAsia"/>
                 <w:spacing w:val="22"/>
                 <w:kern w:val="10"/>
                 <w:sz w:val="18"/>
@@ -1402,7 +1399,7 @@
             <w:pPr>
               <w:jc w:val="center"/>
               <w:rPr>
-                <w:rFonts w:ascii="宋体" w:eastAsia="宋体" w:hAnsi="宋体" w:hint="eastAsia"/>
+                <w:rFonts w:ascii="宋体" w:hAnsi="宋体" w:hint="eastAsia"/>
                 <w:spacing w:val="22"/>
                 <w:kern w:val="10"/>
                 <w:sz w:val="18"/>
@@ -1411,7 +1408,7 @@
             </w:pPr>
             <w:r>
               <w:rPr>
-                <w:rFonts w:ascii="宋体" w:eastAsia="宋体" w:hAnsi="宋体" w:hint="eastAsia"/>
+                <w:rFonts w:ascii="宋体" w:hAnsi="宋体" w:hint="eastAsia"/>
                 <w:spacing w:val="22"/>
                 <w:kern w:val="10"/>
                 <w:sz w:val="18"/>
@@ -1429,7 +1426,7 @@
             <w:pPr>
               <w:jc w:val="center"/>
               <w:rPr>
-                <w:rFonts w:ascii="宋体" w:eastAsia="宋体" w:hAnsi="宋体" w:hint="eastAsia"/>
+                <w:rFonts w:ascii="宋体" w:hAnsi="宋体" w:hint="eastAsia"/>
                 <w:spacing w:val="22"/>
                 <w:kern w:val="10"/>
                 <w:sz w:val="18"/>
@@ -1446,7 +1443,7 @@
             <w:pPr>
               <w:jc w:val="center"/>
               <w:rPr>
-                <w:rFonts w:ascii="宋体" w:eastAsia="宋体" w:hAnsi="宋体" w:hint="eastAsia"/>
+                <w:rFonts w:ascii="宋体" w:hAnsi="宋体" w:hint="eastAsia"/>
                 <w:spacing w:val="22"/>
                 <w:kern w:val="10"/>
                 <w:sz w:val="18"/>
@@ -1463,7 +1460,7 @@
             <w:pPr>
               <w:jc w:val="center"/>
               <w:rPr>
-                <w:rFonts w:ascii="宋体" w:eastAsia="宋体" w:hAnsi="宋体" w:hint="eastAsia"/>
+                <w:rFonts w:ascii="宋体" w:hAnsi="宋体" w:hint="eastAsia"/>
                 <w:spacing w:val="22"/>
                 <w:kern w:val="10"/>
                 <w:sz w:val="18"/>
@@ -1472,7 +1469,7 @@
             </w:pPr>
             <w:r>
               <w:rPr>
-                <w:rFonts w:ascii="宋体" w:eastAsia="宋体" w:hAnsi="宋体" w:hint="eastAsia"/>
+                <w:rFonts w:ascii="宋体" w:hAnsi="宋体" w:hint="eastAsia"/>
                 <w:spacing w:val="22"/>
                 <w:kern w:val="10"/>
                 <w:sz w:val="18"/>
@@ -1490,7 +1487,7 @@
             <w:pPr>
               <w:jc w:val="center"/>
               <w:rPr>
-                <w:rFonts w:ascii="宋体" w:eastAsia="宋体" w:hAnsi="宋体" w:hint="eastAsia"/>
+                <w:rFonts w:ascii="宋体" w:hAnsi="宋体" w:hint="eastAsia"/>
                 <w:spacing w:val="22"/>
                 <w:kern w:val="10"/>
                 <w:sz w:val="18"/>
@@ -1499,7 +1496,7 @@
             </w:pPr>
             <w:r>
               <w:rPr>
-                <w:rFonts w:ascii="宋体" w:eastAsia="宋体" w:hAnsi="宋体" w:hint="eastAsia"/>
+                <w:rFonts w:ascii="宋体" w:hAnsi="宋体" w:hint="eastAsia"/>
                 <w:spacing w:val="22"/>
                 <w:kern w:val="10"/>
                 <w:sz w:val="18"/>
@@ -1517,7 +1514,7 @@
             <w:pPr>
               <w:jc w:val="center"/>
               <w:rPr>
-                <w:rFonts w:ascii="宋体" w:eastAsia="宋体" w:hAnsi="宋体" w:hint="eastAsia"/>
+                <w:rFonts w:ascii="宋体" w:hAnsi="宋体" w:hint="eastAsia"/>
                 <w:spacing w:val="22"/>
                 <w:kern w:val="10"/>
                 <w:sz w:val="18"/>
@@ -1828,7 +1825,7 @@
     </w:tbl>
     <w:p>
       <w:pPr>
-        <w:ind w:leftChars="-67" w:left="-1" w:hangingChars="78" w:hanging="140"/>
+        <w:ind w:leftChars="-67" w:left="-48" w:hangingChars="78" w:hanging="140"/>
         <w:rPr>
           <w:rFonts w:hint="eastAsia"/>
           <w:sz w:val="18"/>
@@ -2188,7 +2185,7 @@
         <w:widowControl/>
         <w:jc w:val="center"/>
         <w:rPr>
-          <w:rFonts w:ascii="宋体" w:eastAsia="宋体" w:hAnsi="宋体" w:cs="Times New Roman" w:hint="eastAsia"/>
+          <w:rFonts w:ascii="黑体" w:eastAsia="黑体" w:hAnsi="黑体" w:cs="Times New Roman" w:hint="eastAsia"/>
           <w:bCs/>
           <w:sz w:val="52"/>
           <w:szCs w:val="52"/>
@@ -2196,7 +2193,7 @@
       </w:pPr>
       <w:r>
         <w:rPr>
-          <w:rFonts w:ascii="宋体" w:eastAsia="宋体" w:hAnsi="宋体" w:cs="Times New Roman" w:hint="eastAsia"/>
+          <w:rFonts w:ascii="黑体" w:eastAsia="黑体" w:hAnsi="黑体" w:cs="Times New Roman" w:hint="eastAsia"/>
           <w:bCs/>
           <w:sz w:val="52"/>
           <w:szCs w:val="52"/>
@@ -2218,24 +2215,32 @@
         <w:contextualSpacing/>
         <w:jc w:val="left"/>
         <w:rPr>
-          <w:rFonts w:ascii="宋体" w:eastAsia="宋体" w:hAnsi="宋体" w:cs="Times New Roman" w:hint="eastAsia"/>
+          <w:rFonts w:ascii="黑体" w:eastAsia="黑体" w:hAnsi="黑体" w:cs="Times New Roman" w:hint="eastAsia"/>
           <w:bCs/>
-          <w:sz w:val="30"/>
-          <w:szCs w:val="30"/>
+          <w:sz w:val="32"/>
+          <w:szCs w:val="32"/>
         </w:rPr>
       </w:pPr>
       <w:hyperlink w:anchor="_1课程设计要求" w:history="1">
         <w:r>
           <w:rPr>
             <w:rStyle w:val="aa"/>
-            <w:rFonts w:ascii="宋体" w:eastAsia="宋体" w:hAnsi="宋体" w:cs="Times New Roman" w:hint="eastAsia"/>
+            <w:rFonts w:ascii="黑体" w:eastAsia="黑体" w:hAnsi="黑体" w:cs="Times New Roman" w:hint="eastAsia"/>
             <w:bCs/>
-            <w:sz w:val="30"/>
-            <w:szCs w:val="30"/>
+            <w:sz w:val="32"/>
+            <w:szCs w:val="32"/>
           </w:rPr>
           <w:t>课程设计要求</w:t>
         </w:r>
       </w:hyperlink>
+      <w:r>
+        <w:rPr>
+          <w:rFonts w:ascii="黑体" w:eastAsia="黑体" w:hAnsi="黑体" w:hint="eastAsia"/>
+          <w:sz w:val="32"/>
+          <w:szCs w:val="32"/>
+        </w:rPr>
+        <w:t>··········································04</w:t>
+      </w:r>
     </w:p>
     <w:p>
       <w:pPr>
@@ -2250,24 +2255,32 @@
         <w:contextualSpacing/>
         <w:jc w:val="left"/>
         <w:rPr>
-          <w:rFonts w:ascii="宋体" w:eastAsia="宋体" w:hAnsi="宋体" w:cs="Times New Roman" w:hint="eastAsia"/>
+          <w:rFonts w:ascii="黑体" w:eastAsia="黑体" w:hAnsi="黑体" w:cs="Times New Roman" w:hint="eastAsia"/>
           <w:bCs/>
-          <w:sz w:val="30"/>
-          <w:szCs w:val="30"/>
+          <w:sz w:val="32"/>
+          <w:szCs w:val="32"/>
         </w:rPr>
       </w:pPr>
       <w:hyperlink w:anchor="_2项目设计概览" w:history="1">
         <w:r>
           <w:rPr>
             <w:rStyle w:val="aa"/>
-            <w:rFonts w:ascii="宋体" w:eastAsia="宋体" w:hAnsi="宋体" w:cs="Times New Roman" w:hint="eastAsia"/>
+            <w:rFonts w:ascii="黑体" w:eastAsia="黑体" w:hAnsi="黑体" w:cs="Times New Roman" w:hint="eastAsia"/>
             <w:bCs/>
-            <w:sz w:val="30"/>
-            <w:szCs w:val="30"/>
+            <w:sz w:val="32"/>
+            <w:szCs w:val="32"/>
           </w:rPr>
           <w:t>项目设计概览</w:t>
         </w:r>
       </w:hyperlink>
+      <w:r>
+        <w:rPr>
+          <w:rFonts w:ascii="黑体" w:eastAsia="黑体" w:hAnsi="黑体" w:hint="eastAsia"/>
+          <w:sz w:val="32"/>
+          <w:szCs w:val="32"/>
+        </w:rPr>
+        <w:t>··········································05</w:t>
+      </w:r>
     </w:p>
     <w:p>
       <w:pPr>
@@ -2282,24 +2295,32 @@
         <w:contextualSpacing/>
         <w:jc w:val="left"/>
         <w:rPr>
-          <w:rFonts w:ascii="宋体" w:eastAsia="宋体" w:hAnsi="宋体" w:cs="Times New Roman" w:hint="eastAsia"/>
+          <w:rFonts w:ascii="黑体" w:eastAsia="黑体" w:hAnsi="黑体" w:cs="Times New Roman" w:hint="eastAsia"/>
           <w:bCs/>
-          <w:sz w:val="28"/>
-          <w:szCs w:val="28"/>
+          <w:sz w:val="32"/>
+          <w:szCs w:val="32"/>
         </w:rPr>
       </w:pPr>
       <w:hyperlink w:anchor="_2.1模块结构及其流程" w:history="1">
         <w:r>
           <w:rPr>
             <w:rStyle w:val="aa"/>
-            <w:rFonts w:ascii="宋体" w:eastAsia="宋体" w:hAnsi="宋体" w:cs="Times New Roman" w:hint="eastAsia"/>
+            <w:rFonts w:ascii="黑体" w:eastAsia="黑体" w:hAnsi="黑体" w:cs="Times New Roman" w:hint="eastAsia"/>
             <w:bCs/>
-            <w:sz w:val="28"/>
-            <w:szCs w:val="28"/>
+            <w:sz w:val="32"/>
+            <w:szCs w:val="32"/>
           </w:rPr>
           <w:t>模块结构及其流程</w:t>
         </w:r>
       </w:hyperlink>
+      <w:r>
+        <w:rPr>
+          <w:rFonts w:ascii="黑体" w:eastAsia="黑体" w:hAnsi="黑体" w:hint="eastAsia"/>
+          <w:sz w:val="32"/>
+          <w:szCs w:val="32"/>
+        </w:rPr>
+        <w:t>···································05</w:t>
+      </w:r>
     </w:p>
     <w:p>
       <w:pPr>
@@ -2314,24 +2335,40 @@
         <w:contextualSpacing/>
         <w:jc w:val="left"/>
         <w:rPr>
-          <w:rFonts w:ascii="宋体" w:eastAsia="宋体" w:hAnsi="宋体" w:cs="Times New Roman" w:hint="eastAsia"/>
+          <w:rFonts w:ascii="黑体" w:eastAsia="黑体" w:hAnsi="黑体" w:cs="Times New Roman" w:hint="eastAsia"/>
           <w:bCs/>
-          <w:sz w:val="28"/>
-          <w:szCs w:val="28"/>
+          <w:sz w:val="32"/>
+          <w:szCs w:val="32"/>
         </w:rPr>
       </w:pPr>
       <w:hyperlink w:anchor="_2.2工程组织结构" w:history="1">
         <w:r>
           <w:rPr>
             <w:rStyle w:val="aa"/>
-            <w:rFonts w:ascii="宋体" w:eastAsia="宋体" w:hAnsi="宋体" w:cs="Times New Roman" w:hint="eastAsia"/>
+            <w:rFonts w:ascii="黑体" w:eastAsia="黑体" w:hAnsi="黑体" w:cs="Times New Roman" w:hint="eastAsia"/>
             <w:bCs/>
-            <w:sz w:val="28"/>
-            <w:szCs w:val="28"/>
+            <w:sz w:val="32"/>
+            <w:szCs w:val="32"/>
           </w:rPr>
           <w:t>工程组织结构</w:t>
         </w:r>
       </w:hyperlink>
+      <w:r>
+        <w:rPr>
+          <w:rFonts w:ascii="黑体" w:eastAsia="黑体" w:hAnsi="黑体" w:hint="eastAsia"/>
+          <w:sz w:val="32"/>
+          <w:szCs w:val="32"/>
+        </w:rPr>
+        <w:t>·······································</w:t>
+      </w:r>
+      <w:r>
+        <w:rPr>
+          <w:rFonts w:ascii="黑体" w:eastAsia="黑体" w:hAnsi="黑体" w:hint="eastAsia"/>
+          <w:sz w:val="32"/>
+          <w:szCs w:val="32"/>
+        </w:rPr>
+        <w:t>07</w:t>
+      </w:r>
     </w:p>
     <w:p>
       <w:pPr>
@@ -2346,24 +2383,40 @@
         <w:contextualSpacing/>
         <w:jc w:val="left"/>
         <w:rPr>
-          <w:rFonts w:ascii="宋体" w:eastAsia="宋体" w:hAnsi="宋体" w:cs="Times New Roman" w:hint="eastAsia"/>
+          <w:rFonts w:ascii="黑体" w:eastAsia="黑体" w:hAnsi="黑体" w:cs="Times New Roman" w:hint="eastAsia"/>
           <w:bCs/>
-          <w:sz w:val="28"/>
-          <w:szCs w:val="28"/>
+          <w:sz w:val="32"/>
+          <w:szCs w:val="32"/>
         </w:rPr>
       </w:pPr>
       <w:hyperlink w:anchor="_2.3_技术实现" w:history="1">
         <w:r>
           <w:rPr>
             <w:rStyle w:val="aa"/>
-            <w:rFonts w:ascii="宋体" w:eastAsia="宋体" w:hAnsi="宋体" w:cs="Times New Roman"/>
+            <w:rFonts w:ascii="黑体" w:eastAsia="黑体" w:hAnsi="黑体" w:cs="Times New Roman"/>
             <w:bCs/>
-            <w:sz w:val="28"/>
-            <w:szCs w:val="28"/>
+            <w:sz w:val="32"/>
+            <w:szCs w:val="32"/>
           </w:rPr>
           <w:t>技术实现</w:t>
         </w:r>
       </w:hyperlink>
+      <w:r>
+        <w:rPr>
+          <w:rFonts w:ascii="黑体" w:eastAsia="黑体" w:hAnsi="黑体" w:hint="eastAsia"/>
+          <w:sz w:val="32"/>
+          <w:szCs w:val="32"/>
+        </w:rPr>
+        <w:t>···········································</w:t>
+      </w:r>
+      <w:r>
+        <w:rPr>
+          <w:rFonts w:ascii="黑体" w:eastAsia="黑体" w:hAnsi="黑体" w:hint="eastAsia"/>
+          <w:sz w:val="32"/>
+          <w:szCs w:val="32"/>
+        </w:rPr>
+        <w:t>07</w:t>
+      </w:r>
     </w:p>
     <w:p>
       <w:pPr>
@@ -2378,24 +2431,40 @@
         <w:contextualSpacing/>
         <w:jc w:val="left"/>
         <w:rPr>
-          <w:rFonts w:ascii="宋体" w:eastAsia="宋体" w:hAnsi="宋体" w:cs="Times New Roman" w:hint="eastAsia"/>
+          <w:rFonts w:ascii="黑体" w:eastAsia="黑体" w:hAnsi="黑体" w:cs="Times New Roman" w:hint="eastAsia"/>
           <w:bCs/>
-          <w:sz w:val="28"/>
-          <w:szCs w:val="28"/>
+          <w:sz w:val="32"/>
+          <w:szCs w:val="32"/>
         </w:rPr>
       </w:pPr>
       <w:hyperlink w:anchor="_2.4调试过程及运行结果" w:history="1">
         <w:r>
           <w:rPr>
             <w:rStyle w:val="aa"/>
-            <w:rFonts w:ascii="宋体" w:eastAsia="宋体" w:hAnsi="宋体" w:cs="Times New Roman" w:hint="eastAsia"/>
+            <w:rFonts w:ascii="黑体" w:eastAsia="黑体" w:hAnsi="黑体" w:cs="Times New Roman" w:hint="eastAsia"/>
             <w:bCs/>
-            <w:sz w:val="28"/>
-            <w:szCs w:val="28"/>
+            <w:sz w:val="32"/>
+            <w:szCs w:val="32"/>
           </w:rPr>
           <w:t>调试过程及运行结果</w:t>
         </w:r>
       </w:hyperlink>
+      <w:r>
+        <w:rPr>
+          <w:rFonts w:ascii="黑体" w:eastAsia="黑体" w:hAnsi="黑体" w:hint="eastAsia"/>
+          <w:sz w:val="32"/>
+          <w:szCs w:val="32"/>
+        </w:rPr>
+        <w:t>·································</w:t>
+      </w:r>
+      <w:r>
+        <w:rPr>
+          <w:rFonts w:ascii="黑体" w:eastAsia="黑体" w:hAnsi="黑体" w:hint="eastAsia"/>
+          <w:sz w:val="32"/>
+          <w:szCs w:val="32"/>
+        </w:rPr>
+        <w:t>10</w:t>
+      </w:r>
     </w:p>
     <w:p>
       <w:pPr>
@@ -2410,24 +2479,40 @@
         <w:contextualSpacing/>
         <w:jc w:val="left"/>
         <w:rPr>
-          <w:rFonts w:ascii="宋体" w:eastAsia="宋体" w:hAnsi="宋体" w:cs="Times New Roman" w:hint="eastAsia"/>
+          <w:rFonts w:ascii="黑体" w:eastAsia="黑体" w:hAnsi="黑体" w:cs="Times New Roman" w:hint="eastAsia"/>
           <w:bCs/>
-          <w:sz w:val="30"/>
-          <w:szCs w:val="30"/>
+          <w:sz w:val="32"/>
+          <w:szCs w:val="32"/>
         </w:rPr>
       </w:pPr>
       <w:hyperlink w:anchor="_3得意之处" w:history="1">
         <w:r>
           <w:rPr>
             <w:rStyle w:val="aa"/>
-            <w:rFonts w:ascii="宋体" w:eastAsia="宋体" w:hAnsi="宋体" w:cs="Times New Roman" w:hint="eastAsia"/>
+            <w:rFonts w:ascii="黑体" w:eastAsia="黑体" w:hAnsi="黑体" w:cs="Times New Roman" w:hint="eastAsia"/>
             <w:bCs/>
-            <w:sz w:val="30"/>
-            <w:szCs w:val="30"/>
+            <w:sz w:val="32"/>
+            <w:szCs w:val="32"/>
           </w:rPr>
           <w:t>得意之处</w:t>
         </w:r>
       </w:hyperlink>
+      <w:r>
+        <w:rPr>
+          <w:rFonts w:ascii="黑体" w:eastAsia="黑体" w:hAnsi="黑体" w:hint="eastAsia"/>
+          <w:sz w:val="32"/>
+          <w:szCs w:val="32"/>
+        </w:rPr>
+        <w:t>··············································</w:t>
+      </w:r>
+      <w:r>
+        <w:rPr>
+          <w:rFonts w:ascii="黑体" w:eastAsia="黑体" w:hAnsi="黑体" w:hint="eastAsia"/>
+          <w:sz w:val="32"/>
+          <w:szCs w:val="32"/>
+        </w:rPr>
+        <w:t>12</w:t>
+      </w:r>
     </w:p>
     <w:p>
       <w:pPr>
@@ -2442,24 +2527,40 @@
         <w:contextualSpacing/>
         <w:jc w:val="left"/>
         <w:rPr>
-          <w:rFonts w:ascii="宋体" w:eastAsia="宋体" w:hAnsi="宋体" w:cs="Times New Roman" w:hint="eastAsia"/>
+          <w:rFonts w:ascii="黑体" w:eastAsia="黑体" w:hAnsi="黑体" w:cs="Times New Roman" w:hint="eastAsia"/>
           <w:bCs/>
-          <w:sz w:val="30"/>
-          <w:szCs w:val="30"/>
+          <w:sz w:val="32"/>
+          <w:szCs w:val="32"/>
         </w:rPr>
       </w:pPr>
       <w:hyperlink w:anchor="_4亟待完善之处" w:history="1">
         <w:r>
           <w:rPr>
             <w:rStyle w:val="aa"/>
-            <w:rFonts w:ascii="宋体" w:eastAsia="宋体" w:hAnsi="宋体" w:cs="Times New Roman" w:hint="eastAsia"/>
+            <w:rFonts w:ascii="黑体" w:eastAsia="黑体" w:hAnsi="黑体" w:cs="Times New Roman" w:hint="eastAsia"/>
             <w:bCs/>
-            <w:sz w:val="30"/>
-            <w:szCs w:val="30"/>
+            <w:sz w:val="32"/>
+            <w:szCs w:val="32"/>
           </w:rPr>
           <w:t>亟待完善之处</w:t>
         </w:r>
       </w:hyperlink>
+      <w:r>
+        <w:rPr>
+          <w:rFonts w:ascii="黑体" w:eastAsia="黑体" w:hAnsi="黑体" w:hint="eastAsia"/>
+          <w:sz w:val="32"/>
+          <w:szCs w:val="32"/>
+        </w:rPr>
+        <w:t>··········································</w:t>
+      </w:r>
+      <w:r>
+        <w:rPr>
+          <w:rFonts w:ascii="黑体" w:eastAsia="黑体" w:hAnsi="黑体" w:hint="eastAsia"/>
+          <w:sz w:val="32"/>
+          <w:szCs w:val="32"/>
+        </w:rPr>
+        <w:t>12</w:t>
+      </w:r>
     </w:p>
     <w:p>
       <w:pPr>
@@ -2474,24 +2575,40 @@
         <w:contextualSpacing/>
         <w:jc w:val="left"/>
         <w:rPr>
-          <w:rFonts w:ascii="宋体" w:eastAsia="宋体" w:hAnsi="宋体" w:cs="Times New Roman" w:hint="eastAsia"/>
+          <w:rFonts w:ascii="黑体" w:eastAsia="黑体" w:hAnsi="黑体" w:cs="Times New Roman" w:hint="eastAsia"/>
           <w:bCs/>
-          <w:sz w:val="30"/>
-          <w:szCs w:val="30"/>
+          <w:sz w:val="32"/>
+          <w:szCs w:val="32"/>
         </w:rPr>
       </w:pPr>
       <w:hyperlink w:anchor="_5收获与体会" w:history="1">
         <w:r>
           <w:rPr>
             <w:rStyle w:val="aa"/>
-            <w:rFonts w:ascii="宋体" w:eastAsia="宋体" w:hAnsi="宋体" w:cs="Times New Roman" w:hint="eastAsia"/>
+            <w:rFonts w:ascii="黑体" w:eastAsia="黑体" w:hAnsi="黑体" w:cs="Times New Roman" w:hint="eastAsia"/>
             <w:bCs/>
-            <w:sz w:val="30"/>
-            <w:szCs w:val="30"/>
+            <w:sz w:val="32"/>
+            <w:szCs w:val="32"/>
           </w:rPr>
           <w:t>收获与体会</w:t>
         </w:r>
       </w:hyperlink>
+      <w:r>
+        <w:rPr>
+          <w:rFonts w:ascii="黑体" w:eastAsia="黑体" w:hAnsi="黑体" w:hint="eastAsia"/>
+          <w:sz w:val="32"/>
+          <w:szCs w:val="32"/>
+        </w:rPr>
+        <w:t>············································</w:t>
+      </w:r>
+      <w:r>
+        <w:rPr>
+          <w:rFonts w:ascii="黑体" w:eastAsia="黑体" w:hAnsi="黑体" w:hint="eastAsia"/>
+          <w:sz w:val="32"/>
+          <w:szCs w:val="32"/>
+        </w:rPr>
+        <w:t>13</w:t>
+      </w:r>
     </w:p>
     <w:p>
       <w:pPr>
@@ -2506,24 +2623,40 @@
         <w:contextualSpacing/>
         <w:jc w:val="left"/>
         <w:rPr>
-          <w:rFonts w:ascii="宋体" w:eastAsia="宋体" w:hAnsi="宋体" w:cs="Times New Roman" w:hint="eastAsia"/>
+          <w:rFonts w:ascii="黑体" w:eastAsia="黑体" w:hAnsi="黑体" w:cs="Times New Roman" w:hint="eastAsia"/>
           <w:bCs/>
-          <w:sz w:val="30"/>
-          <w:szCs w:val="30"/>
+          <w:sz w:val="32"/>
+          <w:szCs w:val="32"/>
         </w:rPr>
       </w:pPr>
       <w:hyperlink w:anchor="_6参考文献" w:history="1">
         <w:r>
           <w:rPr>
             <w:rStyle w:val="aa"/>
-            <w:rFonts w:ascii="宋体" w:eastAsia="宋体" w:hAnsi="宋体" w:cs="Times New Roman" w:hint="eastAsia"/>
+            <w:rFonts w:ascii="黑体" w:eastAsia="黑体" w:hAnsi="黑体" w:cs="Times New Roman" w:hint="eastAsia"/>
             <w:bCs/>
-            <w:sz w:val="30"/>
-            <w:szCs w:val="30"/>
+            <w:sz w:val="32"/>
+            <w:szCs w:val="32"/>
           </w:rPr>
           <w:t>参考文献</w:t>
         </w:r>
       </w:hyperlink>
+      <w:r>
+        <w:rPr>
+          <w:rFonts w:ascii="黑体" w:eastAsia="黑体" w:hAnsi="黑体" w:hint="eastAsia"/>
+          <w:sz w:val="32"/>
+          <w:szCs w:val="32"/>
+        </w:rPr>
+        <w:t>··············································</w:t>
+      </w:r>
+      <w:r>
+        <w:rPr>
+          <w:rFonts w:ascii="黑体" w:eastAsia="黑体" w:hAnsi="黑体" w:hint="eastAsia"/>
+          <w:sz w:val="32"/>
+          <w:szCs w:val="32"/>
+        </w:rPr>
+        <w:t>14</w:t>
+      </w:r>
     </w:p>
     <w:p>
       <w:pPr>
@@ -2533,7 +2666,9 @@
       <w:bookmarkEnd w:id="0"/>
       <w:r>
         <w:rPr>
-          <w:rFonts w:hint="eastAsia"/>
+          <w:rFonts w:ascii="黑体" w:hAnsi="黑体" w:hint="eastAsia"/>
+          <w:sz w:val="32"/>
+          <w:szCs w:val="32"/>
         </w:rPr>
         <w:br w:type="page"/>
       </w:r>
@@ -2555,18 +2690,18 @@
       <w:pPr>
         <w:spacing w:line="360" w:lineRule="auto"/>
         <w:rPr>
-          <w:rFonts w:eastAsia="等线" w:cs="Times New Roman" w:hint="eastAsia"/>
+          <w:rFonts w:ascii="宋体" w:hAnsi="宋体" w:cs="Times New Roman" w:hint="eastAsia"/>
           <w:b/>
           <w:bCs/>
-          <w:sz w:val="24"/>
-        </w:rPr>
-      </w:pPr>
-      <w:r>
-        <w:rPr>
-          <w:rFonts w:eastAsia="等线" w:cs="Times New Roman" w:hint="eastAsia"/>
+          <w:szCs w:val="28"/>
+        </w:rPr>
+      </w:pPr>
+      <w:r>
+        <w:rPr>
+          <w:rFonts w:ascii="宋体" w:hAnsi="宋体" w:cs="Times New Roman" w:hint="eastAsia"/>
           <w:b/>
           <w:bCs/>
-          <w:sz w:val="24"/>
+          <w:szCs w:val="28"/>
         </w:rPr>
         <w:t>1、问题描述</w:t>
       </w:r>
@@ -2575,16 +2710,16 @@
       <w:pPr>
         <w:spacing w:line="360" w:lineRule="auto"/>
         <w:rPr>
-          <w:rFonts w:eastAsia="等线" w:cs="Times New Roman" w:hint="eastAsia"/>
+          <w:rFonts w:ascii="宋体" w:hAnsi="宋体" w:cs="Times New Roman" w:hint="eastAsia"/>
           <w:bCs/>
-          <w:sz w:val="24"/>
-        </w:rPr>
-      </w:pPr>
-      <w:r>
-        <w:rPr>
-          <w:rFonts w:eastAsia="等线" w:cs="Times New Roman" w:hint="eastAsia"/>
+          <w:szCs w:val="28"/>
+        </w:rPr>
+      </w:pPr>
+      <w:r>
+        <w:rPr>
+          <w:rFonts w:ascii="宋体" w:hAnsi="宋体" w:cs="Times New Roman" w:hint="eastAsia"/>
           <w:bCs/>
-          <w:sz w:val="24"/>
+          <w:szCs w:val="28"/>
         </w:rPr>
         <w:t>定义图书类，属性有：书名、出版社、ISBN号、作者、库存量、价格等信息和相关的对属性做操作的行为，完成对图书的销售、统计和图书的简单管理。</w:t>
       </w:r>
@@ -2593,16 +2728,16 @@
       <w:pPr>
         <w:spacing w:line="360" w:lineRule="auto"/>
         <w:rPr>
-          <w:rFonts w:eastAsia="等线" w:cs="Times New Roman" w:hint="eastAsia"/>
+          <w:rFonts w:ascii="宋体" w:hAnsi="宋体" w:cs="Times New Roman" w:hint="eastAsia"/>
           <w:b/>
-          <w:sz w:val="24"/>
-        </w:rPr>
-      </w:pPr>
-      <w:r>
-        <w:rPr>
-          <w:rFonts w:eastAsia="等线" w:cs="Times New Roman" w:hint="eastAsia"/>
+          <w:szCs w:val="28"/>
+        </w:rPr>
+      </w:pPr>
+      <w:r>
+        <w:rPr>
+          <w:rFonts w:ascii="宋体" w:hAnsi="宋体" w:cs="Times New Roman" w:hint="eastAsia"/>
           <w:b/>
-          <w:sz w:val="24"/>
+          <w:szCs w:val="28"/>
         </w:rPr>
         <w:t>2、功能要求</w:t>
       </w:r>
@@ -2611,16 +2746,16 @@
       <w:pPr>
         <w:spacing w:line="360" w:lineRule="auto"/>
         <w:rPr>
-          <w:rFonts w:eastAsia="等线" w:cs="Times New Roman" w:hint="eastAsia"/>
+          <w:rFonts w:ascii="宋体" w:hAnsi="宋体" w:cs="Times New Roman" w:hint="eastAsia"/>
           <w:bCs/>
-          <w:sz w:val="24"/>
-        </w:rPr>
-      </w:pPr>
-      <w:r>
-        <w:rPr>
-          <w:rFonts w:eastAsia="等线" w:cs="Times New Roman" w:hint="eastAsia"/>
+          <w:szCs w:val="28"/>
+        </w:rPr>
+      </w:pPr>
+      <w:r>
+        <w:rPr>
+          <w:rFonts w:ascii="宋体" w:hAnsi="宋体" w:cs="Times New Roman" w:hint="eastAsia"/>
           <w:bCs/>
-          <w:sz w:val="24"/>
+          <w:szCs w:val="28"/>
         </w:rPr>
         <w:t>（1）图书简单管理功能。</w:t>
       </w:r>
@@ -2629,16 +2764,16 @@
       <w:pPr>
         <w:spacing w:line="360" w:lineRule="auto"/>
         <w:rPr>
-          <w:rFonts w:eastAsia="等线" w:cs="Times New Roman" w:hint="eastAsia"/>
+          <w:rFonts w:ascii="宋体" w:hAnsi="宋体" w:cs="Times New Roman" w:hint="eastAsia"/>
           <w:bCs/>
-          <w:sz w:val="24"/>
-        </w:rPr>
-      </w:pPr>
-      <w:r>
-        <w:rPr>
-          <w:rFonts w:eastAsia="等线" w:cs="Times New Roman" w:hint="eastAsia"/>
+          <w:szCs w:val="28"/>
+        </w:rPr>
+      </w:pPr>
+      <w:r>
+        <w:rPr>
+          <w:rFonts w:ascii="宋体" w:hAnsi="宋体" w:cs="Times New Roman" w:hint="eastAsia"/>
           <w:bCs/>
-          <w:sz w:val="24"/>
+          <w:szCs w:val="28"/>
         </w:rPr>
         <w:t>添加功能：主要完成图书信息的添加，要求ISBN号唯一。当添加了重复的编号时，则提示数据添加重复并取消添加。</w:t>
       </w:r>
@@ -2647,48 +2782,48 @@
       <w:pPr>
         <w:spacing w:line="360" w:lineRule="auto"/>
         <w:rPr>
-          <w:rFonts w:eastAsia="等线" w:cs="Times New Roman" w:hint="eastAsia"/>
+          <w:rFonts w:ascii="宋体" w:hAnsi="宋体" w:cs="Times New Roman" w:hint="eastAsia"/>
           <w:bCs/>
-          <w:sz w:val="24"/>
-        </w:rPr>
-      </w:pPr>
-      <w:r>
-        <w:rPr>
-          <w:rFonts w:eastAsia="等线" w:cs="Times New Roman" w:hint="eastAsia"/>
+          <w:szCs w:val="28"/>
+        </w:rPr>
+      </w:pPr>
+      <w:r>
+        <w:rPr>
+          <w:rFonts w:ascii="宋体" w:hAnsi="宋体" w:cs="Times New Roman" w:hint="eastAsia"/>
           <w:bCs/>
-          <w:sz w:val="24"/>
+          <w:szCs w:val="28"/>
         </w:rPr>
         <w:t>查询功能：可按书名、ISBN号、作者、出版社进行查询。若存在相应信息，输出所查询的信息，若不存在该记录，则提示</w:t>
       </w:r>
       <w:r>
         <w:rPr>
-          <w:rFonts w:eastAsia="等线" w:cs="Times New Roman"/>
+          <w:rFonts w:ascii="宋体" w:hAnsi="宋体" w:cs="Times New Roman"/>
           <w:bCs/>
-          <w:sz w:val="24"/>
+          <w:szCs w:val="28"/>
         </w:rPr>
         <w:t>“</w:t>
       </w:r>
       <w:r>
         <w:rPr>
-          <w:rFonts w:eastAsia="等线" w:cs="Times New Roman" w:hint="eastAsia"/>
+          <w:rFonts w:ascii="宋体" w:hAnsi="宋体" w:cs="Times New Roman" w:hint="eastAsia"/>
           <w:bCs/>
-          <w:sz w:val="24"/>
+          <w:szCs w:val="28"/>
         </w:rPr>
         <w:t>该标题不存在！</w:t>
       </w:r>
       <w:r>
         <w:rPr>
-          <w:rFonts w:eastAsia="等线" w:cs="Times New Roman"/>
+          <w:rFonts w:ascii="宋体" w:hAnsi="宋体" w:cs="Times New Roman"/>
           <w:bCs/>
-          <w:sz w:val="24"/>
+          <w:szCs w:val="28"/>
         </w:rPr>
         <w:t>”</w:t>
       </w:r>
       <w:r>
         <w:rPr>
-          <w:rFonts w:eastAsia="等线" w:cs="Times New Roman" w:hint="eastAsia"/>
+          <w:rFonts w:ascii="宋体" w:hAnsi="宋体" w:cs="Times New Roman" w:hint="eastAsia"/>
           <w:bCs/>
-          <w:sz w:val="24"/>
+          <w:szCs w:val="28"/>
         </w:rPr>
         <w:t>。</w:t>
       </w:r>
@@ -2697,16 +2832,16 @@
       <w:pPr>
         <w:spacing w:line="360" w:lineRule="auto"/>
         <w:rPr>
-          <w:rFonts w:eastAsia="等线" w:cs="Times New Roman" w:hint="eastAsia"/>
+          <w:rFonts w:ascii="宋体" w:hAnsi="宋体" w:cs="Times New Roman" w:hint="eastAsia"/>
           <w:bCs/>
-          <w:sz w:val="24"/>
-        </w:rPr>
-      </w:pPr>
-      <w:r>
-        <w:rPr>
-          <w:rFonts w:eastAsia="等线" w:cs="Times New Roman" w:hint="eastAsia"/>
+          <w:szCs w:val="28"/>
+        </w:rPr>
+      </w:pPr>
+      <w:r>
+        <w:rPr>
+          <w:rFonts w:ascii="宋体" w:hAnsi="宋体" w:cs="Times New Roman" w:hint="eastAsia"/>
           <w:bCs/>
-          <w:sz w:val="24"/>
+          <w:szCs w:val="28"/>
         </w:rPr>
         <w:t>修改功能：可根据查询结果对相应的记录进行修改，修改时注意ISBN号的唯一性。</w:t>
       </w:r>
@@ -2715,48 +2850,48 @@
       <w:pPr>
         <w:spacing w:line="360" w:lineRule="auto"/>
         <w:rPr>
-          <w:rFonts w:eastAsia="等线" w:cs="Times New Roman" w:hint="eastAsia"/>
+          <w:rFonts w:ascii="宋体" w:hAnsi="宋体" w:cs="Times New Roman" w:hint="eastAsia"/>
           <w:bCs/>
-          <w:sz w:val="24"/>
-        </w:rPr>
-      </w:pPr>
-      <w:r>
-        <w:rPr>
-          <w:rFonts w:eastAsia="等线" w:cs="Times New Roman" w:hint="eastAsia"/>
+          <w:szCs w:val="28"/>
+        </w:rPr>
+      </w:pPr>
+      <w:r>
+        <w:rPr>
+          <w:rFonts w:ascii="宋体" w:hAnsi="宋体" w:cs="Times New Roman" w:hint="eastAsia"/>
           <w:bCs/>
-          <w:sz w:val="24"/>
+          <w:szCs w:val="28"/>
         </w:rPr>
         <w:t>删除功能：主要完成图书信息的删除。输入要删除的ISBN号，根据编号删除该物品的记录，如果该编号不在物品库中，则提示</w:t>
       </w:r>
       <w:r>
         <w:rPr>
-          <w:rFonts w:eastAsia="等线" w:cs="Times New Roman"/>
+          <w:rFonts w:ascii="宋体" w:hAnsi="宋体" w:cs="Times New Roman"/>
           <w:bCs/>
-          <w:sz w:val="24"/>
+          <w:szCs w:val="28"/>
         </w:rPr>
         <w:t>“</w:t>
       </w:r>
       <w:r>
         <w:rPr>
-          <w:rFonts w:eastAsia="等线" w:cs="Times New Roman" w:hint="eastAsia"/>
+          <w:rFonts w:ascii="宋体" w:hAnsi="宋体" w:cs="Times New Roman" w:hint="eastAsia"/>
           <w:bCs/>
-          <w:sz w:val="24"/>
+          <w:szCs w:val="28"/>
         </w:rPr>
         <w:t>该编号不存在</w:t>
       </w:r>
       <w:r>
         <w:rPr>
-          <w:rFonts w:eastAsia="等线" w:cs="Times New Roman"/>
+          <w:rFonts w:ascii="宋体" w:hAnsi="宋体" w:cs="Times New Roman"/>
           <w:bCs/>
-          <w:sz w:val="24"/>
+          <w:szCs w:val="28"/>
         </w:rPr>
         <w:t>”</w:t>
       </w:r>
       <w:r>
         <w:rPr>
-          <w:rFonts w:eastAsia="等线" w:cs="Times New Roman" w:hint="eastAsia"/>
+          <w:rFonts w:ascii="宋体" w:hAnsi="宋体" w:cs="Times New Roman" w:hint="eastAsia"/>
           <w:bCs/>
-          <w:sz w:val="24"/>
+          <w:szCs w:val="28"/>
         </w:rPr>
         <w:t>。</w:t>
       </w:r>
@@ -2765,16 +2900,16 @@
       <w:pPr>
         <w:spacing w:line="360" w:lineRule="auto"/>
         <w:rPr>
-          <w:rFonts w:eastAsia="等线" w:cs="Times New Roman" w:hint="eastAsia"/>
+          <w:rFonts w:ascii="宋体" w:hAnsi="宋体" w:cs="Times New Roman" w:hint="eastAsia"/>
           <w:bCs/>
-          <w:sz w:val="24"/>
-        </w:rPr>
-      </w:pPr>
-      <w:r>
-        <w:rPr>
-          <w:rFonts w:eastAsia="等线" w:cs="Times New Roman" w:hint="eastAsia"/>
+          <w:szCs w:val="28"/>
+        </w:rPr>
+      </w:pPr>
+      <w:r>
+        <w:rPr>
+          <w:rFonts w:ascii="宋体" w:hAnsi="宋体" w:cs="Times New Roman" w:hint="eastAsia"/>
           <w:bCs/>
-          <w:sz w:val="24"/>
+          <w:szCs w:val="28"/>
         </w:rPr>
         <w:t>（2）销售功能。</w:t>
       </w:r>
@@ -2783,16 +2918,16 @@
       <w:pPr>
         <w:spacing w:line="360" w:lineRule="auto"/>
         <w:rPr>
-          <w:rFonts w:eastAsia="等线" w:cs="Times New Roman" w:hint="eastAsia"/>
+          <w:rFonts w:ascii="宋体" w:hAnsi="宋体" w:cs="Times New Roman" w:hint="eastAsia"/>
           <w:bCs/>
-          <w:sz w:val="24"/>
-        </w:rPr>
-      </w:pPr>
-      <w:r>
-        <w:rPr>
-          <w:rFonts w:eastAsia="等线" w:cs="Times New Roman" w:hint="eastAsia"/>
+          <w:szCs w:val="28"/>
+        </w:rPr>
+      </w:pPr>
+      <w:r>
+        <w:rPr>
+          <w:rFonts w:ascii="宋体" w:hAnsi="宋体" w:cs="Times New Roman" w:hint="eastAsia"/>
           <w:bCs/>
-          <w:sz w:val="24"/>
+          <w:szCs w:val="28"/>
         </w:rPr>
         <w:t>购买书籍时，输入相应的ISBN号，并在书库中查找该书的相关信息。如果有库存量，输入购买的册数，进行相应计算。如果库存量不够，给出提示信息，结束购买。</w:t>
       </w:r>
@@ -2801,16 +2936,16 @@
       <w:pPr>
         <w:spacing w:line="360" w:lineRule="auto"/>
         <w:rPr>
-          <w:rFonts w:eastAsia="等线" w:cs="Times New Roman" w:hint="eastAsia"/>
+          <w:rFonts w:ascii="宋体" w:hAnsi="宋体" w:cs="Times New Roman" w:hint="eastAsia"/>
           <w:bCs/>
-          <w:sz w:val="24"/>
-        </w:rPr>
-      </w:pPr>
-      <w:r>
-        <w:rPr>
-          <w:rFonts w:eastAsia="等线" w:cs="Times New Roman" w:hint="eastAsia"/>
+          <w:szCs w:val="28"/>
+        </w:rPr>
+      </w:pPr>
+      <w:r>
+        <w:rPr>
+          <w:rFonts w:ascii="宋体" w:hAnsi="宋体" w:cs="Times New Roman" w:hint="eastAsia"/>
           <w:bCs/>
-          <w:sz w:val="24"/>
+          <w:szCs w:val="28"/>
         </w:rPr>
         <w:t>（3）统计功能。</w:t>
       </w:r>
@@ -2819,34 +2954,34 @@
       <w:pPr>
         <w:spacing w:line="360" w:lineRule="auto"/>
         <w:rPr>
-          <w:rFonts w:eastAsia="等线" w:cs="Times New Roman" w:hint="eastAsia"/>
+          <w:rFonts w:ascii="宋体" w:hAnsi="宋体" w:cs="Times New Roman" w:hint="eastAsia"/>
           <w:bCs/>
-          <w:sz w:val="24"/>
-        </w:rPr>
-      </w:pPr>
-      <w:r>
-        <w:rPr>
-          <w:rFonts w:eastAsia="等线" w:cs="Times New Roman" w:hint="eastAsia"/>
+          <w:szCs w:val="28"/>
+        </w:rPr>
+      </w:pPr>
+      <w:r>
+        <w:rPr>
+          <w:rFonts w:ascii="宋体" w:hAnsi="宋体" w:cs="Times New Roman" w:hint="eastAsia"/>
           <w:bCs/>
-          <w:sz w:val="24"/>
+          <w:szCs w:val="28"/>
         </w:rPr>
         <w:t>输出当前书库中所有图书的总数及详细信息；可按书的价格、库存量、作者、出版社进行统计，输出统计信息时，要按从大到</w:t>
       </w:r>
       <w:proofErr w:type="gramStart"/>
       <w:r>
         <w:rPr>
-          <w:rFonts w:eastAsia="等线" w:cs="Times New Roman" w:hint="eastAsia"/>
+          <w:rFonts w:ascii="宋体" w:hAnsi="宋体" w:cs="Times New Roman" w:hint="eastAsia"/>
           <w:bCs/>
-          <w:sz w:val="24"/>
+          <w:szCs w:val="28"/>
         </w:rPr>
         <w:t>小进行</w:t>
       </w:r>
       <w:proofErr w:type="gramEnd"/>
       <w:r>
         <w:rPr>
-          <w:rFonts w:eastAsia="等线" w:cs="Times New Roman" w:hint="eastAsia"/>
+          <w:rFonts w:ascii="宋体" w:hAnsi="宋体" w:cs="Times New Roman" w:hint="eastAsia"/>
           <w:bCs/>
-          <w:sz w:val="24"/>
+          <w:szCs w:val="28"/>
         </w:rPr>
         <w:t>排序。</w:t>
       </w:r>
@@ -2855,16 +2990,16 @@
       <w:pPr>
         <w:spacing w:line="360" w:lineRule="auto"/>
         <w:rPr>
-          <w:rFonts w:eastAsia="等线" w:cs="Times New Roman" w:hint="eastAsia"/>
+          <w:rFonts w:ascii="宋体" w:hAnsi="宋体" w:cs="Times New Roman" w:hint="eastAsia"/>
           <w:bCs/>
-          <w:sz w:val="24"/>
-        </w:rPr>
-      </w:pPr>
-      <w:r>
-        <w:rPr>
-          <w:rFonts w:eastAsia="等线" w:cs="Times New Roman" w:hint="eastAsia"/>
+          <w:szCs w:val="28"/>
+        </w:rPr>
+      </w:pPr>
+      <w:r>
+        <w:rPr>
+          <w:rFonts w:ascii="宋体" w:hAnsi="宋体" w:cs="Times New Roman" w:hint="eastAsia"/>
           <w:bCs/>
-          <w:sz w:val="24"/>
+          <w:szCs w:val="28"/>
         </w:rPr>
         <w:t>（7）图书存盘：将当前程序中的图书信息存入文件中。</w:t>
       </w:r>
@@ -2873,26 +3008,19 @@
       <w:pPr>
         <w:spacing w:line="360" w:lineRule="auto"/>
         <w:rPr>
-          <w:rFonts w:eastAsia="等线" w:cs="Times New Roman" w:hint="eastAsia"/>
+          <w:rFonts w:ascii="宋体" w:hAnsi="宋体" w:cs="Times New Roman" w:hint="eastAsia"/>
           <w:bCs/>
-          <w:sz w:val="24"/>
-        </w:rPr>
-      </w:pPr>
-      <w:r>
-        <w:rPr>
-          <w:rFonts w:eastAsia="等线" w:cs="Times New Roman" w:hint="eastAsia"/>
+          <w:szCs w:val="28"/>
+        </w:rPr>
+      </w:pPr>
+      <w:r>
+        <w:rPr>
+          <w:rFonts w:ascii="宋体" w:hAnsi="宋体" w:cs="Times New Roman" w:hint="eastAsia"/>
           <w:bCs/>
-          <w:sz w:val="24"/>
+          <w:szCs w:val="28"/>
         </w:rPr>
         <w:t>（8）读出信息：从文件中将图书信息读入程序。</w:t>
       </w:r>
-    </w:p>
-    <w:p>
-      <w:pPr>
-        <w:rPr>
-          <w:rFonts w:hint="eastAsia"/>
-        </w:rPr>
-      </w:pPr>
     </w:p>
     <w:p>
       <w:pPr>
@@ -2984,7 +3112,7 @@
                             <w:p>
                               <w:pPr>
                                 <w:rPr>
-                                  <w:rFonts w:hint="eastAsia"/>
+                                  <w:rFonts w:ascii="华文楷体" w:eastAsia="华文楷体" w:hAnsi="华文楷体" w:hint="eastAsia"/>
                                   <w:sz w:val="24"/>
                                   <w:szCs w:val="24"/>
                                 </w:rPr>
@@ -2995,23 +3123,15 @@
                                   <w:sz w:val="24"/>
                                   <w:szCs w:val="24"/>
                                 </w:rPr>
-                                <w:t>▲图</w:t>
+                                <w:t>▲</w:t>
                               </w:r>
                               <w:r>
                                 <w:rPr>
-                                  <w:rFonts w:hint="eastAsia"/>
+                                  <w:rFonts w:ascii="华文楷体" w:eastAsia="华文楷体" w:hAnsi="华文楷体" w:hint="eastAsia"/>
                                   <w:sz w:val="24"/>
                                   <w:szCs w:val="24"/>
                                 </w:rPr>
-                                <w:t xml:space="preserve">1 </w:t>
-                              </w:r>
-                              <w:r>
-                                <w:rPr>
-                                  <w:rFonts w:hint="eastAsia"/>
-                                  <w:sz w:val="24"/>
-                                  <w:szCs w:val="24"/>
-                                </w:rPr>
-                                <w:t>模块结构图</w:t>
+                                <w:t>图1 模块结构图</w:t>
                               </w:r>
                             </w:p>
                           </w:txbxContent>
@@ -3045,7 +3165,7 @@
                       <w:p>
                         <w:pPr>
                           <w:rPr>
-                            <w:rFonts w:hint="eastAsia"/>
+                            <w:rFonts w:ascii="华文楷体" w:eastAsia="华文楷体" w:hAnsi="华文楷体" w:hint="eastAsia"/>
                             <w:sz w:val="24"/>
                             <w:szCs w:val="24"/>
                           </w:rPr>
@@ -3056,23 +3176,15 @@
                             <w:sz w:val="24"/>
                             <w:szCs w:val="24"/>
                           </w:rPr>
-                          <w:t>▲图</w:t>
+                          <w:t>▲</w:t>
                         </w:r>
                         <w:r>
                           <w:rPr>
-                            <w:rFonts w:hint="eastAsia"/>
+                            <w:rFonts w:ascii="华文楷体" w:eastAsia="华文楷体" w:hAnsi="华文楷体" w:hint="eastAsia"/>
                             <w:sz w:val="24"/>
                             <w:szCs w:val="24"/>
                           </w:rPr>
-                          <w:t xml:space="preserve">1 </w:t>
-                        </w:r>
-                        <w:r>
-                          <w:rPr>
-                            <w:rFonts w:hint="eastAsia"/>
-                            <w:sz w:val="24"/>
-                            <w:szCs w:val="24"/>
-                          </w:rPr>
-                          <w:t>模块结构图</w:t>
+                          <w:t>图1 模块结构图</w:t>
                         </w:r>
                       </w:p>
                     </w:txbxContent>
@@ -3120,14 +3232,12 @@
       <w:pPr>
         <w:rPr>
           <w:rFonts w:hint="eastAsia"/>
-          <w:sz w:val="28"/>
-          <w:szCs w:val="28"/>
-        </w:rPr>
-      </w:pPr>
-      <w:r>
-        <w:rPr>
-          <w:rFonts w:hint="eastAsia"/>
-          <w:sz w:val="28"/>
+          <w:szCs w:val="28"/>
+        </w:rPr>
+      </w:pPr>
+      <w:r>
+        <w:rPr>
+          <w:rFonts w:hint="eastAsia"/>
           <w:szCs w:val="28"/>
         </w:rPr>
         <w:t>该题目</w:t>
@@ -3136,7 +3246,6 @@
       <w:r>
         <w:rPr>
           <w:rFonts w:hint="eastAsia"/>
-          <w:sz w:val="28"/>
           <w:szCs w:val="28"/>
         </w:rPr>
         <w:t>的题面给出</w:t>
@@ -3145,7 +3254,6 @@
       <w:r>
         <w:rPr>
           <w:rFonts w:hint="eastAsia"/>
-          <w:sz w:val="28"/>
           <w:szCs w:val="28"/>
         </w:rPr>
         <w:t>了详细的需求，包括增删改查、出售、统计、存取档等功能。可以据此画出该图书管理系统的结构图</w:t>
@@ -3153,7 +3261,6 @@
       <w:r>
         <w:rPr>
           <w:rFonts w:hint="eastAsia"/>
-          <w:sz w:val="28"/>
           <w:szCs w:val="28"/>
         </w:rPr>
         <w:t>（如</w:t>
@@ -3161,7 +3268,6 @@
       <w:r>
         <w:rPr>
           <w:rFonts w:hint="eastAsia"/>
-          <w:sz w:val="28"/>
           <w:szCs w:val="28"/>
         </w:rPr>
         <w:t>图</w:t>
@@ -3169,7 +3275,6 @@
       <w:r>
         <w:rPr>
           <w:rFonts w:hint="eastAsia"/>
-          <w:sz w:val="28"/>
           <w:szCs w:val="28"/>
         </w:rPr>
         <w:t>1</w:t>
@@ -3177,7 +3282,6 @@
       <w:r>
         <w:rPr>
           <w:rFonts w:hint="eastAsia"/>
-          <w:sz w:val="28"/>
           <w:szCs w:val="28"/>
         </w:rPr>
         <w:t>所示）</w:t>
@@ -3185,7 +3289,6 @@
       <w:r>
         <w:rPr>
           <w:rFonts w:hint="eastAsia"/>
-          <w:sz w:val="28"/>
           <w:szCs w:val="28"/>
         </w:rPr>
         <w:t>。</w:t>
@@ -3195,14 +3298,12 @@
       <w:pPr>
         <w:rPr>
           <w:rFonts w:hint="eastAsia"/>
-          <w:sz w:val="28"/>
-          <w:szCs w:val="28"/>
-        </w:rPr>
-      </w:pPr>
-      <w:r>
-        <w:rPr>
-          <w:rFonts w:hint="eastAsia"/>
-          <w:sz w:val="28"/>
+          <w:szCs w:val="28"/>
+        </w:rPr>
+      </w:pPr>
+      <w:r>
+        <w:rPr>
+          <w:rFonts w:hint="eastAsia"/>
           <w:szCs w:val="28"/>
         </w:rPr>
         <w:t> </w:t>
@@ -3212,14 +3313,12 @@
       <w:pPr>
         <w:rPr>
           <w:rFonts w:hint="eastAsia"/>
-          <w:sz w:val="28"/>
-          <w:szCs w:val="28"/>
-        </w:rPr>
-      </w:pPr>
-      <w:r>
-        <w:rPr>
-          <w:rFonts w:hint="eastAsia"/>
-          <w:sz w:val="28"/>
+          <w:szCs w:val="28"/>
+        </w:rPr>
+      </w:pPr>
+      <w:r>
+        <w:rPr>
+          <w:rFonts w:hint="eastAsia"/>
           <w:szCs w:val="28"/>
         </w:rPr>
         <w:t>在分析需求的同时，也应当考虑一些细节的实现手段。在这道题目中体现为：</w:t>
@@ -3229,7 +3328,6 @@
       <w:pPr>
         <w:rPr>
           <w:rFonts w:hint="eastAsia"/>
-          <w:sz w:val="28"/>
           <w:szCs w:val="28"/>
         </w:rPr>
       </w:pPr>
@@ -3237,7 +3335,6 @@
         <w:rPr>
           <w:rFonts w:hint="eastAsia"/>
           <w:noProof/>
-          <w:sz w:val="28"/>
           <w:szCs w:val="28"/>
         </w:rPr>
         <w:drawing>
@@ -3291,7 +3388,6 @@
       </w:r>
       <w:r>
         <w:rPr>
-          <w:sz w:val="28"/>
           <w:szCs w:val="28"/>
         </w:rPr>
         <w:t xml:space="preserve">  </w:t>
@@ -3299,7 +3395,6 @@
       <w:r>
         <w:rPr>
           <w:rFonts w:hint="eastAsia"/>
-          <w:sz w:val="28"/>
           <w:szCs w:val="28"/>
         </w:rPr>
         <w:t>用什么工具来制作</w:t>
@@ -3307,7 +3402,6 @@
       <w:r>
         <w:rPr>
           <w:rFonts w:hint="eastAsia"/>
-          <w:sz w:val="28"/>
           <w:szCs w:val="28"/>
         </w:rPr>
         <w:t>UI</w:t>
@@ -3315,7 +3409,6 @@
       <w:r>
         <w:rPr>
           <w:rFonts w:hint="eastAsia"/>
-          <w:sz w:val="28"/>
           <w:szCs w:val="28"/>
         </w:rPr>
         <w:t>界面？</w:t>
@@ -3325,13 +3418,11 @@
       <w:pPr>
         <w:rPr>
           <w:rFonts w:hint="eastAsia"/>
-          <w:sz w:val="28"/>
-          <w:szCs w:val="28"/>
-        </w:rPr>
-      </w:pPr>
-      <w:r>
-        <w:rPr>
-          <w:sz w:val="28"/>
+          <w:szCs w:val="28"/>
+        </w:rPr>
+      </w:pPr>
+      <w:r>
+        <w:rPr>
           <w:szCs w:val="28"/>
         </w:rPr>
         <w:t xml:space="preserve">Ø  </w:t>
@@ -3339,7 +3430,6 @@
       <w:r>
         <w:rPr>
           <w:rFonts w:hint="eastAsia"/>
-          <w:sz w:val="28"/>
           <w:szCs w:val="28"/>
         </w:rPr>
         <w:t>FLTK</w:t>
@@ -3347,7 +3437,6 @@
       <w:r>
         <w:rPr>
           <w:rFonts w:hint="eastAsia"/>
-          <w:sz w:val="28"/>
           <w:szCs w:val="28"/>
         </w:rPr>
         <w:t>，时间成本低，环境配置简单；</w:t>
@@ -3357,7 +3446,6 @@
       <w:pPr>
         <w:rPr>
           <w:rFonts w:hint="eastAsia"/>
-          <w:sz w:val="28"/>
           <w:szCs w:val="28"/>
         </w:rPr>
       </w:pPr>
@@ -3365,7 +3453,6 @@
         <w:rPr>
           <w:rFonts w:hint="eastAsia"/>
           <w:noProof/>
-          <w:sz w:val="28"/>
           <w:szCs w:val="28"/>
         </w:rPr>
         <w:drawing>
@@ -3419,7 +3506,6 @@
       </w:r>
       <w:r>
         <w:rPr>
-          <w:sz w:val="28"/>
           <w:szCs w:val="28"/>
         </w:rPr>
         <w:t xml:space="preserve">  </w:t>
@@ -3427,7 +3513,6 @@
       <w:r>
         <w:rPr>
           <w:rFonts w:hint="eastAsia"/>
-          <w:sz w:val="28"/>
           <w:szCs w:val="28"/>
         </w:rPr>
         <w:t>查询</w:t>
@@ -3435,7 +3520,6 @@
       <w:r>
         <w:rPr>
           <w:rFonts w:hint="eastAsia"/>
-          <w:sz w:val="28"/>
           <w:szCs w:val="28"/>
         </w:rPr>
         <w:t>/</w:t>
@@ -3443,7 +3527,6 @@
       <w:r>
         <w:rPr>
           <w:rFonts w:hint="eastAsia"/>
-          <w:sz w:val="28"/>
           <w:szCs w:val="28"/>
         </w:rPr>
         <w:t>统计使用的算法？</w:t>
@@ -3453,13 +3536,11 @@
       <w:pPr>
         <w:rPr>
           <w:rFonts w:hint="eastAsia"/>
-          <w:sz w:val="28"/>
-          <w:szCs w:val="28"/>
-        </w:rPr>
-      </w:pPr>
-      <w:r>
-        <w:rPr>
-          <w:sz w:val="28"/>
+          <w:szCs w:val="28"/>
+        </w:rPr>
+      </w:pPr>
+      <w:r>
+        <w:rPr>
           <w:szCs w:val="28"/>
         </w:rPr>
         <w:t xml:space="preserve">Ø  </w:t>
@@ -3467,7 +3548,6 @@
       <w:r>
         <w:rPr>
           <w:rFonts w:hint="eastAsia"/>
-          <w:sz w:val="28"/>
           <w:szCs w:val="28"/>
         </w:rPr>
         <w:t>STL</w:t>
@@ -3475,7 +3555,6 @@
       <w:r>
         <w:rPr>
           <w:rFonts w:hint="eastAsia"/>
-          <w:sz w:val="28"/>
           <w:szCs w:val="28"/>
         </w:rPr>
         <w:t>模板即可，因为数据量不大；</w:t>
@@ -3485,7 +3564,6 @@
       <w:pPr>
         <w:rPr>
           <w:rFonts w:hint="eastAsia"/>
-          <w:sz w:val="28"/>
           <w:szCs w:val="28"/>
         </w:rPr>
       </w:pPr>
@@ -3493,7 +3571,6 @@
         <w:rPr>
           <w:rFonts w:hint="eastAsia"/>
           <w:noProof/>
-          <w:sz w:val="28"/>
           <w:szCs w:val="28"/>
         </w:rPr>
         <w:drawing>
@@ -3547,7 +3624,6 @@
       </w:r>
       <w:r>
         <w:rPr>
-          <w:sz w:val="28"/>
           <w:szCs w:val="28"/>
         </w:rPr>
         <w:t xml:space="preserve">  </w:t>
@@ -3555,7 +3631,6 @@
       <w:r>
         <w:rPr>
           <w:rFonts w:hint="eastAsia"/>
-          <w:sz w:val="28"/>
           <w:szCs w:val="28"/>
         </w:rPr>
         <w:t>ASCII</w:t>
@@ -3563,7 +3638,6 @@
       <w:r>
         <w:rPr>
           <w:rFonts w:hint="eastAsia"/>
-          <w:sz w:val="28"/>
           <w:szCs w:val="28"/>
         </w:rPr>
         <w:t>文件存取还是二进制文件存取？</w:t>
@@ -3573,13 +3647,11 @@
       <w:pPr>
         <w:rPr>
           <w:rFonts w:hint="eastAsia"/>
-          <w:sz w:val="28"/>
-          <w:szCs w:val="28"/>
-        </w:rPr>
-      </w:pPr>
-      <w:r>
-        <w:rPr>
-          <w:sz w:val="28"/>
+          <w:szCs w:val="28"/>
+        </w:rPr>
+      </w:pPr>
+      <w:r>
+        <w:rPr>
           <w:szCs w:val="28"/>
         </w:rPr>
         <w:t xml:space="preserve">Ø  </w:t>
@@ -3587,7 +3659,6 @@
       <w:r>
         <w:rPr>
           <w:rFonts w:hint="eastAsia"/>
-          <w:sz w:val="28"/>
           <w:szCs w:val="28"/>
         </w:rPr>
         <w:t>二进制，可以锤炼本领</w:t>
@@ -3595,7 +3666,6 @@
       <w:r>
         <w:rPr>
           <w:rFonts w:hint="eastAsia"/>
-          <w:sz w:val="28"/>
           <w:szCs w:val="28"/>
         </w:rPr>
         <w:t>(?)</w:t>
@@ -3605,7 +3675,6 @@
       <w:pPr>
         <w:rPr>
           <w:rFonts w:hint="eastAsia"/>
-          <w:sz w:val="28"/>
           <w:szCs w:val="28"/>
         </w:rPr>
       </w:pPr>
@@ -3613,7 +3682,6 @@
         <w:rPr>
           <w:rFonts w:hint="eastAsia"/>
           <w:noProof/>
-          <w:sz w:val="28"/>
           <w:szCs w:val="28"/>
         </w:rPr>
         <w:drawing>
@@ -3667,7 +3735,6 @@
       </w:r>
       <w:r>
         <w:rPr>
-          <w:sz w:val="28"/>
           <w:szCs w:val="28"/>
         </w:rPr>
         <w:t xml:space="preserve">  </w:t>
@@ -3675,7 +3742,6 @@
       <w:r>
         <w:rPr>
           <w:rFonts w:hint="eastAsia"/>
-          <w:sz w:val="28"/>
           <w:szCs w:val="28"/>
         </w:rPr>
         <w:t>要采用现代</w:t>
@@ -3683,7 +3749,6 @@
       <w:r>
         <w:rPr>
           <w:rFonts w:hint="eastAsia"/>
-          <w:sz w:val="28"/>
           <w:szCs w:val="28"/>
         </w:rPr>
         <w:t>C++</w:t>
@@ -3691,7 +3756,6 @@
       <w:r>
         <w:rPr>
           <w:rFonts w:hint="eastAsia"/>
-          <w:sz w:val="28"/>
           <w:szCs w:val="28"/>
         </w:rPr>
         <w:t>工具吗？</w:t>
@@ -3701,13 +3765,11 @@
       <w:pPr>
         <w:rPr>
           <w:rFonts w:hint="eastAsia"/>
-          <w:sz w:val="28"/>
-          <w:szCs w:val="28"/>
-        </w:rPr>
-      </w:pPr>
-      <w:r>
-        <w:rPr>
-          <w:sz w:val="28"/>
+          <w:szCs w:val="28"/>
+        </w:rPr>
+      </w:pPr>
+      <w:r>
+        <w:rPr>
           <w:szCs w:val="28"/>
         </w:rPr>
         <w:t xml:space="preserve">Ø  </w:t>
@@ -3715,7 +3777,6 @@
       <w:r>
         <w:rPr>
           <w:rFonts w:hint="eastAsia"/>
-          <w:sz w:val="28"/>
           <w:szCs w:val="28"/>
         </w:rPr>
         <w:t>适度使用，</w:t>
@@ -3723,7 +3784,6 @@
       <w:r>
         <w:rPr>
           <w:rFonts w:hint="eastAsia"/>
-          <w:sz w:val="28"/>
           <w:szCs w:val="28"/>
         </w:rPr>
         <w:t>std::vector</w:t>
@@ -3731,7 +3791,6 @@
       <w:r>
         <w:rPr>
           <w:rFonts w:hint="eastAsia"/>
-          <w:sz w:val="28"/>
           <w:szCs w:val="28"/>
         </w:rPr>
         <w:t>容器、</w:t>
@@ -3739,7 +3798,6 @@
       <w:r>
         <w:rPr>
           <w:rFonts w:hint="eastAsia"/>
-          <w:sz w:val="28"/>
           <w:szCs w:val="28"/>
         </w:rPr>
         <w:t>lambda</w:t>
@@ -3747,7 +3805,6 @@
       <w:r>
         <w:rPr>
           <w:rFonts w:hint="eastAsia"/>
-          <w:sz w:val="28"/>
           <w:szCs w:val="28"/>
         </w:rPr>
         <w:t>表达式在这道题很有用；</w:t>
@@ -3756,80 +3813,28 @@
     <w:p>
       <w:pPr>
         <w:rPr>
-          <w:rFonts w:hint="eastAsia"/>
-          <w:sz w:val="28"/>
-          <w:szCs w:val="28"/>
-        </w:rPr>
-      </w:pPr>
-      <w:r>
-        <w:rPr>
-          <w:rFonts w:hint="eastAsia"/>
-          <w:sz w:val="28"/>
+          <w:rFonts w:ascii="宋体" w:hAnsi="宋体" w:hint="eastAsia"/>
+          <w:szCs w:val="28"/>
+        </w:rPr>
+      </w:pPr>
+      <w:r>
+        <w:rPr>
+          <w:rFonts w:ascii="宋体" w:hAnsi="宋体" w:hint="eastAsia"/>
           <w:szCs w:val="28"/>
         </w:rPr>
         <w:lastRenderedPageBreak/>
-        <w:t>据此，设计出</w:t>
-      </w:r>
-      <w:r>
-        <w:rPr>
-          <w:rFonts w:hint="eastAsia"/>
-          <w:sz w:val="28"/>
-          <w:szCs w:val="28"/>
-        </w:rPr>
-        <w:t>5</w:t>
-      </w:r>
-      <w:r>
-        <w:rPr>
-          <w:rFonts w:hint="eastAsia"/>
-          <w:sz w:val="28"/>
-          <w:szCs w:val="28"/>
-        </w:rPr>
-        <w:t>个基于</w:t>
-      </w:r>
-      <w:r>
-        <w:rPr>
-          <w:rFonts w:hint="eastAsia"/>
-          <w:sz w:val="28"/>
-          <w:szCs w:val="28"/>
-        </w:rPr>
-        <w:t>has-A</w:t>
-      </w:r>
-      <w:r>
-        <w:rPr>
-          <w:rFonts w:hint="eastAsia"/>
-          <w:sz w:val="28"/>
-          <w:szCs w:val="28"/>
-        </w:rPr>
-        <w:t>关系的类</w:t>
-      </w:r>
-      <w:r>
-        <w:rPr>
-          <w:rFonts w:hint="eastAsia"/>
-          <w:sz w:val="28"/>
-          <w:szCs w:val="28"/>
-        </w:rPr>
-        <w:t>（如图</w:t>
-      </w:r>
-      <w:r>
-        <w:rPr>
-          <w:rFonts w:hint="eastAsia"/>
-          <w:sz w:val="28"/>
-          <w:szCs w:val="28"/>
-        </w:rPr>
-        <w:t>2</w:t>
-      </w:r>
-      <w:r>
-        <w:rPr>
-          <w:rFonts w:hint="eastAsia"/>
-          <w:sz w:val="28"/>
-          <w:szCs w:val="28"/>
-        </w:rPr>
-        <w:t>所示）</w:t>
-      </w:r>
-      <w:r>
-        <w:rPr>
-          <w:rFonts w:hint="eastAsia"/>
-          <w:sz w:val="28"/>
+        <w:t>据此，设计出5个基于has-A关系的类</w:t>
+      </w:r>
+      <w:r>
+        <w:rPr>
+          <w:rFonts w:ascii="宋体" w:hAnsi="宋体" w:hint="eastAsia"/>
+          <w:szCs w:val="28"/>
+        </w:rPr>
+        <w:t>（如图2所示）</w:t>
+      </w:r>
+      <w:r>
+        <w:rPr>
+          <w:rFonts w:ascii="宋体" w:hAnsi="宋体" w:hint="eastAsia"/>
           <w:szCs w:val="28"/>
         </w:rPr>
         <w:t>。</w:t>
@@ -3844,104 +3849,50 @@
         </w:numPr>
         <w:ind w:firstLineChars="0"/>
         <w:rPr>
-          <w:rFonts w:hint="eastAsia"/>
-          <w:sz w:val="28"/>
-          <w:szCs w:val="28"/>
-        </w:rPr>
-      </w:pPr>
-      <w:r>
-        <w:rPr>
-          <w:rFonts w:hint="eastAsia"/>
-          <w:sz w:val="28"/>
-          <w:szCs w:val="28"/>
-        </w:rPr>
-        <w:t>Book</w:t>
-      </w:r>
-      <w:r>
-        <w:rPr>
-          <w:rFonts w:hint="eastAsia"/>
-          <w:sz w:val="28"/>
-          <w:szCs w:val="28"/>
-        </w:rPr>
-        <w:t>类</w:t>
+          <w:rFonts w:ascii="宋体" w:hAnsi="宋体" w:hint="eastAsia"/>
+          <w:szCs w:val="28"/>
+        </w:rPr>
+      </w:pPr>
+      <w:r>
+        <w:rPr>
+          <w:rFonts w:ascii="宋体" w:hAnsi="宋体" w:hint="eastAsia"/>
+          <w:szCs w:val="28"/>
+        </w:rPr>
+        <w:t>Book类</w:t>
       </w:r>
     </w:p>
     <w:p>
       <w:pPr>
         <w:pStyle w:val="a9"/>
-        <w:numPr>
-          <w:ilvl w:val="1"/>
-          <w:numId w:val="13"/>
-        </w:numPr>
-        <w:ind w:firstLineChars="0"/>
-        <w:rPr>
-          <w:rFonts w:hint="eastAsia"/>
-          <w:sz w:val="28"/>
-          <w:szCs w:val="28"/>
-        </w:rPr>
-      </w:pPr>
-      <w:r>
-        <w:rPr>
-          <w:rFonts w:hint="eastAsia"/>
-          <w:sz w:val="28"/>
-          <w:szCs w:val="28"/>
-        </w:rPr>
-        <w:t>属性：书名、出版社、</w:t>
-      </w:r>
-      <w:r>
-        <w:rPr>
-          <w:rFonts w:hint="eastAsia"/>
-          <w:sz w:val="28"/>
-          <w:szCs w:val="28"/>
-        </w:rPr>
-        <w:t>ISBN</w:t>
-      </w:r>
-      <w:r>
-        <w:rPr>
-          <w:rFonts w:hint="eastAsia"/>
-          <w:sz w:val="28"/>
-          <w:szCs w:val="28"/>
-        </w:rPr>
-        <w:t>号、作者、库存量、价格</w:t>
+        <w:ind w:left="880" w:firstLineChars="0" w:firstLine="0"/>
+        <w:rPr>
+          <w:rFonts w:ascii="宋体" w:hAnsi="宋体" w:hint="eastAsia"/>
+          <w:szCs w:val="28"/>
+        </w:rPr>
+      </w:pPr>
+      <w:r>
+        <w:rPr>
+          <w:rFonts w:ascii="宋体" w:hAnsi="宋体" w:hint="eastAsia"/>
+          <w:szCs w:val="28"/>
+        </w:rPr>
+        <w:t>属性：书名、出版社、ISBN号、作者、库存量、价格</w:t>
       </w:r>
     </w:p>
     <w:p>
       <w:pPr>
         <w:pStyle w:val="a9"/>
-        <w:numPr>
-          <w:ilvl w:val="1"/>
-          <w:numId w:val="13"/>
-        </w:numPr>
-        <w:ind w:firstLineChars="0"/>
-        <w:rPr>
-          <w:rFonts w:hint="eastAsia"/>
-          <w:sz w:val="28"/>
-          <w:szCs w:val="28"/>
-        </w:rPr>
-      </w:pPr>
-      <w:r>
-        <w:rPr>
-          <w:rFonts w:hint="eastAsia"/>
-          <w:sz w:val="28"/>
-          <w:szCs w:val="28"/>
-        </w:rPr>
-        <w:t>作用：构造函数、</w:t>
-      </w:r>
-      <w:r>
-        <w:rPr>
-          <w:rFonts w:hint="eastAsia"/>
-          <w:sz w:val="28"/>
-          <w:szCs w:val="28"/>
-        </w:rPr>
-        <w:t>getter/setter</w:t>
-      </w:r>
-      <w:r>
-        <w:rPr>
-          <w:rFonts w:hint="eastAsia"/>
-          <w:sz w:val="28"/>
-          <w:szCs w:val="28"/>
-        </w:rPr>
-        <w:t>方法、字符串转换方法</w:t>
+        <w:ind w:left="880" w:firstLineChars="0" w:firstLine="0"/>
+        <w:rPr>
+          <w:rFonts w:ascii="宋体" w:hAnsi="宋体" w:hint="eastAsia"/>
+          <w:szCs w:val="28"/>
+        </w:rPr>
+      </w:pPr>
+      <w:r>
+        <w:rPr>
+          <w:rFonts w:ascii="宋体" w:hAnsi="宋体" w:hint="eastAsia"/>
+          <w:szCs w:val="28"/>
+        </w:rPr>
+        <w:t>作用：构造函数、getter/setter方法、字符串转换方法</w:t>
       </w:r>
     </w:p>
     <w:p>
@@ -3953,16 +3904,14 @@
         </w:numPr>
         <w:ind w:firstLineChars="0"/>
         <w:rPr>
-          <w:rFonts w:hint="eastAsia"/>
-          <w:sz w:val="28"/>
+          <w:rFonts w:ascii="宋体" w:hAnsi="宋体" w:hint="eastAsia"/>
           <w:szCs w:val="28"/>
         </w:rPr>
       </w:pPr>
       <w:proofErr w:type="spellStart"/>
       <w:r>
         <w:rPr>
-          <w:rFonts w:hint="eastAsia"/>
-          <w:sz w:val="28"/>
+          <w:rFonts w:ascii="宋体" w:hAnsi="宋体" w:hint="eastAsia"/>
           <w:szCs w:val="28"/>
         </w:rPr>
         <w:t>BookManager</w:t>
@@ -3970,8 +3919,7 @@
       <w:proofErr w:type="spellEnd"/>
       <w:r>
         <w:rPr>
-          <w:rFonts w:hint="eastAsia"/>
-          <w:sz w:val="28"/>
+          <w:rFonts w:ascii="宋体" w:hAnsi="宋体" w:hint="eastAsia"/>
           <w:szCs w:val="28"/>
         </w:rPr>
         <w:t>类</w:t>
@@ -3980,60 +3928,32 @@
     <w:p>
       <w:pPr>
         <w:pStyle w:val="a9"/>
-        <w:numPr>
-          <w:ilvl w:val="1"/>
-          <w:numId w:val="13"/>
-        </w:numPr>
-        <w:ind w:firstLineChars="0"/>
-        <w:rPr>
-          <w:rFonts w:hint="eastAsia"/>
-          <w:sz w:val="28"/>
-          <w:szCs w:val="28"/>
-        </w:rPr>
-      </w:pPr>
-      <w:r>
-        <w:rPr>
-          <w:rFonts w:hint="eastAsia"/>
-          <w:sz w:val="28"/>
-          <w:szCs w:val="28"/>
-        </w:rPr>
-        <w:t>属性：图书容器（</w:t>
-      </w:r>
-      <w:r>
-        <w:rPr>
-          <w:rFonts w:hint="eastAsia"/>
-          <w:sz w:val="28"/>
-          <w:szCs w:val="28"/>
-        </w:rPr>
-        <w:t>vector&lt;Book&gt;</w:t>
-      </w:r>
-      <w:r>
-        <w:rPr>
-          <w:rFonts w:hint="eastAsia"/>
-          <w:sz w:val="28"/>
-          <w:szCs w:val="28"/>
-        </w:rPr>
-        <w:t>）</w:t>
+        <w:ind w:left="880" w:firstLineChars="0" w:firstLine="0"/>
+        <w:rPr>
+          <w:rFonts w:ascii="宋体" w:hAnsi="宋体" w:hint="eastAsia"/>
+          <w:szCs w:val="28"/>
+        </w:rPr>
+      </w:pPr>
+      <w:r>
+        <w:rPr>
+          <w:rFonts w:ascii="宋体" w:hAnsi="宋体" w:hint="eastAsia"/>
+          <w:szCs w:val="28"/>
+        </w:rPr>
+        <w:t>属性：图书容器（vector&lt;Book&gt;）</w:t>
       </w:r>
     </w:p>
     <w:p>
       <w:pPr>
         <w:pStyle w:val="a9"/>
-        <w:numPr>
-          <w:ilvl w:val="1"/>
-          <w:numId w:val="13"/>
-        </w:numPr>
-        <w:ind w:firstLineChars="0"/>
-        <w:rPr>
-          <w:rFonts w:hint="eastAsia"/>
-          <w:sz w:val="28"/>
-          <w:szCs w:val="28"/>
-        </w:rPr>
-      </w:pPr>
-      <w:r>
-        <w:rPr>
-          <w:rFonts w:hint="eastAsia"/>
-          <w:sz w:val="28"/>
+        <w:ind w:left="880" w:firstLineChars="0" w:firstLine="0"/>
+        <w:rPr>
+          <w:rFonts w:ascii="宋体" w:hAnsi="宋体" w:hint="eastAsia"/>
+          <w:szCs w:val="28"/>
+        </w:rPr>
+      </w:pPr>
+      <w:r>
+        <w:rPr>
+          <w:rFonts w:ascii="宋体" w:hAnsi="宋体" w:hint="eastAsia"/>
           <w:szCs w:val="28"/>
         </w:rPr>
         <w:t>作用：增删改查、排序、文件存取</w:t>
@@ -4048,16 +3968,14 @@
         </w:numPr>
         <w:ind w:firstLineChars="0"/>
         <w:rPr>
-          <w:rFonts w:hint="eastAsia"/>
-          <w:sz w:val="28"/>
+          <w:rFonts w:ascii="宋体" w:hAnsi="宋体" w:hint="eastAsia"/>
           <w:szCs w:val="28"/>
         </w:rPr>
       </w:pPr>
       <w:proofErr w:type="spellStart"/>
       <w:r>
         <w:rPr>
-          <w:rFonts w:hint="eastAsia"/>
-          <w:sz w:val="28"/>
+          <w:rFonts w:ascii="宋体" w:hAnsi="宋体" w:hint="eastAsia"/>
           <w:szCs w:val="28"/>
         </w:rPr>
         <w:t>SaleSys</w:t>
@@ -4065,63 +3983,24 @@
       <w:proofErr w:type="spellEnd"/>
       <w:r>
         <w:rPr>
-          <w:rFonts w:hint="eastAsia"/>
-          <w:sz w:val="28"/>
-          <w:szCs w:val="28"/>
-        </w:rPr>
-        <w:t>类（</w:t>
-      </w:r>
-      <w:r>
-        <w:rPr>
-          <w:rFonts w:hint="eastAsia"/>
-          <w:sz w:val="28"/>
-          <w:szCs w:val="28"/>
-        </w:rPr>
-        <w:t>Sys</w:t>
-      </w:r>
-      <w:r>
-        <w:rPr>
-          <w:rFonts w:hint="eastAsia"/>
-          <w:sz w:val="28"/>
-          <w:szCs w:val="28"/>
-        </w:rPr>
-        <w:t>是</w:t>
-      </w:r>
-      <w:r>
-        <w:rPr>
-          <w:rFonts w:hint="eastAsia"/>
-          <w:sz w:val="28"/>
-          <w:szCs w:val="28"/>
-        </w:rPr>
-        <w:t>System</w:t>
-      </w:r>
-      <w:r>
-        <w:rPr>
-          <w:rFonts w:hint="eastAsia"/>
-          <w:sz w:val="28"/>
-          <w:szCs w:val="28"/>
-        </w:rPr>
-        <w:t>的缩写）</w:t>
+          <w:rFonts w:ascii="宋体" w:hAnsi="宋体" w:hint="eastAsia"/>
+          <w:szCs w:val="28"/>
+        </w:rPr>
+        <w:t>类（Sys是System的缩写）</w:t>
       </w:r>
     </w:p>
     <w:p>
       <w:pPr>
         <w:pStyle w:val="a9"/>
-        <w:numPr>
-          <w:ilvl w:val="1"/>
-          <w:numId w:val="13"/>
-        </w:numPr>
-        <w:ind w:firstLineChars="0"/>
-        <w:rPr>
-          <w:rFonts w:hint="eastAsia"/>
-          <w:sz w:val="28"/>
-          <w:szCs w:val="28"/>
-        </w:rPr>
-      </w:pPr>
-      <w:r>
-        <w:rPr>
-          <w:rFonts w:hint="eastAsia"/>
-          <w:sz w:val="28"/>
+        <w:ind w:left="880" w:firstLineChars="0" w:firstLine="0"/>
+        <w:rPr>
+          <w:rFonts w:ascii="宋体" w:hAnsi="宋体" w:hint="eastAsia"/>
+          <w:szCs w:val="28"/>
+        </w:rPr>
+      </w:pPr>
+      <w:r>
+        <w:rPr>
+          <w:rFonts w:ascii="宋体" w:hAnsi="宋体" w:hint="eastAsia"/>
           <w:szCs w:val="28"/>
         </w:rPr>
         <w:t>属性：指向</w:t>
@@ -4129,8 +4008,7 @@
       <w:proofErr w:type="spellStart"/>
       <w:r>
         <w:rPr>
-          <w:rFonts w:hint="eastAsia"/>
-          <w:sz w:val="28"/>
+          <w:rFonts w:ascii="宋体" w:hAnsi="宋体" w:hint="eastAsia"/>
           <w:szCs w:val="28"/>
         </w:rPr>
         <w:t>BookManager</w:t>
@@ -4138,8 +4016,7 @@
       <w:proofErr w:type="spellEnd"/>
       <w:r>
         <w:rPr>
-          <w:rFonts w:hint="eastAsia"/>
-          <w:sz w:val="28"/>
+          <w:rFonts w:ascii="宋体" w:hAnsi="宋体" w:hint="eastAsia"/>
           <w:szCs w:val="28"/>
         </w:rPr>
         <w:t>的指针</w:t>
@@ -4148,21 +4025,15 @@
     <w:p>
       <w:pPr>
         <w:pStyle w:val="a9"/>
-        <w:numPr>
-          <w:ilvl w:val="1"/>
-          <w:numId w:val="13"/>
-        </w:numPr>
-        <w:ind w:firstLineChars="0"/>
-        <w:rPr>
-          <w:rFonts w:hint="eastAsia"/>
-          <w:sz w:val="28"/>
-          <w:szCs w:val="28"/>
-        </w:rPr>
-      </w:pPr>
-      <w:r>
-        <w:rPr>
-          <w:rFonts w:hint="eastAsia"/>
-          <w:sz w:val="28"/>
+        <w:ind w:left="880" w:firstLineChars="0" w:firstLine="0"/>
+        <w:rPr>
+          <w:rFonts w:ascii="宋体" w:hAnsi="宋体" w:hint="eastAsia"/>
+          <w:szCs w:val="28"/>
+        </w:rPr>
+      </w:pPr>
+      <w:r>
+        <w:rPr>
+          <w:rFonts w:ascii="宋体" w:hAnsi="宋体" w:hint="eastAsia"/>
           <w:szCs w:val="28"/>
         </w:rPr>
         <w:t>作用：购买书籍、价格计算</w:t>
@@ -4177,16 +4048,14 @@
         </w:numPr>
         <w:ind w:firstLineChars="0"/>
         <w:rPr>
-          <w:rFonts w:hint="eastAsia"/>
-          <w:sz w:val="28"/>
+          <w:rFonts w:ascii="宋体" w:hAnsi="宋体" w:hint="eastAsia"/>
           <w:szCs w:val="28"/>
         </w:rPr>
       </w:pPr>
       <w:proofErr w:type="spellStart"/>
       <w:r>
         <w:rPr>
-          <w:rFonts w:hint="eastAsia"/>
-          <w:sz w:val="28"/>
+          <w:rFonts w:ascii="宋体" w:hAnsi="宋体" w:hint="eastAsia"/>
           <w:szCs w:val="28"/>
         </w:rPr>
         <w:t>StatisSys</w:t>
@@ -4194,63 +4063,24 @@
       <w:proofErr w:type="spellEnd"/>
       <w:r>
         <w:rPr>
-          <w:rFonts w:hint="eastAsia"/>
-          <w:sz w:val="28"/>
-          <w:szCs w:val="28"/>
-        </w:rPr>
-        <w:t>类（</w:t>
-      </w:r>
-      <w:r>
-        <w:rPr>
-          <w:rFonts w:hint="eastAsia"/>
-          <w:sz w:val="28"/>
-          <w:szCs w:val="28"/>
-        </w:rPr>
-        <w:t>Statis</w:t>
-      </w:r>
-      <w:r>
-        <w:rPr>
-          <w:rFonts w:hint="eastAsia"/>
-          <w:sz w:val="28"/>
-          <w:szCs w:val="28"/>
-        </w:rPr>
-        <w:t>是</w:t>
-      </w:r>
-      <w:r>
-        <w:rPr>
-          <w:rFonts w:hint="eastAsia"/>
-          <w:sz w:val="28"/>
-          <w:szCs w:val="28"/>
-        </w:rPr>
-        <w:t>Statistics</w:t>
-      </w:r>
-      <w:r>
-        <w:rPr>
-          <w:rFonts w:hint="eastAsia"/>
-          <w:sz w:val="28"/>
-          <w:szCs w:val="28"/>
-        </w:rPr>
-        <w:t>的缩写）</w:t>
+          <w:rFonts w:ascii="宋体" w:hAnsi="宋体" w:hint="eastAsia"/>
+          <w:szCs w:val="28"/>
+        </w:rPr>
+        <w:t>类（Statis是Statistics的缩写）</w:t>
       </w:r>
     </w:p>
     <w:p>
       <w:pPr>
         <w:pStyle w:val="a9"/>
-        <w:numPr>
-          <w:ilvl w:val="1"/>
-          <w:numId w:val="13"/>
-        </w:numPr>
-        <w:ind w:firstLineChars="0"/>
-        <w:rPr>
-          <w:rFonts w:hint="eastAsia"/>
-          <w:sz w:val="28"/>
-          <w:szCs w:val="28"/>
-        </w:rPr>
-      </w:pPr>
-      <w:r>
-        <w:rPr>
-          <w:rFonts w:hint="eastAsia"/>
-          <w:sz w:val="28"/>
+        <w:ind w:left="880" w:firstLineChars="0" w:firstLine="0"/>
+        <w:rPr>
+          <w:rFonts w:ascii="宋体" w:hAnsi="宋体" w:hint="eastAsia"/>
+          <w:szCs w:val="28"/>
+        </w:rPr>
+      </w:pPr>
+      <w:r>
+        <w:rPr>
+          <w:rFonts w:ascii="宋体" w:hAnsi="宋体" w:hint="eastAsia"/>
           <w:szCs w:val="28"/>
         </w:rPr>
         <w:t>属性：指向</w:t>
@@ -4258,8 +4088,7 @@
       <w:proofErr w:type="spellStart"/>
       <w:r>
         <w:rPr>
-          <w:rFonts w:hint="eastAsia"/>
-          <w:sz w:val="28"/>
+          <w:rFonts w:ascii="宋体" w:hAnsi="宋体" w:hint="eastAsia"/>
           <w:szCs w:val="28"/>
         </w:rPr>
         <w:t>BookManager</w:t>
@@ -4267,8 +4096,7 @@
       <w:proofErr w:type="spellEnd"/>
       <w:r>
         <w:rPr>
-          <w:rFonts w:hint="eastAsia"/>
-          <w:sz w:val="28"/>
+          <w:rFonts w:ascii="宋体" w:hAnsi="宋体" w:hint="eastAsia"/>
           <w:szCs w:val="28"/>
         </w:rPr>
         <w:t>的指针</w:t>
@@ -4277,21 +4105,15 @@
     <w:p>
       <w:pPr>
         <w:pStyle w:val="a9"/>
-        <w:numPr>
-          <w:ilvl w:val="1"/>
-          <w:numId w:val="13"/>
-        </w:numPr>
-        <w:ind w:firstLineChars="0"/>
-        <w:rPr>
-          <w:rFonts w:hint="eastAsia"/>
-          <w:sz w:val="28"/>
-          <w:szCs w:val="28"/>
-        </w:rPr>
-      </w:pPr>
-      <w:r>
-        <w:rPr>
-          <w:rFonts w:hint="eastAsia"/>
-          <w:sz w:val="28"/>
+        <w:ind w:left="880" w:firstLineChars="0" w:firstLine="0"/>
+        <w:rPr>
+          <w:rFonts w:ascii="宋体" w:hAnsi="宋体" w:hint="eastAsia"/>
+          <w:szCs w:val="28"/>
+        </w:rPr>
+      </w:pPr>
+      <w:r>
+        <w:rPr>
+          <w:rFonts w:ascii="宋体" w:hAnsi="宋体" w:hint="eastAsia"/>
           <w:szCs w:val="28"/>
         </w:rPr>
         <w:t>作用：各类统计功能</w:t>
@@ -4306,16 +4128,14 @@
         </w:numPr>
         <w:ind w:firstLineChars="0"/>
         <w:rPr>
-          <w:rFonts w:hint="eastAsia"/>
-          <w:sz w:val="28"/>
+          <w:rFonts w:ascii="宋体" w:hAnsi="宋体" w:hint="eastAsia"/>
           <w:szCs w:val="28"/>
         </w:rPr>
       </w:pPr>
       <w:proofErr w:type="spellStart"/>
       <w:r>
         <w:rPr>
-          <w:rFonts w:hint="eastAsia"/>
-          <w:sz w:val="28"/>
+          <w:rFonts w:ascii="宋体" w:hAnsi="宋体" w:hint="eastAsia"/>
           <w:szCs w:val="28"/>
         </w:rPr>
         <w:t>MainWindow</w:t>
@@ -4323,73 +4143,10 @@
       <w:proofErr w:type="spellEnd"/>
       <w:r>
         <w:rPr>
-          <w:rFonts w:hint="eastAsia"/>
-          <w:sz w:val="28"/>
+          <w:rFonts w:ascii="宋体" w:hAnsi="宋体" w:hint="eastAsia"/>
           <w:szCs w:val="28"/>
         </w:rPr>
         <w:t>类</w:t>
-      </w:r>
-    </w:p>
-    <w:p>
-      <w:pPr>
-        <w:pStyle w:val="a9"/>
-        <w:numPr>
-          <w:ilvl w:val="1"/>
-          <w:numId w:val="13"/>
-        </w:numPr>
-        <w:ind w:firstLineChars="0"/>
-        <w:rPr>
-          <w:rFonts w:hint="eastAsia"/>
-          <w:sz w:val="28"/>
-          <w:szCs w:val="28"/>
-        </w:rPr>
-      </w:pPr>
-      <w:r>
-        <w:rPr>
-          <w:rFonts w:hint="eastAsia"/>
-          <w:sz w:val="28"/>
-          <w:szCs w:val="28"/>
-        </w:rPr>
-        <w:t>属性：各系统指针、</w:t>
-      </w:r>
-      <w:r>
-        <w:rPr>
-          <w:rFonts w:hint="eastAsia"/>
-          <w:sz w:val="28"/>
-          <w:szCs w:val="28"/>
-        </w:rPr>
-        <w:t>UI</w:t>
-      </w:r>
-      <w:r>
-        <w:rPr>
-          <w:rFonts w:hint="eastAsia"/>
-          <w:sz w:val="28"/>
-          <w:szCs w:val="28"/>
-        </w:rPr>
-        <w:t>组件</w:t>
-      </w:r>
-    </w:p>
-    <w:p>
-      <w:pPr>
-        <w:pStyle w:val="a9"/>
-        <w:numPr>
-          <w:ilvl w:val="1"/>
-          <w:numId w:val="13"/>
-        </w:numPr>
-        <w:ind w:firstLineChars="0"/>
-        <w:rPr>
-          <w:rFonts w:hint="eastAsia"/>
-          <w:sz w:val="28"/>
-          <w:szCs w:val="28"/>
-        </w:rPr>
-      </w:pPr>
-      <w:r>
-        <w:rPr>
-          <w:rFonts w:hint="eastAsia"/>
-          <w:sz w:val="28"/>
-          <w:szCs w:val="28"/>
-        </w:rPr>
-        <w:t>作用：界面事件处理、功能调用</w:t>
       </w:r>
     </w:p>
     <w:p>
@@ -4397,17 +4154,49 @@
         <w:pStyle w:val="a9"/>
         <w:ind w:left="880" w:firstLineChars="0" w:firstLine="0"/>
         <w:rPr>
-          <w:rFonts w:hint="eastAsia"/>
-          <w:sz w:val="28"/>
-          <w:szCs w:val="28"/>
-        </w:rPr>
-      </w:pPr>
-    </w:p>
-    <w:p>
-      <w:pPr>
-        <w:rPr>
-          <w:rFonts w:hint="eastAsia"/>
-          <w:sz w:val="28"/>
+          <w:rFonts w:ascii="宋体" w:hAnsi="宋体" w:hint="eastAsia"/>
+          <w:szCs w:val="28"/>
+        </w:rPr>
+      </w:pPr>
+      <w:r>
+        <w:rPr>
+          <w:rFonts w:ascii="宋体" w:hAnsi="宋体" w:hint="eastAsia"/>
+          <w:szCs w:val="28"/>
+        </w:rPr>
+        <w:t>属性：各系统指针、UI组件</w:t>
+      </w:r>
+    </w:p>
+    <w:p>
+      <w:pPr>
+        <w:pStyle w:val="a9"/>
+        <w:ind w:left="880" w:firstLineChars="0" w:firstLine="0"/>
+        <w:rPr>
+          <w:rFonts w:ascii="宋体" w:hAnsi="宋体" w:hint="eastAsia"/>
+          <w:szCs w:val="28"/>
+        </w:rPr>
+      </w:pPr>
+      <w:r>
+        <w:rPr>
+          <w:rFonts w:ascii="宋体" w:hAnsi="宋体" w:hint="eastAsia"/>
+          <w:szCs w:val="28"/>
+        </w:rPr>
+        <w:t>作用：界面事件处理、功能调用</w:t>
+      </w:r>
+    </w:p>
+    <w:p>
+      <w:pPr>
+        <w:pStyle w:val="a9"/>
+        <w:ind w:left="880" w:firstLineChars="0" w:firstLine="0"/>
+        <w:rPr>
+          <w:rFonts w:ascii="宋体" w:hAnsi="宋体" w:hint="eastAsia"/>
+          <w:szCs w:val="28"/>
+        </w:rPr>
+      </w:pPr>
+    </w:p>
+    <w:p>
+      <w:pPr>
+        <w:rPr>
+          <w:rFonts w:hint="eastAsia"/>
           <w:szCs w:val="28"/>
         </w:rPr>
       </w:pPr>
@@ -4415,7 +4204,6 @@
         <w:rPr>
           <w:rFonts w:hint="eastAsia"/>
           <w:noProof/>
-          <w:sz w:val="28"/>
           <w:szCs w:val="28"/>
         </w:rPr>
         <w:drawing>
@@ -4464,8 +4252,7 @@
     <w:p>
       <w:pPr>
         <w:rPr>
-          <w:rFonts w:hint="eastAsia"/>
-          <w:sz w:val="28"/>
+          <w:rFonts w:ascii="楷体" w:eastAsia="楷体" w:hAnsi="楷体" w:hint="eastAsia"/>
           <w:szCs w:val="28"/>
         </w:rPr>
       </w:pPr>
@@ -4475,23 +4262,15 @@
           <w:sz w:val="24"/>
           <w:szCs w:val="24"/>
         </w:rPr>
-        <w:t>▲图</w:t>
-      </w:r>
-      <w:r>
-        <w:rPr>
-          <w:rFonts w:hint="eastAsia"/>
+        <w:t>▲</w:t>
+      </w:r>
+      <w:r>
+        <w:rPr>
+          <w:rFonts w:ascii="楷体" w:eastAsia="楷体" w:hAnsi="楷体" w:hint="eastAsia"/>
           <w:sz w:val="24"/>
           <w:szCs w:val="24"/>
         </w:rPr>
-        <w:t xml:space="preserve">2 </w:t>
-      </w:r>
-      <w:r>
-        <w:rPr>
-          <w:rFonts w:hint="eastAsia"/>
-          <w:sz w:val="24"/>
-          <w:szCs w:val="24"/>
-        </w:rPr>
-        <w:t>各个类的实现及其关系</w:t>
+        <w:t>图2 各个类的实现及其关系</w:t>
       </w:r>
     </w:p>
     <w:p>
@@ -4532,14 +4311,16 @@
     <w:p>
       <w:pPr>
         <w:rPr>
-          <w:rFonts w:hint="eastAsia"/>
-          <w:szCs w:val="21"/>
-        </w:rPr>
-      </w:pPr>
-      <w:r>
-        <w:rPr>
-          <w:rFonts w:hint="eastAsia"/>
-          <w:szCs w:val="21"/>
+          <w:rFonts w:eastAsia="等线" w:hint="eastAsia"/>
+          <w:sz w:val="22"/>
+          <w:szCs w:val="18"/>
+        </w:rPr>
+      </w:pPr>
+      <w:r>
+        <w:rPr>
+          <w:rFonts w:eastAsia="等线" w:hint="eastAsia"/>
+          <w:sz w:val="22"/>
+          <w:szCs w:val="18"/>
         </w:rPr>
         <w:t>BMS/</w:t>
       </w:r>
@@ -4547,65 +4328,42 @@
     <w:p>
       <w:pPr>
         <w:rPr>
-          <w:rFonts w:hint="eastAsia"/>
-          <w:szCs w:val="21"/>
-        </w:rPr>
-      </w:pPr>
-      <w:r>
-        <w:rPr>
-          <w:rFonts w:hint="eastAsia"/>
-          <w:szCs w:val="21"/>
-        </w:rPr>
-        <w:t>├──</w:t>
-      </w:r>
-      <w:r>
-        <w:rPr>
-          <w:rFonts w:hint="eastAsia"/>
-          <w:szCs w:val="21"/>
-        </w:rPr>
-        <w:t xml:space="preserve"> include/</w:t>
-      </w:r>
-    </w:p>
-    <w:p>
-      <w:pPr>
-        <w:rPr>
-          <w:rFonts w:hint="eastAsia"/>
-          <w:szCs w:val="21"/>
-        </w:rPr>
-      </w:pPr>
-      <w:r>
-        <w:rPr>
-          <w:rFonts w:hint="eastAsia"/>
-          <w:szCs w:val="21"/>
-        </w:rPr>
-        <w:t>│</w:t>
-      </w:r>
-      <w:r>
-        <w:rPr>
-          <w:rFonts w:hint="eastAsia"/>
-          <w:szCs w:val="21"/>
-        </w:rPr>
-        <w:t xml:space="preserve">   </w:t>
-      </w:r>
-      <w:r>
-        <w:rPr>
-          <w:rFonts w:hint="eastAsia"/>
-          <w:szCs w:val="21"/>
-        </w:rPr>
-        <w:t>├──</w:t>
-      </w:r>
-      <w:r>
-        <w:rPr>
-          <w:rFonts w:hint="eastAsia"/>
-          <w:szCs w:val="21"/>
-        </w:rPr>
-        <w:t xml:space="preserve"> </w:t>
+          <w:rFonts w:eastAsia="等线" w:hint="eastAsia"/>
+          <w:sz w:val="22"/>
+          <w:szCs w:val="18"/>
+        </w:rPr>
+      </w:pPr>
+      <w:r>
+        <w:rPr>
+          <w:rFonts w:eastAsia="等线" w:hint="eastAsia"/>
+          <w:sz w:val="22"/>
+          <w:szCs w:val="18"/>
+        </w:rPr>
+        <w:t>├── include/</w:t>
+      </w:r>
+    </w:p>
+    <w:p>
+      <w:pPr>
+        <w:rPr>
+          <w:rFonts w:eastAsia="等线" w:hint="eastAsia"/>
+          <w:sz w:val="22"/>
+          <w:szCs w:val="18"/>
+        </w:rPr>
+      </w:pPr>
+      <w:r>
+        <w:rPr>
+          <w:rFonts w:eastAsia="等线" w:hint="eastAsia"/>
+          <w:sz w:val="22"/>
+          <w:szCs w:val="18"/>
+        </w:rPr>
+        <w:t xml:space="preserve">│   ├── </w:t>
       </w:r>
       <w:proofErr w:type="spellStart"/>
       <w:r>
         <w:rPr>
-          <w:rFonts w:hint="eastAsia"/>
-          <w:szCs w:val="21"/>
+          <w:rFonts w:eastAsia="等线" w:hint="eastAsia"/>
+          <w:sz w:val="22"/>
+          <w:szCs w:val="18"/>
         </w:rPr>
         <w:t>Book.h</w:t>
       </w:r>
@@ -4614,43 +4372,25 @@
     <w:p>
       <w:pPr>
         <w:rPr>
-          <w:rFonts w:hint="eastAsia"/>
-          <w:szCs w:val="21"/>
-        </w:rPr>
-      </w:pPr>
-      <w:r>
-        <w:rPr>
-          <w:rFonts w:hint="eastAsia"/>
-          <w:szCs w:val="21"/>
-        </w:rPr>
-        <w:t>│</w:t>
-      </w:r>
-      <w:r>
-        <w:rPr>
-          <w:rFonts w:hint="eastAsia"/>
-          <w:szCs w:val="21"/>
-        </w:rPr>
-        <w:t xml:space="preserve">   </w:t>
-      </w:r>
-      <w:r>
-        <w:rPr>
-          <w:rFonts w:hint="eastAsia"/>
-          <w:szCs w:val="21"/>
-        </w:rPr>
-        <w:t>├──</w:t>
-      </w:r>
-      <w:r>
-        <w:rPr>
-          <w:rFonts w:hint="eastAsia"/>
-          <w:szCs w:val="21"/>
-        </w:rPr>
-        <w:t xml:space="preserve"> </w:t>
+          <w:rFonts w:eastAsia="等线" w:hint="eastAsia"/>
+          <w:sz w:val="22"/>
+          <w:szCs w:val="18"/>
+        </w:rPr>
+      </w:pPr>
+      <w:r>
+        <w:rPr>
+          <w:rFonts w:eastAsia="等线" w:hint="eastAsia"/>
+          <w:sz w:val="22"/>
+          <w:szCs w:val="18"/>
+        </w:rPr>
+        <w:t xml:space="preserve">│   ├── </w:t>
       </w:r>
       <w:proofErr w:type="spellStart"/>
       <w:r>
         <w:rPr>
-          <w:rFonts w:hint="eastAsia"/>
-          <w:szCs w:val="21"/>
+          <w:rFonts w:eastAsia="等线" w:hint="eastAsia"/>
+          <w:sz w:val="22"/>
+          <w:szCs w:val="18"/>
         </w:rPr>
         <w:t>BookManager.h</w:t>
       </w:r>
@@ -4659,43 +4399,25 @@
     <w:p>
       <w:pPr>
         <w:rPr>
-          <w:rFonts w:hint="eastAsia"/>
-          <w:szCs w:val="21"/>
-        </w:rPr>
-      </w:pPr>
-      <w:r>
-        <w:rPr>
-          <w:rFonts w:hint="eastAsia"/>
-          <w:szCs w:val="21"/>
-        </w:rPr>
-        <w:t>│</w:t>
-      </w:r>
-      <w:r>
-        <w:rPr>
-          <w:rFonts w:hint="eastAsia"/>
-          <w:szCs w:val="21"/>
-        </w:rPr>
-        <w:t xml:space="preserve">   </w:t>
-      </w:r>
-      <w:r>
-        <w:rPr>
-          <w:rFonts w:hint="eastAsia"/>
-          <w:szCs w:val="21"/>
-        </w:rPr>
-        <w:t>├──</w:t>
-      </w:r>
-      <w:r>
-        <w:rPr>
-          <w:rFonts w:hint="eastAsia"/>
-          <w:szCs w:val="21"/>
-        </w:rPr>
-        <w:t xml:space="preserve"> </w:t>
+          <w:rFonts w:eastAsia="等线" w:hint="eastAsia"/>
+          <w:sz w:val="22"/>
+          <w:szCs w:val="18"/>
+        </w:rPr>
+      </w:pPr>
+      <w:r>
+        <w:rPr>
+          <w:rFonts w:eastAsia="等线" w:hint="eastAsia"/>
+          <w:sz w:val="22"/>
+          <w:szCs w:val="18"/>
+        </w:rPr>
+        <w:t xml:space="preserve">│   ├── </w:t>
       </w:r>
       <w:proofErr w:type="spellStart"/>
       <w:r>
         <w:rPr>
-          <w:rFonts w:hint="eastAsia"/>
-          <w:szCs w:val="21"/>
+          <w:rFonts w:eastAsia="等线" w:hint="eastAsia"/>
+          <w:sz w:val="22"/>
+          <w:szCs w:val="18"/>
         </w:rPr>
         <w:t>SaleSys.h</w:t>
       </w:r>
@@ -4704,43 +4426,25 @@
     <w:p>
       <w:pPr>
         <w:rPr>
-          <w:rFonts w:hint="eastAsia"/>
-          <w:szCs w:val="21"/>
-        </w:rPr>
-      </w:pPr>
-      <w:r>
-        <w:rPr>
-          <w:rFonts w:hint="eastAsia"/>
-          <w:szCs w:val="21"/>
-        </w:rPr>
-        <w:t>│</w:t>
-      </w:r>
-      <w:r>
-        <w:rPr>
-          <w:rFonts w:hint="eastAsia"/>
-          <w:szCs w:val="21"/>
-        </w:rPr>
-        <w:t xml:space="preserve">   </w:t>
-      </w:r>
-      <w:r>
-        <w:rPr>
-          <w:rFonts w:hint="eastAsia"/>
-          <w:szCs w:val="21"/>
-        </w:rPr>
-        <w:t>├──</w:t>
-      </w:r>
-      <w:r>
-        <w:rPr>
-          <w:rFonts w:hint="eastAsia"/>
-          <w:szCs w:val="21"/>
-        </w:rPr>
-        <w:t xml:space="preserve"> </w:t>
+          <w:rFonts w:eastAsia="等线" w:hint="eastAsia"/>
+          <w:sz w:val="22"/>
+          <w:szCs w:val="18"/>
+        </w:rPr>
+      </w:pPr>
+      <w:r>
+        <w:rPr>
+          <w:rFonts w:eastAsia="等线" w:hint="eastAsia"/>
+          <w:sz w:val="22"/>
+          <w:szCs w:val="18"/>
+        </w:rPr>
+        <w:t xml:space="preserve">│   ├── </w:t>
       </w:r>
       <w:proofErr w:type="spellStart"/>
       <w:r>
         <w:rPr>
-          <w:rFonts w:hint="eastAsia"/>
-          <w:szCs w:val="21"/>
+          <w:rFonts w:eastAsia="等线" w:hint="eastAsia"/>
+          <w:sz w:val="22"/>
+          <w:szCs w:val="18"/>
         </w:rPr>
         <w:t>StatisSys.h</w:t>
       </w:r>
@@ -4749,43 +4453,25 @@
     <w:p>
       <w:pPr>
         <w:rPr>
-          <w:rFonts w:hint="eastAsia"/>
-          <w:szCs w:val="21"/>
-        </w:rPr>
-      </w:pPr>
-      <w:r>
-        <w:rPr>
-          <w:rFonts w:hint="eastAsia"/>
-          <w:szCs w:val="21"/>
-        </w:rPr>
-        <w:t>│</w:t>
-      </w:r>
-      <w:r>
-        <w:rPr>
-          <w:rFonts w:hint="eastAsia"/>
-          <w:szCs w:val="21"/>
-        </w:rPr>
-        <w:t xml:space="preserve">   </w:t>
-      </w:r>
-      <w:r>
-        <w:rPr>
-          <w:rFonts w:hint="eastAsia"/>
-          <w:szCs w:val="21"/>
-        </w:rPr>
-        <w:t>└──</w:t>
-      </w:r>
-      <w:r>
-        <w:rPr>
-          <w:rFonts w:hint="eastAsia"/>
-          <w:szCs w:val="21"/>
-        </w:rPr>
-        <w:t xml:space="preserve"> </w:t>
+          <w:rFonts w:eastAsia="等线" w:hint="eastAsia"/>
+          <w:sz w:val="22"/>
+          <w:szCs w:val="18"/>
+        </w:rPr>
+      </w:pPr>
+      <w:r>
+        <w:rPr>
+          <w:rFonts w:eastAsia="等线" w:hint="eastAsia"/>
+          <w:sz w:val="22"/>
+          <w:szCs w:val="18"/>
+        </w:rPr>
+        <w:t xml:space="preserve">│   └── </w:t>
       </w:r>
       <w:proofErr w:type="spellStart"/>
       <w:r>
         <w:rPr>
-          <w:rFonts w:hint="eastAsia"/>
-          <w:szCs w:val="21"/>
+          <w:rFonts w:eastAsia="等线" w:hint="eastAsia"/>
+          <w:sz w:val="22"/>
+          <w:szCs w:val="18"/>
         </w:rPr>
         <w:t>MainWindow.h</w:t>
       </w:r>
@@ -4794,37 +4480,34 @@
     <w:p>
       <w:pPr>
         <w:rPr>
-          <w:rFonts w:hint="eastAsia"/>
-          <w:szCs w:val="21"/>
-        </w:rPr>
-      </w:pPr>
-      <w:r>
-        <w:rPr>
-          <w:rFonts w:hint="eastAsia"/>
-          <w:szCs w:val="21"/>
-        </w:rPr>
-        <w:t>├──</w:t>
-      </w:r>
-      <w:r>
-        <w:rPr>
-          <w:rFonts w:hint="eastAsia"/>
-          <w:szCs w:val="21"/>
-        </w:rPr>
-        <w:t xml:space="preserve"> </w:t>
+          <w:rFonts w:eastAsia="等线" w:hint="eastAsia"/>
+          <w:sz w:val="22"/>
+          <w:szCs w:val="18"/>
+        </w:rPr>
+      </w:pPr>
+      <w:r>
+        <w:rPr>
+          <w:rFonts w:eastAsia="等线" w:hint="eastAsia"/>
+          <w:sz w:val="22"/>
+          <w:szCs w:val="18"/>
+        </w:rPr>
+        <w:t xml:space="preserve">├── </w:t>
       </w:r>
       <w:proofErr w:type="spellStart"/>
       <w:r>
         <w:rPr>
-          <w:rFonts w:hint="eastAsia"/>
-          <w:szCs w:val="21"/>
+          <w:rFonts w:eastAsia="等线" w:hint="eastAsia"/>
+          <w:sz w:val="22"/>
+          <w:szCs w:val="18"/>
         </w:rPr>
         <w:t>src</w:t>
       </w:r>
       <w:proofErr w:type="spellEnd"/>
       <w:r>
         <w:rPr>
-          <w:rFonts w:hint="eastAsia"/>
-          <w:szCs w:val="21"/>
+          <w:rFonts w:eastAsia="等线" w:hint="eastAsia"/>
+          <w:sz w:val="22"/>
+          <w:szCs w:val="18"/>
         </w:rPr>
         <w:t>/</w:t>
       </w:r>
@@ -4832,395 +4515,231 @@
     <w:p>
       <w:pPr>
         <w:rPr>
-          <w:rFonts w:hint="eastAsia"/>
-          <w:szCs w:val="21"/>
-        </w:rPr>
-      </w:pPr>
-      <w:r>
-        <w:rPr>
-          <w:rFonts w:hint="eastAsia"/>
-          <w:szCs w:val="21"/>
-        </w:rPr>
-        <w:t>│</w:t>
-      </w:r>
-      <w:r>
-        <w:rPr>
-          <w:rFonts w:hint="eastAsia"/>
-          <w:szCs w:val="21"/>
-        </w:rPr>
-        <w:t xml:space="preserve">   </w:t>
-      </w:r>
-      <w:r>
-        <w:rPr>
-          <w:rFonts w:hint="eastAsia"/>
-          <w:szCs w:val="21"/>
-        </w:rPr>
-        <w:t>├──</w:t>
-      </w:r>
-      <w:r>
-        <w:rPr>
-          <w:rFonts w:hint="eastAsia"/>
-          <w:szCs w:val="21"/>
-        </w:rPr>
-        <w:t xml:space="preserve"> Book.cpp</w:t>
-      </w:r>
-    </w:p>
-    <w:p>
-      <w:pPr>
-        <w:rPr>
-          <w:rFonts w:hint="eastAsia"/>
-          <w:szCs w:val="21"/>
-        </w:rPr>
-      </w:pPr>
-      <w:r>
-        <w:rPr>
-          <w:rFonts w:hint="eastAsia"/>
-          <w:szCs w:val="21"/>
-        </w:rPr>
-        <w:t>│</w:t>
-      </w:r>
-      <w:r>
-        <w:rPr>
-          <w:rFonts w:hint="eastAsia"/>
-          <w:szCs w:val="21"/>
-        </w:rPr>
-        <w:t xml:space="preserve">   </w:t>
-      </w:r>
-      <w:r>
-        <w:rPr>
-          <w:rFonts w:hint="eastAsia"/>
-          <w:szCs w:val="21"/>
-        </w:rPr>
-        <w:t>├──</w:t>
-      </w:r>
-      <w:r>
-        <w:rPr>
-          <w:rFonts w:hint="eastAsia"/>
-          <w:szCs w:val="21"/>
-        </w:rPr>
-        <w:t xml:space="preserve"> BookManager.cpp</w:t>
-      </w:r>
-    </w:p>
-    <w:p>
-      <w:pPr>
-        <w:rPr>
-          <w:rFonts w:hint="eastAsia"/>
-          <w:szCs w:val="21"/>
-        </w:rPr>
-      </w:pPr>
-      <w:r>
-        <w:rPr>
-          <w:rFonts w:hint="eastAsia"/>
-          <w:szCs w:val="21"/>
-        </w:rPr>
-        <w:t>│</w:t>
-      </w:r>
-      <w:r>
-        <w:rPr>
-          <w:rFonts w:hint="eastAsia"/>
-          <w:szCs w:val="21"/>
-        </w:rPr>
-        <w:t xml:space="preserve">   </w:t>
-      </w:r>
-      <w:r>
-        <w:rPr>
-          <w:rFonts w:hint="eastAsia"/>
-          <w:szCs w:val="21"/>
-        </w:rPr>
-        <w:t>├──</w:t>
-      </w:r>
-      <w:r>
-        <w:rPr>
-          <w:rFonts w:hint="eastAsia"/>
-          <w:szCs w:val="21"/>
-        </w:rPr>
-        <w:t xml:space="preserve"> SaleSys.cpp</w:t>
-      </w:r>
-    </w:p>
-    <w:p>
-      <w:pPr>
-        <w:rPr>
-          <w:rFonts w:hint="eastAsia"/>
-          <w:szCs w:val="21"/>
-        </w:rPr>
-      </w:pPr>
-      <w:r>
-        <w:rPr>
-          <w:rFonts w:hint="eastAsia"/>
-          <w:szCs w:val="21"/>
-        </w:rPr>
-        <w:t>│</w:t>
-      </w:r>
-      <w:r>
-        <w:rPr>
-          <w:rFonts w:hint="eastAsia"/>
-          <w:szCs w:val="21"/>
-        </w:rPr>
-        <w:t xml:space="preserve">   </w:t>
-      </w:r>
-      <w:r>
-        <w:rPr>
-          <w:rFonts w:hint="eastAsia"/>
-          <w:szCs w:val="21"/>
-        </w:rPr>
-        <w:t>├──</w:t>
-      </w:r>
-      <w:r>
-        <w:rPr>
-          <w:rFonts w:hint="eastAsia"/>
-          <w:szCs w:val="21"/>
-        </w:rPr>
-        <w:t xml:space="preserve"> StatisSys.cpp</w:t>
-      </w:r>
-    </w:p>
-    <w:p>
-      <w:pPr>
-        <w:rPr>
-          <w:rFonts w:hint="eastAsia"/>
-          <w:szCs w:val="21"/>
-        </w:rPr>
-      </w:pPr>
-      <w:r>
-        <w:rPr>
-          <w:rFonts w:hint="eastAsia"/>
-          <w:szCs w:val="21"/>
-        </w:rPr>
-        <w:t>│</w:t>
-      </w:r>
-      <w:r>
-        <w:rPr>
-          <w:rFonts w:hint="eastAsia"/>
-          <w:szCs w:val="21"/>
-        </w:rPr>
-        <w:t xml:space="preserve">   </w:t>
-      </w:r>
-      <w:r>
-        <w:rPr>
-          <w:rFonts w:hint="eastAsia"/>
-          <w:szCs w:val="21"/>
-        </w:rPr>
-        <w:t>├──</w:t>
-      </w:r>
-      <w:r>
-        <w:rPr>
-          <w:rFonts w:hint="eastAsia"/>
-          <w:szCs w:val="21"/>
-        </w:rPr>
-        <w:t xml:space="preserve"> MainWindow.cpp</w:t>
-      </w:r>
-    </w:p>
-    <w:p>
-      <w:pPr>
-        <w:rPr>
-          <w:rFonts w:hint="eastAsia"/>
-          <w:szCs w:val="21"/>
-        </w:rPr>
-      </w:pPr>
-      <w:r>
-        <w:rPr>
-          <w:rFonts w:hint="eastAsia"/>
-          <w:szCs w:val="21"/>
-        </w:rPr>
-        <w:t>│</w:t>
-      </w:r>
-      <w:r>
-        <w:rPr>
-          <w:rFonts w:hint="eastAsia"/>
-          <w:szCs w:val="21"/>
-        </w:rPr>
-        <w:t xml:space="preserve">   </w:t>
-      </w:r>
-      <w:r>
-        <w:rPr>
-          <w:rFonts w:hint="eastAsia"/>
-          <w:szCs w:val="21"/>
-        </w:rPr>
-        <w:t>└──</w:t>
-      </w:r>
-      <w:r>
-        <w:rPr>
-          <w:rFonts w:hint="eastAsia"/>
-          <w:szCs w:val="21"/>
-        </w:rPr>
-        <w:t xml:space="preserve"> main.cpp</w:t>
-      </w:r>
-    </w:p>
-    <w:p>
-      <w:pPr>
-        <w:rPr>
-          <w:rFonts w:hint="eastAsia"/>
-          <w:szCs w:val="21"/>
-        </w:rPr>
-      </w:pPr>
-      <w:r>
-        <w:rPr>
-          <w:rFonts w:hint="eastAsia"/>
-          <w:szCs w:val="21"/>
-        </w:rPr>
-        <w:t>├──</w:t>
-      </w:r>
-      <w:r>
-        <w:rPr>
-          <w:rFonts w:hint="eastAsia"/>
-          <w:szCs w:val="21"/>
-        </w:rPr>
-        <w:t xml:space="preserve"> data/</w:t>
-      </w:r>
-    </w:p>
-    <w:p>
-      <w:pPr>
-        <w:rPr>
-          <w:rFonts w:hint="eastAsia"/>
-          <w:szCs w:val="21"/>
-        </w:rPr>
-      </w:pPr>
-      <w:r>
-        <w:rPr>
-          <w:rFonts w:hint="eastAsia"/>
-          <w:szCs w:val="21"/>
-        </w:rPr>
-        <w:t>│</w:t>
-      </w:r>
-      <w:r>
-        <w:rPr>
-          <w:rFonts w:hint="eastAsia"/>
-          <w:szCs w:val="21"/>
-        </w:rPr>
-        <w:t xml:space="preserve">   </w:t>
-      </w:r>
-      <w:r>
-        <w:rPr>
-          <w:rFonts w:hint="eastAsia"/>
-          <w:szCs w:val="21"/>
-        </w:rPr>
-        <w:t>└──</w:t>
-      </w:r>
-      <w:r>
-        <w:rPr>
-          <w:rFonts w:hint="eastAsia"/>
-          <w:szCs w:val="21"/>
-        </w:rPr>
-        <w:t xml:space="preserve"> books.dat</w:t>
-      </w:r>
-    </w:p>
-    <w:p>
-      <w:pPr>
-        <w:rPr>
-          <w:rFonts w:hint="eastAsia"/>
-          <w:szCs w:val="21"/>
-        </w:rPr>
-      </w:pPr>
-      <w:r>
-        <w:rPr>
-          <w:rFonts w:hint="eastAsia"/>
-          <w:szCs w:val="21"/>
-        </w:rPr>
-        <w:t>├──</w:t>
-      </w:r>
-      <w:r>
-        <w:rPr>
-          <w:rFonts w:hint="eastAsia"/>
-          <w:szCs w:val="21"/>
-        </w:rPr>
-        <w:t xml:space="preserve"> docs/</w:t>
-      </w:r>
-    </w:p>
-    <w:p>
-      <w:pPr>
-        <w:rPr>
-          <w:rFonts w:hint="eastAsia"/>
-          <w:szCs w:val="21"/>
-        </w:rPr>
-      </w:pPr>
-      <w:r>
-        <w:rPr>
-          <w:rFonts w:hint="eastAsia"/>
-          <w:szCs w:val="21"/>
-        </w:rPr>
-        <w:t>│</w:t>
-      </w:r>
-      <w:r>
-        <w:rPr>
-          <w:rFonts w:hint="eastAsia"/>
-          <w:szCs w:val="21"/>
-        </w:rPr>
-        <w:t xml:space="preserve">   </w:t>
-      </w:r>
-      <w:r>
-        <w:rPr>
-          <w:rFonts w:hint="eastAsia"/>
-          <w:szCs w:val="21"/>
-        </w:rPr>
-        <w:t>└──</w:t>
-      </w:r>
-      <w:r>
-        <w:rPr>
-          <w:rFonts w:hint="eastAsia"/>
-          <w:szCs w:val="21"/>
-        </w:rPr>
-        <w:t>PIA</w:t>
-      </w:r>
-      <w:r>
-        <w:rPr>
-          <w:rFonts w:hint="eastAsia"/>
-          <w:szCs w:val="21"/>
-        </w:rPr>
-        <w:t>课程项目报告</w:t>
-      </w:r>
-      <w:r>
-        <w:rPr>
-          <w:rFonts w:hint="eastAsia"/>
-          <w:szCs w:val="21"/>
-        </w:rPr>
-        <w:t>.docx</w:t>
-      </w:r>
-    </w:p>
-    <w:p>
-      <w:pPr>
-        <w:rPr>
-          <w:rFonts w:hint="eastAsia"/>
-          <w:szCs w:val="21"/>
-        </w:rPr>
-      </w:pPr>
-      <w:r>
-        <w:rPr>
-          <w:rFonts w:hint="eastAsia"/>
-          <w:szCs w:val="21"/>
-        </w:rPr>
-        <w:t>└──</w:t>
-      </w:r>
-      <w:r>
-        <w:rPr>
-          <w:rFonts w:hint="eastAsia"/>
-          <w:szCs w:val="21"/>
-        </w:rPr>
-        <w:t xml:space="preserve"> CMakeLists.txt</w:t>
-      </w:r>
-    </w:p>
-    <w:p>
-      <w:pPr>
-        <w:rPr>
-          <w:rFonts w:hint="eastAsia"/>
-        </w:rPr>
-      </w:pPr>
-    </w:p>
-    <w:p>
-      <w:pPr>
-        <w:rPr>
-          <w:rFonts w:hint="eastAsia"/>
-        </w:rPr>
-      </w:pPr>
-    </w:p>
-    <w:p>
-      <w:pPr>
-        <w:rPr>
-          <w:rFonts w:hint="eastAsia"/>
+          <w:rFonts w:eastAsia="等线" w:hint="eastAsia"/>
+          <w:sz w:val="22"/>
+          <w:szCs w:val="18"/>
+        </w:rPr>
+      </w:pPr>
+      <w:r>
+        <w:rPr>
+          <w:rFonts w:eastAsia="等线" w:hint="eastAsia"/>
+          <w:sz w:val="22"/>
+          <w:szCs w:val="18"/>
+        </w:rPr>
+        <w:t>│   ├── Book.cpp</w:t>
+      </w:r>
+    </w:p>
+    <w:p>
+      <w:pPr>
+        <w:rPr>
+          <w:rFonts w:eastAsia="等线" w:hint="eastAsia"/>
+          <w:sz w:val="22"/>
+          <w:szCs w:val="18"/>
+        </w:rPr>
+      </w:pPr>
+      <w:r>
+        <w:rPr>
+          <w:rFonts w:eastAsia="等线" w:hint="eastAsia"/>
+          <w:sz w:val="22"/>
+          <w:szCs w:val="18"/>
+        </w:rPr>
+        <w:t>│   ├── BookManager.cpp</w:t>
+      </w:r>
+    </w:p>
+    <w:p>
+      <w:pPr>
+        <w:rPr>
+          <w:rFonts w:eastAsia="等线" w:hint="eastAsia"/>
+          <w:sz w:val="22"/>
+          <w:szCs w:val="18"/>
+        </w:rPr>
+      </w:pPr>
+      <w:r>
+        <w:rPr>
+          <w:rFonts w:eastAsia="等线" w:hint="eastAsia"/>
+          <w:sz w:val="22"/>
+          <w:szCs w:val="18"/>
+        </w:rPr>
+        <w:t>│   ├── SaleSys.cpp</w:t>
+      </w:r>
+    </w:p>
+    <w:p>
+      <w:pPr>
+        <w:rPr>
+          <w:rFonts w:eastAsia="等线" w:hint="eastAsia"/>
+          <w:sz w:val="22"/>
+          <w:szCs w:val="18"/>
+        </w:rPr>
+      </w:pPr>
+      <w:r>
+        <w:rPr>
+          <w:rFonts w:eastAsia="等线" w:hint="eastAsia"/>
+          <w:sz w:val="22"/>
+          <w:szCs w:val="18"/>
+        </w:rPr>
+        <w:t>│   ├── StatisSys.cpp</w:t>
+      </w:r>
+    </w:p>
+    <w:p>
+      <w:pPr>
+        <w:rPr>
+          <w:rFonts w:eastAsia="等线" w:hint="eastAsia"/>
+          <w:sz w:val="22"/>
+          <w:szCs w:val="18"/>
+        </w:rPr>
+      </w:pPr>
+      <w:r>
+        <w:rPr>
+          <w:rFonts w:eastAsia="等线" w:hint="eastAsia"/>
+          <w:sz w:val="22"/>
+          <w:szCs w:val="18"/>
+        </w:rPr>
+        <w:t>│   ├── MainWindow.cpp</w:t>
+      </w:r>
+    </w:p>
+    <w:p>
+      <w:pPr>
+        <w:rPr>
+          <w:rFonts w:eastAsia="等线" w:hint="eastAsia"/>
+          <w:sz w:val="22"/>
+          <w:szCs w:val="18"/>
+        </w:rPr>
+      </w:pPr>
+      <w:r>
+        <w:rPr>
+          <w:rFonts w:eastAsia="等线" w:hint="eastAsia"/>
+          <w:sz w:val="22"/>
+          <w:szCs w:val="18"/>
+        </w:rPr>
+        <w:t>│   └── main.cpp</w:t>
+      </w:r>
+    </w:p>
+    <w:p>
+      <w:pPr>
+        <w:rPr>
+          <w:rFonts w:eastAsia="等线" w:hint="eastAsia"/>
+          <w:sz w:val="22"/>
+          <w:szCs w:val="18"/>
+        </w:rPr>
+      </w:pPr>
+      <w:r>
+        <w:rPr>
+          <w:rFonts w:eastAsia="等线" w:hint="eastAsia"/>
+          <w:sz w:val="22"/>
+          <w:szCs w:val="18"/>
+        </w:rPr>
+        <w:t>├── data/</w:t>
+      </w:r>
+    </w:p>
+    <w:p>
+      <w:pPr>
+        <w:rPr>
+          <w:rFonts w:eastAsia="等线" w:hint="eastAsia"/>
+          <w:sz w:val="22"/>
+          <w:szCs w:val="18"/>
+        </w:rPr>
+      </w:pPr>
+      <w:r>
+        <w:rPr>
+          <w:rFonts w:eastAsia="等线" w:hint="eastAsia"/>
+          <w:sz w:val="22"/>
+          <w:szCs w:val="18"/>
+        </w:rPr>
+        <w:t>│   └── books.dat</w:t>
+      </w:r>
+    </w:p>
+    <w:p>
+      <w:pPr>
+        <w:rPr>
+          <w:rFonts w:eastAsia="等线" w:hint="eastAsia"/>
+          <w:sz w:val="22"/>
+          <w:szCs w:val="18"/>
+        </w:rPr>
+      </w:pPr>
+      <w:r>
+        <w:rPr>
+          <w:rFonts w:eastAsia="等线" w:hint="eastAsia"/>
+          <w:sz w:val="22"/>
+          <w:szCs w:val="18"/>
+        </w:rPr>
+        <w:t>├── docs/</w:t>
+      </w:r>
+    </w:p>
+    <w:p>
+      <w:pPr>
+        <w:rPr>
+          <w:rFonts w:eastAsia="等线" w:hint="eastAsia"/>
+          <w:sz w:val="22"/>
+          <w:szCs w:val="18"/>
+        </w:rPr>
+      </w:pPr>
+      <w:r>
+        <w:rPr>
+          <w:rFonts w:eastAsia="等线" w:hint="eastAsia"/>
+          <w:sz w:val="22"/>
+          <w:szCs w:val="18"/>
+        </w:rPr>
+        <w:t>│   └──</w:t>
+      </w:r>
+      <w:r>
+        <w:rPr>
+          <w:rFonts w:eastAsia="等线" w:hint="eastAsia"/>
+          <w:sz w:val="22"/>
+          <w:szCs w:val="18"/>
+        </w:rPr>
+        <w:t>PIA课程项目报告.docx</w:t>
+      </w:r>
+    </w:p>
+    <w:p>
+      <w:pPr>
+        <w:rPr>
+          <w:rFonts w:eastAsia="等线" w:hint="eastAsia"/>
+          <w:sz w:val="22"/>
+          <w:szCs w:val="18"/>
+        </w:rPr>
+      </w:pPr>
+      <w:r>
+        <w:rPr>
+          <w:rFonts w:eastAsia="等线" w:hint="eastAsia"/>
+          <w:sz w:val="22"/>
+          <w:szCs w:val="18"/>
+        </w:rPr>
+        <w:t>└── CMakeLists.txt</w:t>
+      </w:r>
+    </w:p>
+    <w:p>
+      <w:pPr>
+        <w:rPr>
+          <w:rFonts w:eastAsia="等线" w:hint="eastAsia"/>
+          <w:sz w:val="22"/>
+          <w:szCs w:val="20"/>
+        </w:rPr>
+      </w:pPr>
+    </w:p>
+    <w:p>
+      <w:pPr>
+        <w:rPr>
+          <w:rFonts w:eastAsia="等线" w:hint="eastAsia"/>
+          <w:sz w:val="22"/>
+          <w:szCs w:val="20"/>
+        </w:rPr>
+      </w:pPr>
+    </w:p>
+    <w:p>
+      <w:pPr>
+        <w:rPr>
+          <w:rFonts w:eastAsia="等线" w:hint="eastAsia"/>
+          <w:sz w:val="22"/>
+          <w:szCs w:val="20"/>
         </w:rPr>
       </w:pPr>
     </w:p>
     <w:p>
       <w:pPr>
         <w:pStyle w:val="2"/>
+        <w:rPr>
+          <w:rFonts w:hint="eastAsia"/>
+        </w:rPr>
       </w:pPr>
       <w:bookmarkStart w:id="4" w:name="_2.3_技术实现"/>
       <w:bookmarkEnd w:id="4"/>
@@ -5236,13 +4755,6 @@
         </w:rPr>
         <w:t>技术实现</w:t>
       </w:r>
-    </w:p>
-    <w:p>
-      <w:pPr>
-        <w:rPr>
-          <w:rFonts w:hint="eastAsia"/>
-        </w:rPr>
-      </w:pPr>
     </w:p>
     <w:p>
       <w:pPr>
@@ -5379,34 +4891,25 @@
     <w:p>
       <w:pPr>
         <w:rPr>
-          <w:rFonts w:hint="eastAsia"/>
-        </w:rPr>
-      </w:pPr>
-      <w:r>
-        <w:rPr>
-          <w:rFonts w:hint="eastAsia"/>
-        </w:rPr>
-        <w:t>▲图</w:t>
-      </w:r>
-      <w:r>
-        <w:rPr>
-          <w:rFonts w:hint="eastAsia"/>
-        </w:rPr>
-        <w:t xml:space="preserve">4 </w:t>
-      </w:r>
-      <w:r>
-        <w:rPr>
-          <w:rFonts w:hint="eastAsia"/>
-        </w:rPr>
-        <w:t>部分查找算法的实现过程</w:t>
-      </w:r>
-    </w:p>
-    <w:p>
-      <w:pPr>
-        <w:rPr>
-          <w:rFonts w:hint="eastAsia"/>
-        </w:rPr>
-      </w:pPr>
+          <w:rFonts w:ascii="楷体" w:eastAsia="楷体" w:hAnsi="楷体" w:hint="eastAsia"/>
+          <w:sz w:val="24"/>
+          <w:szCs w:val="21"/>
+        </w:rPr>
+      </w:pPr>
+      <w:r>
+        <w:rPr>
+          <w:rFonts w:hint="eastAsia"/>
+        </w:rPr>
+        <w:t>▲</w:t>
+      </w:r>
+      <w:r>
+        <w:rPr>
+          <w:rFonts w:ascii="楷体" w:eastAsia="楷体" w:hAnsi="楷体" w:hint="eastAsia"/>
+          <w:sz w:val="24"/>
+          <w:szCs w:val="21"/>
+        </w:rPr>
+        <w:t>图4 部分查找算法的实现过程</w:t>
+      </w:r>
     </w:p>
     <w:p>
       <w:pPr>
@@ -5471,26 +4974,24 @@
     <w:p>
       <w:pPr>
         <w:rPr>
-          <w:rFonts w:hint="eastAsia"/>
-        </w:rPr>
-      </w:pPr>
-      <w:r>
-        <w:rPr>
-          <w:rFonts w:hint="eastAsia"/>
-        </w:rPr>
-        <w:t>▲图</w:t>
-      </w:r>
-      <w:r>
-        <w:rPr>
-          <w:rFonts w:hint="eastAsia"/>
-        </w:rPr>
-        <w:t xml:space="preserve">5 </w:t>
-      </w:r>
-      <w:r>
-        <w:rPr>
-          <w:rFonts w:hint="eastAsia"/>
-        </w:rPr>
-        <w:t>修改与删除功能的实现</w:t>
+          <w:rFonts w:ascii="楷体" w:eastAsia="楷体" w:hAnsi="楷体" w:hint="eastAsia"/>
+          <w:sz w:val="24"/>
+          <w:szCs w:val="21"/>
+        </w:rPr>
+      </w:pPr>
+      <w:r>
+        <w:rPr>
+          <w:rFonts w:hint="eastAsia"/>
+        </w:rPr>
+        <w:t>▲</w:t>
+      </w:r>
+      <w:r>
+        <w:rPr>
+          <w:rFonts w:ascii="楷体" w:eastAsia="楷体" w:hAnsi="楷体" w:hint="eastAsia"/>
+          <w:sz w:val="24"/>
+          <w:szCs w:val="21"/>
+        </w:rPr>
+        <w:t>图5 修改与删除功能的实现</w:t>
       </w:r>
     </w:p>
     <w:p>
@@ -5550,50 +5051,24 @@
     <w:p>
       <w:pPr>
         <w:rPr>
-          <w:rFonts w:hint="eastAsia"/>
-        </w:rPr>
-      </w:pPr>
-      <w:r>
-        <w:rPr>
-          <w:rFonts w:hint="eastAsia"/>
-        </w:rPr>
-        <w:t>▲图</w:t>
-      </w:r>
-      <w:r>
-        <w:rPr>
-          <w:rFonts w:hint="eastAsia"/>
-        </w:rPr>
-        <w:t xml:space="preserve">6 </w:t>
-      </w:r>
-      <w:r>
-        <w:rPr>
-          <w:rFonts w:hint="eastAsia"/>
-        </w:rPr>
-        <w:t>在</w:t>
-      </w:r>
-      <w:r>
-        <w:rPr>
-          <w:rFonts w:hint="eastAsia"/>
-        </w:rPr>
-        <w:t>std::sort()</w:t>
-      </w:r>
-      <w:r>
-        <w:rPr>
-          <w:rFonts w:hint="eastAsia"/>
-        </w:rPr>
-        <w:t>函数中使用</w:t>
-      </w:r>
-      <w:r>
-        <w:rPr>
-          <w:rFonts w:hint="eastAsia"/>
-        </w:rPr>
-        <w:t>lambda</w:t>
-      </w:r>
-      <w:r>
-        <w:rPr>
-          <w:rFonts w:hint="eastAsia"/>
-        </w:rPr>
-        <w:t>表达式，从而简化逆序排列写法</w:t>
+          <w:rFonts w:ascii="楷体" w:eastAsia="楷体" w:hAnsi="楷体" w:hint="eastAsia"/>
+          <w:sz w:val="24"/>
+          <w:szCs w:val="21"/>
+        </w:rPr>
+      </w:pPr>
+      <w:r>
+        <w:rPr>
+          <w:rFonts w:hint="eastAsia"/>
+        </w:rPr>
+        <w:t>▲</w:t>
+      </w:r>
+      <w:r>
+        <w:rPr>
+          <w:rFonts w:ascii="楷体" w:eastAsia="楷体" w:hAnsi="楷体" w:hint="eastAsia"/>
+          <w:sz w:val="24"/>
+          <w:szCs w:val="21"/>
+        </w:rPr>
+        <w:t>图6 在std::sort()函数中使用lambda表达式，从而简化逆序排列写法</w:t>
       </w:r>
     </w:p>
     <w:p>
@@ -5666,26 +5141,24 @@
     <w:p>
       <w:pPr>
         <w:rPr>
-          <w:rFonts w:hint="eastAsia"/>
-        </w:rPr>
-      </w:pPr>
-      <w:r>
-        <w:rPr>
-          <w:rFonts w:hint="eastAsia"/>
-        </w:rPr>
-        <w:t>▲图</w:t>
-      </w:r>
-      <w:r>
-        <w:rPr>
-          <w:rFonts w:hint="eastAsia"/>
-        </w:rPr>
-        <w:t xml:space="preserve">7 </w:t>
-      </w:r>
-      <w:r>
-        <w:rPr>
-          <w:rFonts w:hint="eastAsia"/>
-        </w:rPr>
-        <w:t>利用异常处理解决文件存取中的问题</w:t>
+          <w:rFonts w:ascii="楷体" w:eastAsia="楷体" w:hAnsi="楷体" w:hint="eastAsia"/>
+          <w:sz w:val="24"/>
+          <w:szCs w:val="21"/>
+        </w:rPr>
+      </w:pPr>
+      <w:r>
+        <w:rPr>
+          <w:rFonts w:hint="eastAsia"/>
+        </w:rPr>
+        <w:t>▲</w:t>
+      </w:r>
+      <w:r>
+        <w:rPr>
+          <w:rFonts w:ascii="楷体" w:eastAsia="楷体" w:hAnsi="楷体" w:hint="eastAsia"/>
+          <w:sz w:val="24"/>
+          <w:szCs w:val="21"/>
+        </w:rPr>
+        <w:t>图7 利用异常处理解决文件存取中的问题</w:t>
       </w:r>
     </w:p>
     <w:p>
@@ -5746,14 +5219,12 @@
       <w:pPr>
         <w:rPr>
           <w:rFonts w:hint="eastAsia"/>
-          <w:sz w:val="28"/>
-          <w:szCs w:val="28"/>
-        </w:rPr>
-      </w:pPr>
-      <w:r>
-        <w:rPr>
-          <w:rFonts w:hint="eastAsia"/>
-          <w:sz w:val="28"/>
+          <w:szCs w:val="28"/>
+        </w:rPr>
+      </w:pPr>
+      <w:r>
+        <w:rPr>
+          <w:rFonts w:hint="eastAsia"/>
           <w:szCs w:val="28"/>
         </w:rPr>
         <w:t>本项目所有代码均在</w:t>
@@ -5761,7 +5232,6 @@
       <w:r>
         <w:rPr>
           <w:rFonts w:hint="eastAsia"/>
-          <w:sz w:val="28"/>
           <w:szCs w:val="28"/>
         </w:rPr>
         <w:t>MSYS2 UCRT64</w:t>
@@ -5769,7 +5239,6 @@
       <w:r>
         <w:rPr>
           <w:rFonts w:hint="eastAsia"/>
-          <w:sz w:val="28"/>
           <w:szCs w:val="28"/>
         </w:rPr>
         <w:t>环境下调试，编译器为</w:t>
@@ -5777,7 +5246,6 @@
       <w:r>
         <w:rPr>
           <w:rFonts w:hint="eastAsia"/>
-          <w:sz w:val="28"/>
           <w:szCs w:val="28"/>
         </w:rPr>
         <w:t>CLANG 21.1.8</w:t>
@@ -5785,7 +5253,6 @@
       <w:r>
         <w:rPr>
           <w:rFonts w:hint="eastAsia"/>
-          <w:sz w:val="28"/>
           <w:szCs w:val="28"/>
         </w:rPr>
         <w:t>，经</w:t>
@@ -5794,7 +5261,6 @@
       <w:r>
         <w:rPr>
           <w:rFonts w:hint="eastAsia"/>
-          <w:sz w:val="28"/>
           <w:szCs w:val="28"/>
         </w:rPr>
         <w:t>CMake</w:t>
@@ -5803,7 +5269,6 @@
       <w:r>
         <w:rPr>
           <w:rFonts w:hint="eastAsia"/>
-          <w:sz w:val="28"/>
           <w:szCs w:val="28"/>
         </w:rPr>
         <w:t>构建后生成</w:t>
@@ -5811,7 +5276,6 @@
       <w:r>
         <w:rPr>
           <w:rFonts w:hint="eastAsia"/>
-          <w:sz w:val="28"/>
           <w:szCs w:val="28"/>
         </w:rPr>
         <w:t>BMS.exe</w:t>
@@ -5819,7 +5283,6 @@
       <w:r>
         <w:rPr>
           <w:rFonts w:hint="eastAsia"/>
-          <w:sz w:val="28"/>
           <w:szCs w:val="28"/>
         </w:rPr>
         <w:t>可执行文件。开发过程产生的文件均已</w:t>
@@ -5827,7 +5290,6 @@
       <w:r>
         <w:rPr>
           <w:rFonts w:hint="eastAsia"/>
-          <w:sz w:val="28"/>
           <w:szCs w:val="28"/>
         </w:rPr>
         <w:t>上传至</w:t>
@@ -5837,7 +5299,6 @@
           <w:rPr>
             <w:rStyle w:val="aa"/>
             <w:rFonts w:hint="eastAsia"/>
-            <w:sz w:val="28"/>
             <w:szCs w:val="28"/>
           </w:rPr>
           <w:t>Github</w:t>
@@ -5846,7 +5307,6 @@
           <w:rPr>
             <w:rStyle w:val="aa"/>
             <w:rFonts w:hint="eastAsia"/>
-            <w:sz w:val="28"/>
             <w:szCs w:val="28"/>
           </w:rPr>
           <w:t>仓库</w:t>
@@ -5923,26 +5383,24 @@
     <w:p>
       <w:pPr>
         <w:rPr>
-          <w:rFonts w:hint="eastAsia"/>
-        </w:rPr>
-      </w:pPr>
-      <w:r>
-        <w:rPr>
-          <w:rFonts w:hint="eastAsia"/>
-        </w:rPr>
-        <w:t>▲图</w:t>
-      </w:r>
-      <w:r>
-        <w:rPr>
-          <w:rFonts w:hint="eastAsia"/>
-        </w:rPr>
-        <w:t xml:space="preserve">8 </w:t>
-      </w:r>
-      <w:r>
-        <w:rPr>
-          <w:rFonts w:hint="eastAsia"/>
-        </w:rPr>
-        <w:t>主操作界面</w:t>
+          <w:rFonts w:ascii="楷体" w:eastAsia="楷体" w:hAnsi="楷体" w:hint="eastAsia"/>
+          <w:sz w:val="24"/>
+          <w:szCs w:val="21"/>
+        </w:rPr>
+      </w:pPr>
+      <w:r>
+        <w:rPr>
+          <w:rFonts w:hint="eastAsia"/>
+        </w:rPr>
+        <w:t>▲</w:t>
+      </w:r>
+      <w:r>
+        <w:rPr>
+          <w:rFonts w:ascii="楷体" w:eastAsia="楷体" w:hAnsi="楷体" w:hint="eastAsia"/>
+          <w:sz w:val="24"/>
+          <w:szCs w:val="21"/>
+        </w:rPr>
+        <w:t>图8 主操作界面</w:t>
       </w:r>
     </w:p>
     <w:p>
@@ -6002,38 +5460,24 @@
     <w:p>
       <w:pPr>
         <w:rPr>
-          <w:rFonts w:hint="eastAsia"/>
-        </w:rPr>
-      </w:pPr>
-      <w:r>
-        <w:rPr>
-          <w:rFonts w:hint="eastAsia"/>
-        </w:rPr>
-        <w:t>▲图</w:t>
-      </w:r>
-      <w:r>
-        <w:rPr>
-          <w:rFonts w:hint="eastAsia"/>
-        </w:rPr>
-        <w:t xml:space="preserve">9 </w:t>
-      </w:r>
-      <w:r>
-        <w:rPr>
-          <w:rFonts w:hint="eastAsia"/>
-        </w:rPr>
-        <w:t>执行查询“</w:t>
-      </w:r>
-      <w:r>
-        <w:rPr>
-          <w:rFonts w:hint="eastAsia"/>
-        </w:rPr>
-        <w:t>C++</w:t>
-      </w:r>
-      <w:r>
-        <w:rPr>
-          <w:rFonts w:hint="eastAsia"/>
-        </w:rPr>
-        <w:t>”操作后界面的显示</w:t>
+          <w:rFonts w:ascii="楷体" w:eastAsia="楷体" w:hAnsi="楷体" w:hint="eastAsia"/>
+          <w:sz w:val="24"/>
+          <w:szCs w:val="21"/>
+        </w:rPr>
+      </w:pPr>
+      <w:r>
+        <w:rPr>
+          <w:rFonts w:hint="eastAsia"/>
+        </w:rPr>
+        <w:t>▲</w:t>
+      </w:r>
+      <w:r>
+        <w:rPr>
+          <w:rFonts w:ascii="楷体" w:eastAsia="楷体" w:hAnsi="楷体" w:hint="eastAsia"/>
+          <w:sz w:val="24"/>
+          <w:szCs w:val="21"/>
+        </w:rPr>
+        <w:t>图9 执行查询“C++”操作后界面的显示</w:t>
       </w:r>
     </w:p>
     <w:p>
@@ -6047,9 +5491,9 @@
           <w:noProof/>
         </w:rPr>
         <w:drawing>
-          <wp:inline distT="0" distB="0" distL="0" distR="0" wp14:anchorId="544E1F03" wp14:editId="1CCB41C7">
-            <wp:extent cx="5731329" cy="4507520"/>
-            <wp:effectExtent l="0" t="0" r="3175" b="7620"/>
+          <wp:inline distT="0" distB="0" distL="0" distR="0" wp14:anchorId="544E1F03" wp14:editId="5E616EE3">
+            <wp:extent cx="5390984" cy="4239849"/>
+            <wp:effectExtent l="0" t="0" r="635" b="8890"/>
             <wp:docPr id="2144792155" name="图片 1" descr="图形用户界面&#10;&#10;AI 生成的内容可能不正确。"/>
             <wp:cNvGraphicFramePr>
               <a:graphicFrameLocks xmlns:a="http://schemas.openxmlformats.org/drawingml/2006/main" noChangeAspect="1"/>
@@ -6076,7 +5520,7 @@
                   <pic:spPr>
                     <a:xfrm>
                       <a:off x="0" y="0"/>
-                      <a:ext cx="5735698" cy="4510956"/>
+                      <a:ext cx="5400710" cy="4247498"/>
                     </a:xfrm>
                     <a:prstGeom prst="rect">
                       <a:avLst/>
@@ -6092,34 +5536,25 @@
     <w:p>
       <w:pPr>
         <w:rPr>
-          <w:rFonts w:hint="eastAsia"/>
-        </w:rPr>
-      </w:pPr>
-      <w:r>
-        <w:rPr>
-          <w:rFonts w:hint="eastAsia"/>
-        </w:rPr>
-        <w:t>▲图</w:t>
-      </w:r>
-      <w:r>
-        <w:rPr>
-          <w:rFonts w:hint="eastAsia"/>
-        </w:rPr>
-        <w:t xml:space="preserve">10 </w:t>
-      </w:r>
-      <w:r>
-        <w:rPr>
-          <w:rFonts w:hint="eastAsia"/>
-        </w:rPr>
-        <w:t>执行“统计信息”后，“操作结果”界面输出结果</w:t>
-      </w:r>
-    </w:p>
-    <w:p>
-      <w:pPr>
-        <w:rPr>
-          <w:rFonts w:hint="eastAsia"/>
-        </w:rPr>
-      </w:pPr>
+          <w:rFonts w:ascii="楷体" w:eastAsia="楷体" w:hAnsi="楷体" w:hint="eastAsia"/>
+          <w:sz w:val="24"/>
+          <w:szCs w:val="21"/>
+        </w:rPr>
+      </w:pPr>
+      <w:r>
+        <w:rPr>
+          <w:rFonts w:hint="eastAsia"/>
+        </w:rPr>
+        <w:t>▲</w:t>
+      </w:r>
+      <w:r>
+        <w:rPr>
+          <w:rFonts w:ascii="楷体" w:eastAsia="楷体" w:hAnsi="楷体" w:hint="eastAsia"/>
+          <w:sz w:val="24"/>
+          <w:szCs w:val="21"/>
+        </w:rPr>
+        <w:t>图10 执行“统计信息”后，“操作结果”界面输出结果</w:t>
+      </w:r>
     </w:p>
     <w:p>
       <w:pPr>
@@ -6131,6 +5566,7 @@
         <w:rPr>
           <w:rFonts w:hint="eastAsia"/>
         </w:rPr>
+        <w:lastRenderedPageBreak/>
         <w:t>3</w:t>
       </w:r>
       <w:r>
@@ -6145,14 +5581,12 @@
         <w:jc w:val="left"/>
         <w:rPr>
           <w:rFonts w:hint="eastAsia"/>
-          <w:sz w:val="28"/>
           <w:szCs w:val="28"/>
         </w:rPr>
       </w:pPr>
       <w:r>
         <w:rPr>
           <w:rFonts w:ascii="Segoe UI Emoji" w:hAnsi="Segoe UI Emoji" w:cs="Segoe UI Emoji" w:hint="eastAsia"/>
-          <w:sz w:val="28"/>
           <w:szCs w:val="28"/>
         </w:rPr>
         <w:t>⭐</w:t>
@@ -6160,7 +5594,8 @@
       <w:r>
         <w:rPr>
           <w:rFonts w:hint="eastAsia"/>
-          <w:sz w:val="28"/>
+          <w:b/>
+          <w:bCs/>
           <w:szCs w:val="28"/>
         </w:rPr>
         <w:t>FLTK</w:t>
@@ -6168,15 +5603,22 @@
       <w:r>
         <w:rPr>
           <w:rFonts w:hint="eastAsia"/>
-          <w:sz w:val="28"/>
-          <w:szCs w:val="28"/>
-        </w:rPr>
-        <w:t>界面点击选择功能</w:t>
-      </w:r>
-      <w:r>
-        <w:rPr>
-          <w:rFonts w:hint="eastAsia"/>
-          <w:sz w:val="28"/>
+          <w:b/>
+          <w:bCs/>
+          <w:szCs w:val="28"/>
+        </w:rPr>
+        <w:t>界面</w:t>
+      </w:r>
+      <w:r>
+        <w:rPr>
+          <w:rFonts w:hint="eastAsia"/>
+          <w:szCs w:val="28"/>
+        </w:rPr>
+        <w:t>点击选择功能</w:t>
+      </w:r>
+      <w:r>
+        <w:rPr>
+          <w:rFonts w:hint="eastAsia"/>
           <w:szCs w:val="28"/>
         </w:rPr>
         <w:t>，减少复制粘贴次数，</w:t>
@@ -6185,7 +5627,6 @@
       <w:r>
         <w:rPr>
           <w:rFonts w:hint="eastAsia"/>
-          <w:sz w:val="28"/>
           <w:szCs w:val="28"/>
         </w:rPr>
         <w:t>十分</w:t>
@@ -6194,7 +5635,6 @@
       <w:r>
         <w:rPr>
           <w:rFonts w:hint="eastAsia"/>
-          <w:sz w:val="28"/>
           <w:szCs w:val="28"/>
         </w:rPr>
         <w:t>酷</w:t>
@@ -6203,7 +5643,6 @@
       <w:r>
         <w:rPr>
           <w:rFonts w:hint="eastAsia"/>
-          <w:sz w:val="28"/>
           <w:szCs w:val="28"/>
         </w:rPr>
         <w:t>炫</w:t>
@@ -6212,7 +5651,6 @@
       <w:r>
         <w:rPr>
           <w:rFonts w:hint="eastAsia"/>
-          <w:sz w:val="28"/>
           <w:szCs w:val="28"/>
         </w:rPr>
         <w:t>！</w:t>
@@ -6220,7 +5658,6 @@
       <w:r>
         <w:rPr>
           <w:noProof/>
-          <w:sz w:val="28"/>
           <w:szCs w:val="28"/>
         </w:rPr>
         <w:drawing>
@@ -6271,7 +5708,6 @@
         <w:jc w:val="left"/>
         <w:rPr>
           <w:rFonts w:hint="eastAsia"/>
-          <w:sz w:val="28"/>
           <w:szCs w:val="28"/>
         </w:rPr>
       </w:pPr>
@@ -6281,14 +5717,14 @@
         <w:jc w:val="left"/>
         <w:rPr>
           <w:rFonts w:hint="eastAsia"/>
-          <w:sz w:val="28"/>
+          <w:b/>
+          <w:bCs/>
           <w:szCs w:val="28"/>
         </w:rPr>
       </w:pPr>
       <w:r>
         <w:rPr>
           <w:rFonts w:ascii="Segoe UI Emoji" w:hAnsi="Segoe UI Emoji" w:cs="Segoe UI Emoji" w:hint="eastAsia"/>
-          <w:sz w:val="28"/>
           <w:szCs w:val="28"/>
         </w:rPr>
         <w:t>⭐</w:t>
@@ -6296,7 +5732,8 @@
       <w:r>
         <w:rPr>
           <w:rFonts w:hint="eastAsia"/>
-          <w:sz w:val="28"/>
+          <w:b/>
+          <w:bCs/>
           <w:szCs w:val="28"/>
         </w:rPr>
         <w:t>模糊查询</w:t>
@@ -6307,14 +5744,12 @@
         <w:jc w:val="left"/>
         <w:rPr>
           <w:rFonts w:hint="eastAsia"/>
-          <w:sz w:val="28"/>
-          <w:szCs w:val="28"/>
-        </w:rPr>
-      </w:pPr>
-      <w:r>
-        <w:rPr>
-          <w:rFonts w:hint="eastAsia"/>
-          <w:sz w:val="28"/>
+          <w:szCs w:val="28"/>
+        </w:rPr>
+      </w:pPr>
+      <w:r>
+        <w:rPr>
+          <w:rFonts w:hint="eastAsia"/>
           <w:szCs w:val="28"/>
         </w:rPr>
         <w:t>利用</w:t>
@@ -6322,7 +5757,6 @@
       <w:r>
         <w:rPr>
           <w:rFonts w:hint="eastAsia"/>
-          <w:sz w:val="28"/>
           <w:szCs w:val="28"/>
         </w:rPr>
         <w:t>string</w:t>
@@ -6330,7 +5764,6 @@
       <w:r>
         <w:rPr>
           <w:rFonts w:hint="eastAsia"/>
-          <w:sz w:val="28"/>
           <w:szCs w:val="28"/>
         </w:rPr>
         <w:t>类成员函数</w:t>
@@ -6338,7 +5771,6 @@
       <w:r>
         <w:rPr>
           <w:rFonts w:hint="eastAsia"/>
-          <w:sz w:val="28"/>
           <w:szCs w:val="28"/>
         </w:rPr>
         <w:t>find()</w:t>
@@ -6346,7 +5778,6 @@
       <w:r>
         <w:rPr>
           <w:rFonts w:hint="eastAsia"/>
-          <w:sz w:val="28"/>
           <w:szCs w:val="28"/>
         </w:rPr>
         <w:t>实现了模糊查询功能</w:t>
@@ -6354,7 +5785,6 @@
       <w:r>
         <w:rPr>
           <w:rFonts w:hint="eastAsia"/>
-          <w:sz w:val="28"/>
           <w:szCs w:val="28"/>
         </w:rPr>
         <w:t>，</w:t>
@@ -6362,7 +5792,6 @@
       <w:r>
         <w:rPr>
           <w:rFonts w:hint="eastAsia"/>
-          <w:sz w:val="28"/>
           <w:szCs w:val="28"/>
         </w:rPr>
         <w:t>书名、作者、出版社</w:t>
@@ -6370,7 +5799,6 @@
       <w:r>
         <w:rPr>
           <w:rFonts w:hint="eastAsia"/>
-          <w:sz w:val="28"/>
           <w:szCs w:val="28"/>
         </w:rPr>
         <w:t>都可以</w:t>
@@ -6378,7 +5806,6 @@
       <w:r>
         <w:rPr>
           <w:rFonts w:hint="eastAsia"/>
-          <w:sz w:val="28"/>
           <w:szCs w:val="28"/>
         </w:rPr>
         <w:t>查询</w:t>
@@ -6386,7 +5813,6 @@
       <w:r>
         <w:rPr>
           <w:rFonts w:hint="eastAsia"/>
-          <w:sz w:val="28"/>
           <w:szCs w:val="28"/>
         </w:rPr>
         <w:t>；并且每个函数都</w:t>
@@ -6394,7 +5820,6 @@
       <w:r>
         <w:rPr>
           <w:rFonts w:hint="eastAsia"/>
-          <w:sz w:val="28"/>
           <w:szCs w:val="28"/>
         </w:rPr>
         <w:t>使用了</w:t>
@@ -6402,7 +5827,6 @@
       <w:r>
         <w:rPr>
           <w:rFonts w:hint="eastAsia"/>
-          <w:sz w:val="28"/>
           <w:szCs w:val="28"/>
         </w:rPr>
         <w:t>const</w:t>
@@ -6410,7 +5834,6 @@
       <w:r>
         <w:rPr>
           <w:rFonts w:hint="eastAsia"/>
-          <w:sz w:val="28"/>
           <w:szCs w:val="28"/>
         </w:rPr>
         <w:t>重载（如</w:t>
@@ -6418,7 +5841,6 @@
       <w:r>
         <w:rPr>
           <w:rFonts w:hint="eastAsia"/>
-          <w:sz w:val="28"/>
           <w:szCs w:val="28"/>
         </w:rPr>
         <w:t xml:space="preserve"> </w:t>
@@ -6427,7 +5849,6 @@
       <w:r>
         <w:rPr>
           <w:rFonts w:hint="eastAsia"/>
-          <w:sz w:val="28"/>
           <w:szCs w:val="28"/>
         </w:rPr>
         <w:t>findByISBN</w:t>
@@ -6436,7 +5857,6 @@
       <w:r>
         <w:rPr>
           <w:rFonts w:hint="eastAsia"/>
-          <w:sz w:val="28"/>
           <w:szCs w:val="28"/>
         </w:rPr>
         <w:t>）支持只读访问</w:t>
@@ -6444,7 +5864,6 @@
       <w:r>
         <w:rPr>
           <w:rFonts w:hint="eastAsia"/>
-          <w:sz w:val="28"/>
           <w:szCs w:val="28"/>
         </w:rPr>
         <w:t>，</w:t>
@@ -6452,7 +5871,6 @@
       <w:r>
         <w:rPr>
           <w:rFonts w:hint="eastAsia"/>
-          <w:sz w:val="28"/>
           <w:szCs w:val="28"/>
         </w:rPr>
         <w:t>提升性能</w:t>
@@ -6460,7 +5878,6 @@
       <w:r>
         <w:rPr>
           <w:rFonts w:hint="eastAsia"/>
-          <w:sz w:val="28"/>
           <w:szCs w:val="28"/>
         </w:rPr>
         <w:t>。</w:t>
@@ -6471,7 +5888,6 @@
         <w:jc w:val="left"/>
         <w:rPr>
           <w:rFonts w:hint="eastAsia"/>
-          <w:sz w:val="28"/>
           <w:szCs w:val="28"/>
         </w:rPr>
       </w:pPr>
@@ -6505,14 +5921,12 @@
         <w:ind w:firstLineChars="0"/>
         <w:rPr>
           <w:rFonts w:hint="eastAsia"/>
-          <w:sz w:val="28"/>
-          <w:szCs w:val="28"/>
-        </w:rPr>
-      </w:pPr>
-      <w:r>
-        <w:rPr>
-          <w:rFonts w:hint="eastAsia"/>
-          <w:sz w:val="28"/>
+          <w:szCs w:val="28"/>
+        </w:rPr>
+      </w:pPr>
+      <w:r>
+        <w:rPr>
+          <w:rFonts w:hint="eastAsia"/>
           <w:szCs w:val="28"/>
         </w:rPr>
         <w:t>GUI</w:t>
@@ -6520,7 +5934,6 @@
       <w:r>
         <w:rPr>
           <w:rFonts w:hint="eastAsia"/>
-          <w:sz w:val="28"/>
           <w:szCs w:val="28"/>
         </w:rPr>
         <w:t>界面和后端解耦程度不高，一些功能是在</w:t>
@@ -6529,7 +5942,6 @@
       <w:r>
         <w:rPr>
           <w:rFonts w:hint="eastAsia"/>
-          <w:sz w:val="28"/>
           <w:szCs w:val="28"/>
         </w:rPr>
         <w:t>mainWindow</w:t>
@@ -6538,7 +5950,6 @@
       <w:r>
         <w:rPr>
           <w:rFonts w:hint="eastAsia"/>
-          <w:sz w:val="28"/>
           <w:szCs w:val="28"/>
         </w:rPr>
         <w:t>类内进一步实现的，不够优雅！</w:t>
@@ -6554,46 +5965,16 @@
         <w:ind w:firstLineChars="0"/>
         <w:rPr>
           <w:rFonts w:hint="eastAsia"/>
-          <w:sz w:val="28"/>
-          <w:szCs w:val="28"/>
-        </w:rPr>
-      </w:pPr>
-      <w:r>
-        <w:rPr>
-          <w:rFonts w:hint="eastAsia"/>
-          <w:sz w:val="28"/>
+          <w:szCs w:val="28"/>
+        </w:rPr>
+      </w:pPr>
+      <w:r>
+        <w:rPr>
+          <w:rFonts w:hint="eastAsia"/>
           <w:szCs w:val="28"/>
         </w:rPr>
         <w:t>尽管经过大量改进与迭代，但偶尔还是会出现内存泄露（段错误）。智能指针能够解决这个问题，但碍于期末复习缘故未能系统学习。亟需加学。</w:t>
       </w:r>
-    </w:p>
-    <w:p>
-      <w:pPr>
-        <w:widowControl/>
-        <w:jc w:val="left"/>
-        <w:rPr>
-          <w:rFonts w:hint="eastAsia"/>
-        </w:rPr>
-      </w:pPr>
-      <w:r>
-        <w:rPr>
-          <w:rFonts w:hint="eastAsia"/>
-        </w:rPr>
-        <w:br w:type="page"/>
-      </w:r>
-    </w:p>
-    <w:p>
-      <w:pPr>
-        <w:pStyle w:val="a9"/>
-        <w:numPr>
-          <w:ilvl w:val="0"/>
-          <w:numId w:val="14"/>
-        </w:numPr>
-        <w:ind w:firstLineChars="0"/>
-        <w:rPr>
-          <w:rFonts w:hint="eastAsia"/>
-        </w:rPr>
-      </w:pPr>
     </w:p>
     <w:p>
       <w:pPr>
@@ -6605,6 +5986,7 @@
         <w:rPr>
           <w:rFonts w:hint="eastAsia"/>
         </w:rPr>
+        <w:lastRenderedPageBreak/>
         <w:t>5</w:t>
       </w:r>
       <w:r>
@@ -6677,14 +6059,12 @@
         <w:ind w:left="440" w:firstLineChars="0" w:firstLine="0"/>
         <w:rPr>
           <w:rFonts w:hint="eastAsia"/>
-          <w:sz w:val="28"/>
-          <w:szCs w:val="28"/>
-        </w:rPr>
-      </w:pPr>
-      <w:r>
-        <w:rPr>
-          <w:rFonts w:hint="eastAsia"/>
-          <w:sz w:val="28"/>
+          <w:szCs w:val="28"/>
+        </w:rPr>
+      </w:pPr>
+      <w:r>
+        <w:rPr>
+          <w:rFonts w:hint="eastAsia"/>
           <w:szCs w:val="28"/>
         </w:rPr>
         <w:t>is-A</w:t>
@@ -6692,7 +6072,6 @@
       <w:r>
         <w:rPr>
           <w:rFonts w:hint="eastAsia"/>
-          <w:sz w:val="28"/>
           <w:szCs w:val="28"/>
         </w:rPr>
         <w:t>是继承，</w:t>
@@ -6700,7 +6079,6 @@
       <w:r>
         <w:rPr>
           <w:rFonts w:hint="eastAsia"/>
-          <w:sz w:val="28"/>
           <w:szCs w:val="28"/>
         </w:rPr>
         <w:t>has-A</w:t>
@@ -6708,7 +6086,6 @@
       <w:r>
         <w:rPr>
           <w:rFonts w:hint="eastAsia"/>
-          <w:sz w:val="28"/>
           <w:szCs w:val="28"/>
         </w:rPr>
         <w:t>是组合。继承与组合都可以用来表示上下级之间的关系，但是在这道题上却让我犯了难。</w:t>
@@ -6720,14 +6097,12 @@
         <w:ind w:left="440" w:firstLineChars="0" w:firstLine="0"/>
         <w:rPr>
           <w:rFonts w:hint="eastAsia"/>
-          <w:sz w:val="28"/>
-          <w:szCs w:val="28"/>
-        </w:rPr>
-      </w:pPr>
-      <w:r>
-        <w:rPr>
-          <w:rFonts w:hint="eastAsia"/>
-          <w:sz w:val="28"/>
+          <w:szCs w:val="28"/>
+        </w:rPr>
+      </w:pPr>
+      <w:r>
+        <w:rPr>
+          <w:rFonts w:hint="eastAsia"/>
           <w:szCs w:val="28"/>
         </w:rPr>
         <w:t>显而易见，本题所采用的几个类（</w:t>
@@ -6735,7 +6110,6 @@
       <w:r>
         <w:rPr>
           <w:rFonts w:hint="eastAsia"/>
-          <w:sz w:val="28"/>
           <w:szCs w:val="28"/>
         </w:rPr>
         <w:t>BOOK</w:t>
@@ -6743,7 +6117,6 @@
       <w:r>
         <w:rPr>
           <w:rFonts w:hint="eastAsia"/>
-          <w:sz w:val="28"/>
           <w:szCs w:val="28"/>
         </w:rPr>
         <w:t>，</w:t>
@@ -6751,7 +6124,6 @@
       <w:r>
         <w:rPr>
           <w:rFonts w:hint="eastAsia"/>
-          <w:sz w:val="28"/>
           <w:szCs w:val="28"/>
         </w:rPr>
         <w:t>BOOKMANAGER</w:t>
@@ -6759,7 +6131,6 @@
       <w:r>
         <w:rPr>
           <w:rFonts w:hint="eastAsia"/>
-          <w:sz w:val="28"/>
           <w:szCs w:val="28"/>
         </w:rPr>
         <w:t>，</w:t>
@@ -6767,7 +6138,6 @@
       <w:r>
         <w:rPr>
           <w:rFonts w:hint="eastAsia"/>
-          <w:sz w:val="28"/>
           <w:szCs w:val="28"/>
         </w:rPr>
         <w:t>etc.</w:t>
@@ -6775,7 +6145,6 @@
       <w:r>
         <w:rPr>
           <w:rFonts w:hint="eastAsia"/>
-          <w:sz w:val="28"/>
           <w:szCs w:val="28"/>
         </w:rPr>
         <w:t>）之间，并没有像平面与圆</w:t>
@@ -6783,7 +6152,6 @@
       <w:r>
         <w:rPr>
           <w:rFonts w:hint="eastAsia"/>
-          <w:sz w:val="28"/>
           <w:szCs w:val="28"/>
         </w:rPr>
         <w:t>、父亲与儿子这样</w:t>
@@ -6791,7 +6159,6 @@
       <w:r>
         <w:rPr>
           <w:rFonts w:hint="eastAsia"/>
-          <w:sz w:val="28"/>
           <w:szCs w:val="28"/>
         </w:rPr>
         <w:t>自然的层次关系</w:t>
@@ -6799,7 +6166,6 @@
       <w:r>
         <w:rPr>
           <w:rFonts w:hint="eastAsia"/>
-          <w:sz w:val="28"/>
           <w:szCs w:val="28"/>
         </w:rPr>
         <w:t>。但是我</w:t>
@@ -6807,7 +6173,6 @@
       <w:r>
         <w:rPr>
           <w:rFonts w:hint="eastAsia"/>
-          <w:sz w:val="28"/>
           <w:szCs w:val="28"/>
         </w:rPr>
         <w:t>经验尚浅</w:t>
@@ -6815,7 +6180,6 @@
       <w:r>
         <w:rPr>
           <w:rFonts w:hint="eastAsia"/>
-          <w:sz w:val="28"/>
           <w:szCs w:val="28"/>
         </w:rPr>
         <w:t>，</w:t>
@@ -6823,7 +6187,6 @@
       <w:r>
         <w:rPr>
           <w:rFonts w:hint="eastAsia"/>
-          <w:sz w:val="28"/>
           <w:szCs w:val="28"/>
         </w:rPr>
         <w:t>却急于</w:t>
@@ -6831,7 +6194,6 @@
       <w:r>
         <w:rPr>
           <w:rFonts w:hint="eastAsia"/>
-          <w:sz w:val="28"/>
           <w:szCs w:val="28"/>
         </w:rPr>
         <w:t>想在课程设计里运用所学，</w:t>
@@ -6839,7 +6201,6 @@
       <w:r>
         <w:rPr>
           <w:rFonts w:hint="eastAsia"/>
-          <w:sz w:val="28"/>
           <w:szCs w:val="28"/>
         </w:rPr>
         <w:t>这</w:t>
@@ -6847,7 +6208,6 @@
       <w:r>
         <w:rPr>
           <w:rFonts w:hint="eastAsia"/>
-          <w:sz w:val="28"/>
           <w:szCs w:val="28"/>
         </w:rPr>
         <w:t>导致我在初始的</w:t>
@@ -6855,7 +6215,6 @@
       <w:r>
         <w:rPr>
           <w:rFonts w:hint="eastAsia"/>
-          <w:sz w:val="28"/>
           <w:szCs w:val="28"/>
         </w:rPr>
         <w:t>2</w:t>
@@ -6863,7 +6222,6 @@
       <w:r>
         <w:rPr>
           <w:rFonts w:hint="eastAsia"/>
-          <w:sz w:val="28"/>
           <w:szCs w:val="28"/>
         </w:rPr>
         <w:t>个版本中一门心思构造继承关系，试图找到虚继承接口，结果却导致代码</w:t>
@@ -6873,7 +6231,6 @@
           <w:rFonts w:hint="eastAsia"/>
           <w:b/>
           <w:bCs/>
-          <w:sz w:val="28"/>
           <w:szCs w:val="28"/>
         </w:rPr>
         <w:t>晦涩难懂，难以下咽</w:t>
@@ -6881,7 +6238,6 @@
       <w:r>
         <w:rPr>
           <w:rFonts w:hint="eastAsia"/>
-          <w:sz w:val="28"/>
           <w:szCs w:val="28"/>
         </w:rPr>
         <w:t>。慎重考虑下，</w:t>
@@ -6889,7 +6245,6 @@
       <w:r>
         <w:rPr>
           <w:rFonts w:hint="eastAsia"/>
-          <w:sz w:val="28"/>
           <w:szCs w:val="28"/>
         </w:rPr>
         <w:t>我在</w:t>
@@ -6897,7 +6252,6 @@
       <w:r>
         <w:rPr>
           <w:rFonts w:hint="eastAsia"/>
-          <w:sz w:val="28"/>
           <w:szCs w:val="28"/>
         </w:rPr>
         <w:t>3.0</w:t>
@@ -6905,7 +6259,6 @@
       <w:r>
         <w:rPr>
           <w:rFonts w:hint="eastAsia"/>
-          <w:sz w:val="28"/>
           <w:szCs w:val="28"/>
         </w:rPr>
         <w:t>版本放弃了继承，转而使用友元函数进行权限管理</w:t>
@@ -6913,7 +6266,6 @@
       <w:r>
         <w:rPr>
           <w:rFonts w:hint="eastAsia"/>
-          <w:sz w:val="28"/>
           <w:szCs w:val="28"/>
         </w:rPr>
         <w:t>。</w:t>
@@ -6925,14 +6277,12 @@
         <w:ind w:left="440" w:firstLineChars="0" w:firstLine="0"/>
         <w:rPr>
           <w:rFonts w:hint="eastAsia"/>
-          <w:sz w:val="28"/>
-          <w:szCs w:val="28"/>
-        </w:rPr>
-      </w:pPr>
-      <w:r>
-        <w:rPr>
-          <w:rFonts w:hint="eastAsia"/>
-          <w:sz w:val="28"/>
+          <w:szCs w:val="28"/>
+        </w:rPr>
+      </w:pPr>
+      <w:r>
+        <w:rPr>
+          <w:rFonts w:hint="eastAsia"/>
           <w:szCs w:val="28"/>
         </w:rPr>
         <w:t>总之，</w:t>
@@ -6940,7 +6290,6 @@
       <w:r>
         <w:rPr>
           <w:rFonts w:hint="eastAsia"/>
-          <w:sz w:val="28"/>
           <w:szCs w:val="28"/>
         </w:rPr>
         <w:t>工具在适当的地方才能发挥作用。</w:t>
@@ -6978,14 +6327,12 @@
         <w:ind w:left="420"/>
         <w:rPr>
           <w:rFonts w:hint="eastAsia"/>
-          <w:sz w:val="28"/>
-          <w:szCs w:val="28"/>
-        </w:rPr>
-      </w:pPr>
-      <w:r>
-        <w:rPr>
-          <w:rFonts w:hint="eastAsia"/>
-          <w:sz w:val="28"/>
+          <w:szCs w:val="28"/>
+        </w:rPr>
+      </w:pPr>
+      <w:r>
+        <w:rPr>
+          <w:rFonts w:hint="eastAsia"/>
           <w:szCs w:val="28"/>
         </w:rPr>
         <w:t>我学会了使用</w:t>
@@ -6994,7 +6341,6 @@
       <w:r>
         <w:rPr>
           <w:rFonts w:hint="eastAsia"/>
-          <w:sz w:val="28"/>
           <w:szCs w:val="28"/>
         </w:rPr>
         <w:t>CMake</w:t>
@@ -7003,7 +6349,6 @@
       <w:r>
         <w:rPr>
           <w:rFonts w:hint="eastAsia"/>
-          <w:sz w:val="28"/>
           <w:szCs w:val="28"/>
         </w:rPr>
         <w:t>构建项目，用</w:t>
@@ -7011,7 +6356,6 @@
       <w:r>
         <w:rPr>
           <w:rFonts w:hint="eastAsia"/>
-          <w:sz w:val="28"/>
           <w:szCs w:val="28"/>
         </w:rPr>
         <w:t>Git</w:t>
@@ -7019,7 +6363,6 @@
       <w:r>
         <w:rPr>
           <w:rFonts w:hint="eastAsia"/>
-          <w:sz w:val="28"/>
           <w:szCs w:val="28"/>
         </w:rPr>
         <w:t>在不同设备同步进度，还掌握了</w:t>
@@ -7027,7 +6370,6 @@
       <w:r>
         <w:rPr>
           <w:rFonts w:hint="eastAsia"/>
-          <w:sz w:val="28"/>
           <w:szCs w:val="28"/>
         </w:rPr>
         <w:t>markdown</w:t>
@@ -7035,7 +6377,6 @@
       <w:r>
         <w:rPr>
           <w:rFonts w:hint="eastAsia"/>
-          <w:sz w:val="28"/>
           <w:szCs w:val="28"/>
         </w:rPr>
         <w:t>文档和</w:t>
@@ -7043,7 +6384,6 @@
       <w:r>
         <w:rPr>
           <w:rFonts w:hint="eastAsia"/>
-          <w:sz w:val="28"/>
           <w:szCs w:val="28"/>
         </w:rPr>
         <w:t>mermaid</w:t>
@@ -7051,36 +6391,28 @@
       <w:r>
         <w:rPr>
           <w:rFonts w:hint="eastAsia"/>
-          <w:sz w:val="28"/>
           <w:szCs w:val="28"/>
         </w:rPr>
         <w:t>的写法。</w:t>
       </w:r>
-    </w:p>
-    <w:p>
-      <w:pPr>
-        <w:rPr>
-          <w:rFonts w:hint="eastAsia"/>
-        </w:rPr>
-      </w:pPr>
     </w:p>
     <w:tbl>
       <w:tblPr>
         <w:tblStyle w:val="22"/>
-        <w:tblW w:w="8700" w:type="dxa"/>
-        <w:tblInd w:w="585" w:type="dxa"/>
+        <w:tblW w:w="10915" w:type="dxa"/>
+        <w:tblInd w:w="-577" w:type="dxa"/>
         <w:tblLayout w:type="fixed"/>
         <w:tblLook w:val="04A0" w:firstRow="1" w:lastRow="0" w:firstColumn="1" w:lastColumn="0" w:noHBand="0" w:noVBand="1"/>
       </w:tblPr>
       <w:tblGrid>
-        <w:gridCol w:w="690"/>
-        <w:gridCol w:w="1692"/>
-        <w:gridCol w:w="6318"/>
+        <w:gridCol w:w="851"/>
+        <w:gridCol w:w="2693"/>
+        <w:gridCol w:w="7371"/>
       </w:tblGrid>
       <w:tr>
         <w:tc>
           <w:tcPr>
-            <w:tcW w:w="690" w:type="dxa"/>
+            <w:tcW w:w="851" w:type="dxa"/>
             <w:tcBorders>
               <w:top w:val="single" w:sz="8" w:space="0" w:color="000000"/>
               <w:left w:val="dotted" w:sz="8" w:space="0" w:color="auto"/>
@@ -7093,14 +6425,14 @@
             <w:pPr>
               <w:spacing w:line="276" w:lineRule="auto"/>
               <w:rPr>
-                <w:rFonts w:ascii="宋体" w:eastAsia="宋体" w:hAnsi="宋体" w:hint="eastAsia"/>
+                <w:rFonts w:ascii="宋体" w:hAnsi="宋体" w:hint="eastAsia"/>
                 <w:color w:val="000000"/>
                 <w:szCs w:val="21"/>
               </w:rPr>
             </w:pPr>
             <w:r>
               <w:rPr>
-                <w:rFonts w:ascii="宋体" w:eastAsia="宋体" w:hAnsi="宋体" w:hint="eastAsia"/>
+                <w:rFonts w:ascii="宋体" w:hAnsi="宋体" w:hint="eastAsia"/>
                 <w:color w:val="000000"/>
                 <w:szCs w:val="21"/>
               </w:rPr>
@@ -7110,7 +6442,7 @@
         </w:tc>
         <w:tc>
           <w:tcPr>
-            <w:tcW w:w="1692" w:type="dxa"/>
+            <w:tcW w:w="2693" w:type="dxa"/>
             <w:tcBorders>
               <w:top w:val="single" w:sz="8" w:space="0" w:color="000000"/>
               <w:left w:val="dotted" w:sz="4" w:space="0" w:color="auto"/>
@@ -7123,14 +6455,14 @@
             <w:pPr>
               <w:spacing w:line="276" w:lineRule="auto"/>
               <w:rPr>
-                <w:rFonts w:ascii="宋体" w:eastAsia="宋体" w:hAnsi="宋体" w:hint="eastAsia"/>
+                <w:rFonts w:ascii="宋体" w:hAnsi="宋体" w:hint="eastAsia"/>
                 <w:color w:val="000000"/>
                 <w:szCs w:val="21"/>
               </w:rPr>
             </w:pPr>
             <w:r>
               <w:rPr>
-                <w:rFonts w:ascii="宋体" w:eastAsia="宋体" w:hAnsi="宋体" w:hint="eastAsia"/>
+                <w:rFonts w:ascii="宋体" w:hAnsi="宋体" w:hint="eastAsia"/>
                 <w:color w:val="000000"/>
                 <w:szCs w:val="21"/>
               </w:rPr>
@@ -7140,7 +6472,7 @@
         </w:tc>
         <w:tc>
           <w:tcPr>
-            <w:tcW w:w="6318" w:type="dxa"/>
+            <w:tcW w:w="7371" w:type="dxa"/>
             <w:tcBorders>
               <w:top w:val="single" w:sz="8" w:space="0" w:color="000000"/>
               <w:left w:val="dotted" w:sz="4" w:space="0" w:color="auto"/>
@@ -7153,14 +6485,14 @@
             <w:pPr>
               <w:spacing w:line="276" w:lineRule="auto"/>
               <w:rPr>
-                <w:rFonts w:ascii="宋体" w:eastAsia="宋体" w:hAnsi="宋体" w:hint="eastAsia"/>
+                <w:rFonts w:ascii="宋体" w:hAnsi="宋体" w:hint="eastAsia"/>
                 <w:color w:val="000000"/>
                 <w:szCs w:val="21"/>
               </w:rPr>
             </w:pPr>
             <w:r>
               <w:rPr>
-                <w:rFonts w:ascii="宋体" w:eastAsia="宋体" w:hAnsi="宋体" w:hint="eastAsia"/>
+                <w:rFonts w:ascii="宋体" w:hAnsi="宋体" w:hint="eastAsia"/>
                 <w:color w:val="000000"/>
                 <w:szCs w:val="21"/>
               </w:rPr>
@@ -7172,7 +6504,7 @@
       <w:tr>
         <w:tc>
           <w:tcPr>
-            <w:tcW w:w="690" w:type="dxa"/>
+            <w:tcW w:w="851" w:type="dxa"/>
             <w:tcBorders>
               <w:top w:val="single" w:sz="8" w:space="0" w:color="000000"/>
               <w:left w:val="dotted" w:sz="8" w:space="0" w:color="auto"/>
@@ -7186,14 +6518,14 @@
               <w:spacing w:line="276" w:lineRule="auto"/>
               <w:jc w:val="center"/>
               <w:rPr>
-                <w:rFonts w:ascii="宋体" w:eastAsia="宋体" w:hAnsi="宋体" w:hint="eastAsia"/>
+                <w:rFonts w:ascii="宋体" w:hAnsi="宋体" w:hint="eastAsia"/>
                 <w:color w:val="000000"/>
                 <w:szCs w:val="21"/>
               </w:rPr>
             </w:pPr>
             <w:r>
               <w:rPr>
-                <w:rFonts w:ascii="宋体" w:eastAsia="宋体" w:hAnsi="宋体" w:hint="eastAsia"/>
+                <w:rFonts w:ascii="宋体" w:hAnsi="宋体" w:hint="eastAsia"/>
                 <w:color w:val="000000"/>
                 <w:szCs w:val="21"/>
               </w:rPr>
@@ -7203,7 +6535,7 @@
         </w:tc>
         <w:tc>
           <w:tcPr>
-            <w:tcW w:w="1692" w:type="dxa"/>
+            <w:tcW w:w="2693" w:type="dxa"/>
             <w:tcBorders>
               <w:top w:val="single" w:sz="8" w:space="0" w:color="000000"/>
               <w:left w:val="dotted" w:sz="4" w:space="0" w:color="auto"/>
@@ -7216,14 +6548,14 @@
             <w:pPr>
               <w:spacing w:line="276" w:lineRule="auto"/>
               <w:rPr>
-                <w:rFonts w:ascii="宋体" w:eastAsia="宋体" w:hAnsi="宋体" w:hint="eastAsia"/>
+                <w:rFonts w:ascii="宋体" w:hAnsi="宋体" w:hint="eastAsia"/>
                 <w:color w:val="000000"/>
                 <w:szCs w:val="21"/>
               </w:rPr>
             </w:pPr>
             <w:r>
               <w:rPr>
-                <w:rFonts w:ascii="宋体" w:eastAsia="宋体" w:hAnsi="宋体" w:hint="eastAsia"/>
+                <w:rFonts w:ascii="宋体" w:hAnsi="宋体" w:hint="eastAsia"/>
                 <w:color w:val="000000"/>
                 <w:szCs w:val="21"/>
               </w:rPr>
@@ -7233,7 +6565,7 @@
         </w:tc>
         <w:tc>
           <w:tcPr>
-            <w:tcW w:w="6318" w:type="dxa"/>
+            <w:tcW w:w="7371" w:type="dxa"/>
             <w:tcBorders>
               <w:top w:val="single" w:sz="8" w:space="0" w:color="000000"/>
               <w:left w:val="dotted" w:sz="4" w:space="0" w:color="auto"/>
@@ -7246,14 +6578,14 @@
             <w:pPr>
               <w:spacing w:line="276" w:lineRule="auto"/>
               <w:rPr>
-                <w:rFonts w:ascii="宋体" w:eastAsia="宋体" w:hAnsi="宋体" w:hint="eastAsia"/>
+                <w:rFonts w:ascii="宋体" w:hAnsi="宋体" w:hint="eastAsia"/>
                 <w:color w:val="000000"/>
                 <w:szCs w:val="21"/>
               </w:rPr>
             </w:pPr>
             <w:r>
               <w:rPr>
-                <w:rFonts w:ascii="宋体" w:eastAsia="宋体" w:hAnsi="宋体" w:hint="eastAsia"/>
+                <w:rFonts w:ascii="宋体" w:hAnsi="宋体" w:hint="eastAsia"/>
                 <w:color w:val="000000"/>
                 <w:szCs w:val="21"/>
               </w:rPr>
@@ -7261,7 +6593,7 @@
             </w:r>
             <w:r>
               <w:rPr>
-                <w:rFonts w:ascii="宋体" w:eastAsia="宋体" w:hAnsi="宋体" w:hint="eastAsia"/>
+                <w:rFonts w:ascii="宋体" w:hAnsi="宋体" w:hint="eastAsia"/>
                 <w:color w:val="000000"/>
                 <w:szCs w:val="21"/>
               </w:rPr>
@@ -7269,7 +6601,7 @@
             </w:r>
             <w:r>
               <w:rPr>
-                <w:rFonts w:ascii="宋体" w:eastAsia="宋体" w:hAnsi="宋体" w:hint="eastAsia"/>
+                <w:rFonts w:ascii="宋体" w:hAnsi="宋体" w:hint="eastAsia"/>
                 <w:color w:val="000000"/>
                 <w:szCs w:val="21"/>
               </w:rPr>
@@ -7278,7 +6610,7 @@
             <w:proofErr w:type="gramStart"/>
             <w:r>
               <w:rPr>
-                <w:rFonts w:ascii="宋体" w:eastAsia="宋体" w:hAnsi="宋体" w:hint="eastAsia"/>
+                <w:rFonts w:ascii="宋体" w:hAnsi="宋体" w:hint="eastAsia"/>
                 <w:color w:val="000000"/>
                 <w:szCs w:val="21"/>
               </w:rPr>
@@ -7287,7 +6619,7 @@
             <w:proofErr w:type="gramEnd"/>
             <w:r>
               <w:rPr>
-                <w:rFonts w:ascii="宋体" w:eastAsia="宋体" w:hAnsi="宋体" w:hint="eastAsia"/>
+                <w:rFonts w:ascii="宋体" w:hAnsi="宋体" w:hint="eastAsia"/>
                 <w:color w:val="000000"/>
                 <w:szCs w:val="21"/>
               </w:rPr>
@@ -7299,7 +6631,7 @@
       <w:tr>
         <w:tc>
           <w:tcPr>
-            <w:tcW w:w="690" w:type="dxa"/>
+            <w:tcW w:w="851" w:type="dxa"/>
             <w:tcBorders>
               <w:top w:val="single" w:sz="8" w:space="0" w:color="000000"/>
               <w:left w:val="dotted" w:sz="8" w:space="0" w:color="auto"/>
@@ -7313,14 +6645,14 @@
               <w:spacing w:line="276" w:lineRule="auto"/>
               <w:jc w:val="center"/>
               <w:rPr>
-                <w:rFonts w:ascii="宋体" w:eastAsia="宋体" w:hAnsi="宋体" w:hint="eastAsia"/>
+                <w:rFonts w:ascii="宋体" w:hAnsi="宋体" w:hint="eastAsia"/>
                 <w:color w:val="000000"/>
                 <w:szCs w:val="21"/>
               </w:rPr>
             </w:pPr>
             <w:r>
               <w:rPr>
-                <w:rFonts w:ascii="宋体" w:eastAsia="宋体" w:hAnsi="宋体" w:hint="eastAsia"/>
+                <w:rFonts w:ascii="宋体" w:hAnsi="宋体" w:hint="eastAsia"/>
                 <w:color w:val="000000"/>
                 <w:szCs w:val="21"/>
               </w:rPr>
@@ -7330,7 +6662,7 @@
         </w:tc>
         <w:tc>
           <w:tcPr>
-            <w:tcW w:w="1692" w:type="dxa"/>
+            <w:tcW w:w="2693" w:type="dxa"/>
             <w:tcBorders>
               <w:top w:val="single" w:sz="8" w:space="0" w:color="000000"/>
               <w:left w:val="dotted" w:sz="4" w:space="0" w:color="auto"/>
@@ -7343,14 +6675,14 @@
             <w:pPr>
               <w:spacing w:line="276" w:lineRule="auto"/>
               <w:rPr>
-                <w:rFonts w:ascii="宋体" w:eastAsia="宋体" w:hAnsi="宋体" w:hint="eastAsia"/>
+                <w:rFonts w:ascii="宋体" w:hAnsi="宋体" w:hint="eastAsia"/>
                 <w:color w:val="000000"/>
                 <w:szCs w:val="21"/>
               </w:rPr>
             </w:pPr>
             <w:r>
               <w:rPr>
-                <w:rFonts w:ascii="宋体" w:eastAsia="宋体" w:hAnsi="宋体" w:hint="eastAsia"/>
+                <w:rFonts w:ascii="宋体" w:hAnsi="宋体" w:hint="eastAsia"/>
                 <w:color w:val="000000"/>
                 <w:szCs w:val="21"/>
               </w:rPr>
@@ -7360,7 +6692,7 @@
         </w:tc>
         <w:tc>
           <w:tcPr>
-            <w:tcW w:w="6318" w:type="dxa"/>
+            <w:tcW w:w="7371" w:type="dxa"/>
             <w:tcBorders>
               <w:top w:val="single" w:sz="8" w:space="0" w:color="000000"/>
               <w:left w:val="dotted" w:sz="4" w:space="0" w:color="auto"/>
@@ -7373,14 +6705,14 @@
             <w:pPr>
               <w:spacing w:line="276" w:lineRule="auto"/>
               <w:rPr>
-                <w:rFonts w:ascii="宋体" w:eastAsia="宋体" w:hAnsi="宋体" w:hint="eastAsia"/>
+                <w:rFonts w:ascii="宋体" w:hAnsi="宋体" w:hint="eastAsia"/>
                 <w:color w:val="000000"/>
                 <w:szCs w:val="21"/>
               </w:rPr>
             </w:pPr>
             <w:r>
               <w:rPr>
-                <w:rFonts w:ascii="宋体" w:eastAsia="宋体" w:hAnsi="宋体" w:hint="eastAsia"/>
+                <w:rFonts w:ascii="宋体" w:hAnsi="宋体" w:hint="eastAsia"/>
                 <w:color w:val="000000"/>
                 <w:szCs w:val="21"/>
               </w:rPr>
@@ -7388,7 +6720,7 @@
             </w:r>
             <w:r>
               <w:rPr>
-                <w:rFonts w:ascii="宋体" w:eastAsia="宋体" w:hAnsi="宋体" w:hint="eastAsia"/>
+                <w:rFonts w:ascii="宋体" w:hAnsi="宋体" w:hint="eastAsia"/>
                 <w:color w:val="000000"/>
                 <w:szCs w:val="21"/>
               </w:rPr>
@@ -7396,7 +6728,7 @@
             </w:r>
             <w:r>
               <w:rPr>
-                <w:rFonts w:ascii="宋体" w:eastAsia="宋体" w:hAnsi="宋体" w:hint="eastAsia"/>
+                <w:rFonts w:ascii="宋体" w:hAnsi="宋体" w:hint="eastAsia"/>
                 <w:color w:val="000000"/>
                 <w:szCs w:val="21"/>
               </w:rPr>
@@ -7408,7 +6740,7 @@
       <w:tr>
         <w:tc>
           <w:tcPr>
-            <w:tcW w:w="690" w:type="dxa"/>
+            <w:tcW w:w="851" w:type="dxa"/>
             <w:tcBorders>
               <w:top w:val="single" w:sz="8" w:space="0" w:color="000000"/>
               <w:left w:val="dotted" w:sz="8" w:space="0" w:color="auto"/>
@@ -7422,14 +6754,14 @@
               <w:spacing w:line="276" w:lineRule="auto"/>
               <w:jc w:val="center"/>
               <w:rPr>
-                <w:rFonts w:ascii="宋体" w:eastAsia="宋体" w:hAnsi="宋体" w:hint="eastAsia"/>
+                <w:rFonts w:ascii="宋体" w:hAnsi="宋体" w:hint="eastAsia"/>
                 <w:color w:val="000000"/>
                 <w:szCs w:val="21"/>
               </w:rPr>
             </w:pPr>
             <w:r>
               <w:rPr>
-                <w:rFonts w:ascii="宋体" w:eastAsia="宋体" w:hAnsi="宋体" w:hint="eastAsia"/>
+                <w:rFonts w:ascii="宋体" w:hAnsi="宋体" w:hint="eastAsia"/>
                 <w:color w:val="000000"/>
                 <w:szCs w:val="21"/>
               </w:rPr>
@@ -7439,7 +6771,7 @@
         </w:tc>
         <w:tc>
           <w:tcPr>
-            <w:tcW w:w="1692" w:type="dxa"/>
+            <w:tcW w:w="2693" w:type="dxa"/>
             <w:tcBorders>
               <w:top w:val="single" w:sz="8" w:space="0" w:color="000000"/>
               <w:left w:val="dotted" w:sz="4" w:space="0" w:color="auto"/>
@@ -7452,14 +6784,14 @@
             <w:pPr>
               <w:spacing w:line="276" w:lineRule="auto"/>
               <w:rPr>
-                <w:rFonts w:ascii="宋体" w:eastAsia="宋体" w:hAnsi="宋体" w:hint="eastAsia"/>
+                <w:rFonts w:ascii="宋体" w:hAnsi="宋体" w:hint="eastAsia"/>
                 <w:color w:val="000000"/>
                 <w:szCs w:val="21"/>
               </w:rPr>
             </w:pPr>
             <w:r>
               <w:rPr>
-                <w:rFonts w:ascii="宋体" w:eastAsia="宋体" w:hAnsi="宋体" w:hint="eastAsia"/>
+                <w:rFonts w:ascii="宋体" w:hAnsi="宋体" w:hint="eastAsia"/>
                 <w:color w:val="000000"/>
                 <w:szCs w:val="21"/>
               </w:rPr>
@@ -7469,7 +6801,7 @@
         </w:tc>
         <w:tc>
           <w:tcPr>
-            <w:tcW w:w="6318" w:type="dxa"/>
+            <w:tcW w:w="7371" w:type="dxa"/>
             <w:tcBorders>
               <w:top w:val="single" w:sz="8" w:space="0" w:color="000000"/>
               <w:left w:val="dotted" w:sz="4" w:space="0" w:color="auto"/>
@@ -7482,14 +6814,14 @@
             <w:pPr>
               <w:spacing w:line="276" w:lineRule="auto"/>
               <w:rPr>
-                <w:rFonts w:ascii="宋体" w:eastAsia="宋体" w:hAnsi="宋体" w:hint="eastAsia"/>
+                <w:rFonts w:ascii="宋体" w:hAnsi="宋体" w:hint="eastAsia"/>
                 <w:color w:val="000000"/>
                 <w:szCs w:val="21"/>
               </w:rPr>
             </w:pPr>
             <w:r>
               <w:rPr>
-                <w:rFonts w:ascii="宋体" w:eastAsia="宋体" w:hAnsi="宋体" w:hint="eastAsia"/>
+                <w:rFonts w:ascii="宋体" w:hAnsi="宋体" w:hint="eastAsia"/>
                 <w:color w:val="000000"/>
                 <w:szCs w:val="21"/>
               </w:rPr>
@@ -7497,7 +6829,7 @@
             </w:r>
             <w:r>
               <w:rPr>
-                <w:rFonts w:ascii="宋体" w:eastAsia="宋体" w:hAnsi="宋体" w:hint="eastAsia"/>
+                <w:rFonts w:ascii="宋体" w:hAnsi="宋体" w:hint="eastAsia"/>
                 <w:color w:val="000000"/>
                 <w:szCs w:val="21"/>
               </w:rPr>
@@ -7505,7 +6837,7 @@
             </w:r>
             <w:r>
               <w:rPr>
-                <w:rFonts w:ascii="宋体" w:eastAsia="宋体" w:hAnsi="宋体" w:hint="eastAsia"/>
+                <w:rFonts w:ascii="宋体" w:hAnsi="宋体" w:hint="eastAsia"/>
                 <w:color w:val="000000"/>
                 <w:szCs w:val="21"/>
               </w:rPr>
@@ -7517,7 +6849,7 @@
       <w:tr>
         <w:tc>
           <w:tcPr>
-            <w:tcW w:w="690" w:type="dxa"/>
+            <w:tcW w:w="851" w:type="dxa"/>
             <w:tcBorders>
               <w:top w:val="single" w:sz="8" w:space="0" w:color="000000"/>
               <w:left w:val="dotted" w:sz="8" w:space="0" w:color="auto"/>
@@ -7531,14 +6863,14 @@
               <w:spacing w:line="276" w:lineRule="auto"/>
               <w:jc w:val="center"/>
               <w:rPr>
-                <w:rFonts w:ascii="宋体" w:eastAsia="宋体" w:hAnsi="宋体" w:hint="eastAsia"/>
+                <w:rFonts w:ascii="宋体" w:hAnsi="宋体" w:hint="eastAsia"/>
                 <w:color w:val="000000"/>
                 <w:szCs w:val="21"/>
               </w:rPr>
             </w:pPr>
             <w:r>
               <w:rPr>
-                <w:rFonts w:ascii="宋体" w:eastAsia="宋体" w:hAnsi="宋体" w:hint="eastAsia"/>
+                <w:rFonts w:ascii="宋体" w:hAnsi="宋体" w:hint="eastAsia"/>
                 <w:color w:val="000000"/>
                 <w:szCs w:val="21"/>
               </w:rPr>
@@ -7548,7 +6880,7 @@
         </w:tc>
         <w:tc>
           <w:tcPr>
-            <w:tcW w:w="1692" w:type="dxa"/>
+            <w:tcW w:w="2693" w:type="dxa"/>
             <w:tcBorders>
               <w:top w:val="single" w:sz="8" w:space="0" w:color="000000"/>
               <w:left w:val="dotted" w:sz="4" w:space="0" w:color="auto"/>
@@ -7561,14 +6893,14 @@
             <w:pPr>
               <w:spacing w:line="276" w:lineRule="auto"/>
               <w:rPr>
-                <w:rFonts w:ascii="宋体" w:eastAsia="宋体" w:hAnsi="宋体" w:hint="eastAsia"/>
+                <w:rFonts w:ascii="宋体" w:hAnsi="宋体" w:hint="eastAsia"/>
                 <w:color w:val="000000"/>
                 <w:szCs w:val="21"/>
               </w:rPr>
             </w:pPr>
             <w:r>
               <w:rPr>
-                <w:rFonts w:ascii="宋体" w:eastAsia="宋体" w:hAnsi="宋体" w:hint="eastAsia"/>
+                <w:rFonts w:ascii="宋体" w:hAnsi="宋体" w:hint="eastAsia"/>
                 <w:color w:val="000000"/>
                 <w:szCs w:val="21"/>
               </w:rPr>
@@ -7578,7 +6910,7 @@
         </w:tc>
         <w:tc>
           <w:tcPr>
-            <w:tcW w:w="6318" w:type="dxa"/>
+            <w:tcW w:w="7371" w:type="dxa"/>
             <w:tcBorders>
               <w:top w:val="single" w:sz="8" w:space="0" w:color="000000"/>
               <w:left w:val="dotted" w:sz="4" w:space="0" w:color="auto"/>
@@ -7591,14 +6923,14 @@
             <w:pPr>
               <w:spacing w:line="276" w:lineRule="auto"/>
               <w:rPr>
-                <w:rFonts w:ascii="宋体" w:eastAsia="宋体" w:hAnsi="宋体" w:hint="eastAsia"/>
+                <w:rFonts w:ascii="宋体" w:hAnsi="宋体" w:hint="eastAsia"/>
                 <w:color w:val="000000"/>
                 <w:szCs w:val="21"/>
               </w:rPr>
             </w:pPr>
             <w:r>
               <w:rPr>
-                <w:rFonts w:ascii="宋体" w:eastAsia="宋体" w:hAnsi="宋体" w:hint="eastAsia"/>
+                <w:rFonts w:ascii="宋体" w:hAnsi="宋体" w:hint="eastAsia"/>
                 <w:color w:val="000000"/>
                 <w:szCs w:val="21"/>
               </w:rPr>
@@ -7606,7 +6938,7 @@
             </w:r>
             <w:r>
               <w:rPr>
-                <w:rFonts w:ascii="宋体" w:eastAsia="宋体" w:hAnsi="宋体" w:hint="eastAsia"/>
+                <w:rFonts w:ascii="宋体" w:hAnsi="宋体" w:hint="eastAsia"/>
                 <w:color w:val="000000"/>
                 <w:szCs w:val="21"/>
               </w:rPr>
@@ -7614,7 +6946,7 @@
             </w:r>
             <w:r>
               <w:rPr>
-                <w:rFonts w:ascii="宋体" w:eastAsia="宋体" w:hAnsi="宋体" w:hint="eastAsia"/>
+                <w:rFonts w:ascii="宋体" w:hAnsi="宋体" w:hint="eastAsia"/>
                 <w:color w:val="000000"/>
                 <w:szCs w:val="21"/>
               </w:rPr>
@@ -7629,7 +6961,7 @@
         </w:trPr>
         <w:tc>
           <w:tcPr>
-            <w:tcW w:w="690" w:type="dxa"/>
+            <w:tcW w:w="851" w:type="dxa"/>
             <w:tcBorders>
               <w:top w:val="single" w:sz="8" w:space="0" w:color="000000"/>
               <w:left w:val="dotted" w:sz="8" w:space="0" w:color="auto"/>
@@ -7643,14 +6975,14 @@
               <w:spacing w:line="276" w:lineRule="auto"/>
               <w:jc w:val="center"/>
               <w:rPr>
-                <w:rFonts w:ascii="宋体" w:eastAsia="宋体" w:hAnsi="宋体" w:hint="eastAsia"/>
+                <w:rFonts w:ascii="宋体" w:hAnsi="宋体" w:hint="eastAsia"/>
                 <w:color w:val="000000"/>
                 <w:szCs w:val="21"/>
               </w:rPr>
             </w:pPr>
             <w:r>
               <w:rPr>
-                <w:rFonts w:ascii="宋体" w:eastAsia="宋体" w:hAnsi="宋体" w:hint="eastAsia"/>
+                <w:rFonts w:ascii="宋体" w:hAnsi="宋体" w:hint="eastAsia"/>
                 <w:color w:val="000000"/>
                 <w:szCs w:val="21"/>
               </w:rPr>
@@ -7660,7 +6992,7 @@
         </w:tc>
         <w:tc>
           <w:tcPr>
-            <w:tcW w:w="1692" w:type="dxa"/>
+            <w:tcW w:w="2693" w:type="dxa"/>
             <w:tcBorders>
               <w:top w:val="single" w:sz="8" w:space="0" w:color="000000"/>
               <w:left w:val="dotted" w:sz="4" w:space="0" w:color="auto"/>
@@ -7673,14 +7005,14 @@
             <w:pPr>
               <w:spacing w:line="276" w:lineRule="auto"/>
               <w:rPr>
-                <w:rFonts w:ascii="宋体" w:eastAsia="宋体" w:hAnsi="宋体" w:hint="eastAsia"/>
+                <w:rFonts w:ascii="宋体" w:hAnsi="宋体" w:hint="eastAsia"/>
                 <w:color w:val="000000"/>
                 <w:szCs w:val="21"/>
               </w:rPr>
             </w:pPr>
             <w:r>
               <w:rPr>
-                <w:rFonts w:ascii="宋体" w:eastAsia="宋体" w:hAnsi="宋体" w:hint="eastAsia"/>
+                <w:rFonts w:ascii="宋体" w:hAnsi="宋体" w:hint="eastAsia"/>
                 <w:color w:val="000000"/>
                 <w:szCs w:val="21"/>
               </w:rPr>
@@ -7690,7 +7022,7 @@
         </w:tc>
         <w:tc>
           <w:tcPr>
-            <w:tcW w:w="6318" w:type="dxa"/>
+            <w:tcW w:w="7371" w:type="dxa"/>
             <w:tcBorders>
               <w:top w:val="single" w:sz="8" w:space="0" w:color="000000"/>
               <w:left w:val="dotted" w:sz="4" w:space="0" w:color="auto"/>
@@ -7722,7 +7054,7 @@
               </w:tabs>
               <w:jc w:val="left"/>
               <w:rPr>
-                <w:rFonts w:ascii="宋体" w:eastAsia="宋体" w:hAnsi="宋体" w:hint="eastAsia"/>
+                <w:rFonts w:ascii="宋体" w:hAnsi="宋体" w:hint="eastAsia"/>
                 <w:kern w:val="0"/>
                 <w:sz w:val="24"/>
                 <w:szCs w:val="24"/>
@@ -7730,7 +7062,7 @@
             </w:pPr>
             <w:r>
               <w:rPr>
-                <w:rFonts w:ascii="宋体" w:eastAsia="宋体" w:hAnsi="宋体" w:hint="eastAsia"/>
+                <w:rFonts w:ascii="宋体" w:hAnsi="宋体" w:hint="eastAsia"/>
                 <w:color w:val="000000"/>
                 <w:kern w:val="0"/>
                 <w:sz w:val="24"/>
@@ -7744,7 +7076,7 @@
       <w:tr>
         <w:tc>
           <w:tcPr>
-            <w:tcW w:w="690" w:type="dxa"/>
+            <w:tcW w:w="851" w:type="dxa"/>
             <w:tcBorders>
               <w:top w:val="single" w:sz="8" w:space="0" w:color="000000"/>
               <w:left w:val="dotted" w:sz="8" w:space="0" w:color="auto"/>
@@ -7758,14 +7090,14 @@
               <w:spacing w:line="276" w:lineRule="auto"/>
               <w:jc w:val="center"/>
               <w:rPr>
-                <w:rFonts w:ascii="宋体" w:eastAsia="宋体" w:hAnsi="宋体" w:hint="eastAsia"/>
+                <w:rFonts w:ascii="宋体" w:hAnsi="宋体" w:hint="eastAsia"/>
                 <w:color w:val="000000"/>
                 <w:szCs w:val="21"/>
               </w:rPr>
             </w:pPr>
             <w:r>
               <w:rPr>
-                <w:rFonts w:ascii="宋体" w:eastAsia="宋体" w:hAnsi="宋体" w:hint="eastAsia"/>
+                <w:rFonts w:ascii="宋体" w:hAnsi="宋体" w:hint="eastAsia"/>
                 <w:color w:val="000000"/>
                 <w:szCs w:val="21"/>
               </w:rPr>
@@ -7775,7 +7107,7 @@
         </w:tc>
         <w:tc>
           <w:tcPr>
-            <w:tcW w:w="1692" w:type="dxa"/>
+            <w:tcW w:w="2693" w:type="dxa"/>
             <w:tcBorders>
               <w:top w:val="single" w:sz="8" w:space="0" w:color="000000"/>
               <w:left w:val="dotted" w:sz="4" w:space="0" w:color="auto"/>
@@ -7788,14 +7120,14 @@
             <w:pPr>
               <w:spacing w:line="276" w:lineRule="auto"/>
               <w:rPr>
-                <w:rFonts w:ascii="宋体" w:eastAsia="宋体" w:hAnsi="宋体" w:hint="eastAsia"/>
+                <w:rFonts w:ascii="宋体" w:hAnsi="宋体" w:hint="eastAsia"/>
                 <w:color w:val="000000"/>
                 <w:szCs w:val="21"/>
               </w:rPr>
             </w:pPr>
             <w:r>
               <w:rPr>
-                <w:rFonts w:ascii="宋体" w:eastAsia="宋体" w:hAnsi="宋体" w:hint="eastAsia"/>
+                <w:rFonts w:ascii="宋体" w:hAnsi="宋体" w:hint="eastAsia"/>
                 <w:color w:val="000000"/>
                 <w:szCs w:val="21"/>
               </w:rPr>
@@ -7805,7 +7137,7 @@
         </w:tc>
         <w:tc>
           <w:tcPr>
-            <w:tcW w:w="6318" w:type="dxa"/>
+            <w:tcW w:w="7371" w:type="dxa"/>
             <w:tcBorders>
               <w:top w:val="single" w:sz="8" w:space="0" w:color="000000"/>
               <w:left w:val="dotted" w:sz="4" w:space="0" w:color="auto"/>
@@ -7818,14 +7150,14 @@
             <w:pPr>
               <w:spacing w:line="276" w:lineRule="auto"/>
               <w:rPr>
-                <w:rFonts w:ascii="宋体" w:eastAsia="宋体" w:hAnsi="宋体" w:hint="eastAsia"/>
+                <w:rFonts w:ascii="宋体" w:hAnsi="宋体" w:hint="eastAsia"/>
                 <w:color w:val="000000"/>
                 <w:szCs w:val="21"/>
               </w:rPr>
             </w:pPr>
             <w:r>
               <w:rPr>
-                <w:rFonts w:ascii="宋体" w:eastAsia="宋体" w:hAnsi="宋体" w:hint="eastAsia"/>
+                <w:rFonts w:ascii="宋体" w:hAnsi="宋体" w:hint="eastAsia"/>
                 <w:color w:val="000000"/>
                 <w:szCs w:val="21"/>
               </w:rPr>
@@ -7833,7 +7165,7 @@
             </w:r>
             <w:r>
               <w:rPr>
-                <w:rFonts w:ascii="宋体" w:eastAsia="宋体" w:hAnsi="宋体"/>
+                <w:rFonts w:ascii="宋体" w:hAnsi="宋体"/>
                 <w:color w:val="000000"/>
                 <w:szCs w:val="21"/>
               </w:rPr>
@@ -7841,7 +7173,7 @@
             </w:r>
             <w:r>
               <w:rPr>
-                <w:rFonts w:ascii="宋体" w:eastAsia="宋体" w:hAnsi="宋体" w:hint="eastAsia"/>
+                <w:rFonts w:ascii="宋体" w:hAnsi="宋体" w:hint="eastAsia"/>
                 <w:color w:val="000000"/>
                 <w:szCs w:val="21"/>
               </w:rPr>
@@ -7853,7 +7185,7 @@
       <w:tr>
         <w:tc>
           <w:tcPr>
-            <w:tcW w:w="690" w:type="dxa"/>
+            <w:tcW w:w="851" w:type="dxa"/>
             <w:tcBorders>
               <w:top w:val="single" w:sz="8" w:space="0" w:color="000000"/>
               <w:left w:val="dotted" w:sz="8" w:space="0" w:color="auto"/>
@@ -7867,14 +7199,14 @@
               <w:spacing w:line="276" w:lineRule="auto"/>
               <w:jc w:val="center"/>
               <w:rPr>
-                <w:rFonts w:ascii="宋体" w:eastAsia="宋体" w:hAnsi="宋体" w:hint="eastAsia"/>
+                <w:rFonts w:ascii="宋体" w:hAnsi="宋体" w:hint="eastAsia"/>
                 <w:color w:val="000000"/>
                 <w:szCs w:val="21"/>
               </w:rPr>
             </w:pPr>
             <w:r>
               <w:rPr>
-                <w:rFonts w:ascii="宋体" w:eastAsia="宋体" w:hAnsi="宋体" w:hint="eastAsia"/>
+                <w:rFonts w:ascii="宋体" w:hAnsi="宋体" w:hint="eastAsia"/>
                 <w:color w:val="000000"/>
                 <w:szCs w:val="21"/>
               </w:rPr>
@@ -7884,7 +7216,7 @@
         </w:tc>
         <w:tc>
           <w:tcPr>
-            <w:tcW w:w="1692" w:type="dxa"/>
+            <w:tcW w:w="2693" w:type="dxa"/>
             <w:tcBorders>
               <w:top w:val="single" w:sz="8" w:space="0" w:color="000000"/>
               <w:left w:val="dotted" w:sz="4" w:space="0" w:color="auto"/>
@@ -7897,14 +7229,14 @@
             <w:pPr>
               <w:spacing w:line="276" w:lineRule="auto"/>
               <w:rPr>
-                <w:rFonts w:ascii="宋体" w:eastAsia="宋体" w:hAnsi="宋体" w:hint="eastAsia"/>
+                <w:rFonts w:ascii="宋体" w:hAnsi="宋体" w:hint="eastAsia"/>
                 <w:color w:val="000000"/>
                 <w:szCs w:val="21"/>
               </w:rPr>
             </w:pPr>
             <w:r>
               <w:rPr>
-                <w:rFonts w:ascii="宋体" w:eastAsia="宋体" w:hAnsi="宋体" w:hint="eastAsia"/>
+                <w:rFonts w:ascii="宋体" w:hAnsi="宋体" w:hint="eastAsia"/>
                 <w:color w:val="000000"/>
                 <w:szCs w:val="21"/>
               </w:rPr>
@@ -7914,7 +7246,7 @@
         </w:tc>
         <w:tc>
           <w:tcPr>
-            <w:tcW w:w="6318" w:type="dxa"/>
+            <w:tcW w:w="7371" w:type="dxa"/>
             <w:tcBorders>
               <w:top w:val="single" w:sz="8" w:space="0" w:color="000000"/>
               <w:left w:val="dotted" w:sz="4" w:space="0" w:color="auto"/>
@@ -7927,14 +7259,14 @@
             <w:pPr>
               <w:spacing w:line="276" w:lineRule="auto"/>
               <w:rPr>
-                <w:rFonts w:ascii="宋体" w:eastAsia="宋体" w:hAnsi="宋体" w:hint="eastAsia"/>
+                <w:rFonts w:ascii="宋体" w:hAnsi="宋体" w:hint="eastAsia"/>
                 <w:color w:val="000000"/>
                 <w:szCs w:val="21"/>
               </w:rPr>
             </w:pPr>
             <w:r>
               <w:rPr>
-                <w:rFonts w:ascii="宋体" w:eastAsia="宋体" w:hAnsi="宋体" w:hint="eastAsia"/>
+                <w:rFonts w:ascii="宋体" w:hAnsi="宋体" w:hint="eastAsia"/>
                 <w:color w:val="000000"/>
                 <w:szCs w:val="21"/>
               </w:rPr>
@@ -7946,7 +7278,7 @@
       <w:tr>
         <w:tc>
           <w:tcPr>
-            <w:tcW w:w="690" w:type="dxa"/>
+            <w:tcW w:w="851" w:type="dxa"/>
             <w:tcBorders>
               <w:top w:val="single" w:sz="8" w:space="0" w:color="000000"/>
               <w:left w:val="dotted" w:sz="8" w:space="0" w:color="auto"/>
@@ -7960,14 +7292,14 @@
               <w:spacing w:line="276" w:lineRule="auto"/>
               <w:jc w:val="center"/>
               <w:rPr>
-                <w:rFonts w:ascii="宋体" w:eastAsia="宋体" w:hAnsi="宋体" w:hint="eastAsia"/>
+                <w:rFonts w:ascii="宋体" w:hAnsi="宋体" w:hint="eastAsia"/>
                 <w:color w:val="000000"/>
                 <w:szCs w:val="21"/>
               </w:rPr>
             </w:pPr>
             <w:r>
               <w:rPr>
-                <w:rFonts w:ascii="宋体" w:eastAsia="宋体" w:hAnsi="宋体" w:hint="eastAsia"/>
+                <w:rFonts w:ascii="宋体" w:hAnsi="宋体" w:hint="eastAsia"/>
                 <w:color w:val="000000"/>
                 <w:szCs w:val="21"/>
               </w:rPr>
@@ -7977,7 +7309,7 @@
         </w:tc>
         <w:tc>
           <w:tcPr>
-            <w:tcW w:w="1692" w:type="dxa"/>
+            <w:tcW w:w="2693" w:type="dxa"/>
             <w:tcBorders>
               <w:top w:val="single" w:sz="8" w:space="0" w:color="000000"/>
               <w:left w:val="dotted" w:sz="4" w:space="0" w:color="auto"/>
@@ -7990,14 +7322,14 @@
             <w:pPr>
               <w:spacing w:line="276" w:lineRule="auto"/>
               <w:rPr>
-                <w:rFonts w:ascii="宋体" w:eastAsia="宋体" w:hAnsi="宋体" w:hint="eastAsia"/>
+                <w:rFonts w:ascii="宋体" w:hAnsi="宋体" w:hint="eastAsia"/>
                 <w:color w:val="000000"/>
                 <w:szCs w:val="21"/>
               </w:rPr>
             </w:pPr>
             <w:r>
               <w:rPr>
-                <w:rFonts w:ascii="宋体" w:eastAsia="宋体" w:hAnsi="宋体" w:hint="eastAsia"/>
+                <w:rFonts w:ascii="宋体" w:hAnsi="宋体" w:hint="eastAsia"/>
                 <w:color w:val="000000"/>
                 <w:szCs w:val="21"/>
               </w:rPr>
@@ -8007,7 +7339,7 @@
         </w:tc>
         <w:tc>
           <w:tcPr>
-            <w:tcW w:w="6318" w:type="dxa"/>
+            <w:tcW w:w="7371" w:type="dxa"/>
             <w:tcBorders>
               <w:top w:val="single" w:sz="8" w:space="0" w:color="000000"/>
               <w:left w:val="dotted" w:sz="4" w:space="0" w:color="auto"/>
@@ -8020,14 +7352,14 @@
             <w:pPr>
               <w:spacing w:line="276" w:lineRule="auto"/>
               <w:rPr>
-                <w:rFonts w:ascii="宋体" w:eastAsia="宋体" w:hAnsi="宋体" w:hint="eastAsia"/>
+                <w:rFonts w:ascii="宋体" w:hAnsi="宋体" w:hint="eastAsia"/>
                 <w:color w:val="000000"/>
                 <w:szCs w:val="21"/>
               </w:rPr>
             </w:pPr>
             <w:r>
               <w:rPr>
-                <w:rFonts w:ascii="宋体" w:eastAsia="宋体" w:hAnsi="宋体" w:hint="eastAsia"/>
+                <w:rFonts w:ascii="宋体" w:hAnsi="宋体" w:hint="eastAsia"/>
                 <w:color w:val="000000"/>
                 <w:szCs w:val="21"/>
               </w:rPr>
@@ -8035,7 +7367,7 @@
             </w:r>
             <w:r>
               <w:rPr>
-                <w:rFonts w:ascii="宋体" w:eastAsia="宋体" w:hAnsi="宋体"/>
+                <w:rFonts w:ascii="宋体" w:hAnsi="宋体"/>
                 <w:color w:val="000000"/>
                 <w:szCs w:val="21"/>
               </w:rPr>
@@ -8043,7 +7375,7 @@
             </w:r>
             <w:r>
               <w:rPr>
-                <w:rFonts w:ascii="宋体" w:eastAsia="宋体" w:hAnsi="宋体" w:hint="eastAsia"/>
+                <w:rFonts w:ascii="宋体" w:hAnsi="宋体" w:hint="eastAsia"/>
                 <w:color w:val="000000"/>
                 <w:szCs w:val="21"/>
               </w:rPr>
@@ -8055,7 +7387,7 @@
       <w:tr>
         <w:tc>
           <w:tcPr>
-            <w:tcW w:w="690" w:type="dxa"/>
+            <w:tcW w:w="851" w:type="dxa"/>
             <w:tcBorders>
               <w:top w:val="single" w:sz="8" w:space="0" w:color="000000"/>
               <w:left w:val="dotted" w:sz="8" w:space="0" w:color="auto"/>
@@ -8069,14 +7401,14 @@
               <w:spacing w:line="276" w:lineRule="auto"/>
               <w:jc w:val="center"/>
               <w:rPr>
-                <w:rFonts w:ascii="宋体" w:eastAsia="宋体" w:hAnsi="宋体" w:hint="eastAsia"/>
+                <w:rFonts w:ascii="宋体" w:hAnsi="宋体" w:hint="eastAsia"/>
                 <w:color w:val="000000"/>
                 <w:szCs w:val="21"/>
               </w:rPr>
             </w:pPr>
             <w:r>
               <w:rPr>
-                <w:rFonts w:ascii="宋体" w:eastAsia="宋体" w:hAnsi="宋体" w:hint="eastAsia"/>
+                <w:rFonts w:ascii="宋体" w:hAnsi="宋体" w:hint="eastAsia"/>
                 <w:color w:val="000000"/>
                 <w:szCs w:val="21"/>
               </w:rPr>
@@ -8086,7 +7418,7 @@
         </w:tc>
         <w:tc>
           <w:tcPr>
-            <w:tcW w:w="1692" w:type="dxa"/>
+            <w:tcW w:w="2693" w:type="dxa"/>
             <w:tcBorders>
               <w:top w:val="single" w:sz="8" w:space="0" w:color="000000"/>
               <w:left w:val="dotted" w:sz="4" w:space="0" w:color="auto"/>
@@ -8099,14 +7431,14 @@
             <w:pPr>
               <w:spacing w:line="276" w:lineRule="auto"/>
               <w:rPr>
-                <w:rFonts w:ascii="宋体" w:eastAsia="宋体" w:hAnsi="宋体" w:hint="eastAsia"/>
+                <w:rFonts w:ascii="宋体" w:hAnsi="宋体" w:hint="eastAsia"/>
                 <w:color w:val="000000"/>
                 <w:szCs w:val="21"/>
               </w:rPr>
             </w:pPr>
             <w:r>
               <w:rPr>
-                <w:rFonts w:ascii="宋体" w:eastAsia="宋体" w:hAnsi="宋体" w:hint="eastAsia"/>
+                <w:rFonts w:ascii="宋体" w:hAnsi="宋体" w:hint="eastAsia"/>
                 <w:color w:val="000000"/>
                 <w:szCs w:val="21"/>
               </w:rPr>
@@ -8116,7 +7448,7 @@
         </w:tc>
         <w:tc>
           <w:tcPr>
-            <w:tcW w:w="6318" w:type="dxa"/>
+            <w:tcW w:w="7371" w:type="dxa"/>
             <w:tcBorders>
               <w:top w:val="single" w:sz="8" w:space="0" w:color="000000"/>
               <w:left w:val="dotted" w:sz="4" w:space="0" w:color="auto"/>
@@ -8129,14 +7461,14 @@
             <w:pPr>
               <w:spacing w:line="276" w:lineRule="auto"/>
               <w:rPr>
-                <w:rFonts w:ascii="宋体" w:eastAsia="宋体" w:hAnsi="宋体" w:hint="eastAsia"/>
+                <w:rFonts w:ascii="宋体" w:hAnsi="宋体" w:hint="eastAsia"/>
                 <w:color w:val="000000"/>
                 <w:szCs w:val="21"/>
               </w:rPr>
             </w:pPr>
             <w:r>
               <w:rPr>
-                <w:rFonts w:ascii="宋体" w:eastAsia="宋体" w:hAnsi="宋体" w:hint="eastAsia"/>
+                <w:rFonts w:ascii="宋体" w:hAnsi="宋体" w:hint="eastAsia"/>
                 <w:color w:val="000000"/>
                 <w:szCs w:val="21"/>
               </w:rPr>
@@ -8149,7 +7481,9 @@
     <w:p>
       <w:pPr>
         <w:rPr>
-          <w:rFonts w:hint="eastAsia"/>
+          <w:rFonts w:ascii="楷体" w:eastAsia="楷体" w:hAnsi="楷体" w:hint="eastAsia"/>
+          <w:sz w:val="24"/>
+          <w:szCs w:val="21"/>
         </w:rPr>
       </w:pPr>
       <w:r>
@@ -8166,24 +7500,11 @@
       </w:r>
       <w:r>
         <w:rPr>
-          <w:rFonts w:hint="eastAsia"/>
+          <w:rFonts w:ascii="楷体" w:eastAsia="楷体" w:hAnsi="楷体" w:hint="eastAsia"/>
+          <w:sz w:val="24"/>
+          <w:szCs w:val="21"/>
         </w:rPr>
         <w:t>知识点清单</w:t>
-      </w:r>
-    </w:p>
-    <w:p>
-      <w:pPr>
-        <w:widowControl/>
-        <w:jc w:val="left"/>
-        <w:rPr>
-          <w:rFonts w:hint="eastAsia"/>
-        </w:rPr>
-      </w:pPr>
-      <w:r>
-        <w:rPr>
-          <w:rFonts w:hint="eastAsia"/>
-        </w:rPr>
-        <w:br w:type="page"/>
       </w:r>
     </w:p>
     <w:p>
@@ -8240,116 +7561,36 @@
           <w:bCs/>
           <w:sz w:val="24"/>
         </w:rPr>
-        <w:t xml:space="preserve">. </w:t>
-      </w:r>
+        <w:t xml:space="preserve">. 明解C++[M]. </w:t>
+      </w:r>
+      <w:proofErr w:type="gramStart"/>
       <w:r>
         <w:rPr>
           <w:rFonts w:ascii="宋体" w:hAnsi="宋体" w:hint="eastAsia"/>
           <w:bCs/>
           <w:sz w:val="24"/>
         </w:rPr>
-        <w:t>明解</w:t>
-      </w:r>
+        <w:t>管杰</w:t>
+      </w:r>
+      <w:proofErr w:type="gramEnd"/>
       <w:r>
         <w:rPr>
           <w:rFonts w:ascii="宋体" w:hAnsi="宋体" w:hint="eastAsia"/>
           <w:bCs/>
           <w:sz w:val="24"/>
         </w:rPr>
-        <w:t xml:space="preserve">C++[M]. </w:t>
-      </w:r>
-      <w:proofErr w:type="gramStart"/>
-      <w:r>
+        <w:t>, 罗勇, 译. 北京: 人民邮电出版社, 2013.</w:t>
+      </w:r>
+    </w:p>
+    <w:p>
+      <w:pPr>
+        <w:spacing w:line="480" w:lineRule="auto"/>
+        <w:jc w:val="left"/>
         <w:rPr>
           <w:rFonts w:ascii="宋体" w:hAnsi="宋体" w:hint="eastAsia"/>
           <w:bCs/>
           <w:sz w:val="24"/>
         </w:rPr>
-        <w:t>管杰</w:t>
-      </w:r>
-      <w:proofErr w:type="gramEnd"/>
-      <w:r>
-        <w:rPr>
-          <w:rFonts w:ascii="宋体" w:hAnsi="宋体" w:hint="eastAsia"/>
-          <w:bCs/>
-          <w:sz w:val="24"/>
-        </w:rPr>
-        <w:t xml:space="preserve">, </w:t>
-      </w:r>
-      <w:r>
-        <w:rPr>
-          <w:rFonts w:ascii="宋体" w:hAnsi="宋体" w:hint="eastAsia"/>
-          <w:bCs/>
-          <w:sz w:val="24"/>
-        </w:rPr>
-        <w:t>罗勇</w:t>
-      </w:r>
-      <w:r>
-        <w:rPr>
-          <w:rFonts w:ascii="宋体" w:hAnsi="宋体" w:hint="eastAsia"/>
-          <w:bCs/>
-          <w:sz w:val="24"/>
-        </w:rPr>
-        <w:t xml:space="preserve">, </w:t>
-      </w:r>
-      <w:r>
-        <w:rPr>
-          <w:rFonts w:ascii="宋体" w:hAnsi="宋体" w:hint="eastAsia"/>
-          <w:bCs/>
-          <w:sz w:val="24"/>
-        </w:rPr>
-        <w:t>译</w:t>
-      </w:r>
-      <w:r>
-        <w:rPr>
-          <w:rFonts w:ascii="宋体" w:hAnsi="宋体" w:hint="eastAsia"/>
-          <w:bCs/>
-          <w:sz w:val="24"/>
-        </w:rPr>
-        <w:t xml:space="preserve">. </w:t>
-      </w:r>
-      <w:r>
-        <w:rPr>
-          <w:rFonts w:ascii="宋体" w:hAnsi="宋体" w:hint="eastAsia"/>
-          <w:bCs/>
-          <w:sz w:val="24"/>
-        </w:rPr>
-        <w:t>北京</w:t>
-      </w:r>
-      <w:r>
-        <w:rPr>
-          <w:rFonts w:ascii="宋体" w:hAnsi="宋体" w:hint="eastAsia"/>
-          <w:bCs/>
-          <w:sz w:val="24"/>
-        </w:rPr>
-        <w:t xml:space="preserve">: </w:t>
-      </w:r>
-      <w:r>
-        <w:rPr>
-          <w:rFonts w:ascii="宋体" w:hAnsi="宋体" w:hint="eastAsia"/>
-          <w:bCs/>
-          <w:sz w:val="24"/>
-        </w:rPr>
-        <w:t>人民邮电出版社</w:t>
-      </w:r>
-      <w:r>
-        <w:rPr>
-          <w:rFonts w:ascii="宋体" w:hAnsi="宋体" w:hint="eastAsia"/>
-          <w:bCs/>
-          <w:sz w:val="24"/>
-        </w:rPr>
-        <w:t>, 2013.</w:t>
-      </w:r>
-    </w:p>
-    <w:p>
-      <w:pPr>
-        <w:spacing w:line="480" w:lineRule="auto"/>
-        <w:jc w:val="left"/>
-        <w:rPr>
-          <w:rFonts w:ascii="宋体" w:hAnsi="宋体" w:hint="eastAsia"/>
-          <w:bCs/>
-          <w:sz w:val="24"/>
-        </w:rPr>
       </w:pPr>
       <w:r>
         <w:rPr>
@@ -8375,73 +7616,13 @@
           <w:bCs/>
           <w:sz w:val="24"/>
         </w:rPr>
-        <w:t>谷网校</w:t>
-      </w:r>
-      <w:r>
-        <w:rPr>
-          <w:rFonts w:ascii="宋体" w:hAnsi="宋体"/>
-          <w:bCs/>
-          <w:sz w:val="24"/>
-        </w:rPr>
-        <w:t xml:space="preserve">. </w:t>
-      </w:r>
-      <w:r>
-        <w:rPr>
-          <w:rFonts w:ascii="宋体" w:hAnsi="宋体"/>
-          <w:bCs/>
-          <w:sz w:val="24"/>
-        </w:rPr>
-        <w:t>深入浅出程序设计竞赛</w:t>
-      </w:r>
-      <w:r>
-        <w:rPr>
-          <w:rFonts w:ascii="宋体" w:hAnsi="宋体"/>
-          <w:bCs/>
-          <w:sz w:val="24"/>
-        </w:rPr>
-        <w:t xml:space="preserve">[M]. </w:t>
-      </w:r>
-      <w:r>
-        <w:rPr>
-          <w:rFonts w:ascii="宋体" w:hAnsi="宋体"/>
-          <w:bCs/>
-          <w:sz w:val="24"/>
-        </w:rPr>
-        <w:t>北京</w:t>
-      </w:r>
-      <w:r>
-        <w:rPr>
-          <w:rFonts w:ascii="宋体" w:hAnsi="宋体"/>
-          <w:bCs/>
-          <w:sz w:val="24"/>
-        </w:rPr>
-        <w:t xml:space="preserve">: </w:t>
-      </w:r>
-      <w:r>
-        <w:rPr>
-          <w:rFonts w:ascii="宋体" w:hAnsi="宋体"/>
-          <w:bCs/>
-          <w:sz w:val="24"/>
-        </w:rPr>
-        <w:t>电子工业出版社</w:t>
-      </w:r>
-      <w:r>
-        <w:rPr>
-          <w:rFonts w:ascii="宋体" w:hAnsi="宋体"/>
-          <w:bCs/>
-          <w:sz w:val="24"/>
-        </w:rPr>
-        <w:t>, 2020.</w:t>
-      </w:r>
-    </w:p>
-    <w:p>
-      <w:pPr>
-        <w:spacing w:line="480" w:lineRule="auto"/>
-        <w:jc w:val="left"/>
-        <w:rPr>
-          <w:rFonts w:ascii="宋体" w:hAnsi="宋体" w:hint="eastAsia"/>
-          <w:bCs/>
-          <w:sz w:val="24"/>
+        <w:t>谷网校. 深入浅出程序设计竞赛[M]. 北京: 电子工业出版社, 2020.</w:t>
+      </w:r>
+    </w:p>
+    <w:p>
+      <w:pPr>
+        <w:rPr>
+          <w:rFonts w:hint="eastAsia"/>
         </w:rPr>
       </w:pPr>
     </w:p>
@@ -8583,7 +7764,7 @@
         <v:path o:extrusionok="f" gradientshapeok="t" o:connecttype="rect"/>
         <o:lock v:ext="edit" aspectratio="t"/>
       </v:shapetype>
-      <v:shape id="_x0000_i1034" type="#_x0000_t75" style="width:10.65pt;height:10.65pt" o:bullet="t">
+      <v:shape id="_x0000_i1133" type="#_x0000_t75" style="width:10.7pt;height:10.7pt" o:bullet="t">
         <v:imagedata r:id="rId1" o:title="mso55E3"/>
       </v:shape>
     </w:pict>
@@ -10982,15 +10163,15 @@
   <w:style w:type="paragraph" w:default="1" w:styleId="a">
     <w:name w:val="Normal"/>
     <w:qFormat/>
-    <w:rsid w:val="002E655C"/>
+    <w:rsid w:val="004A22AA"/>
     <w:pPr>
       <w:widowControl w:val="0"/>
       <w:jc w:val="both"/>
     </w:pPr>
     <w:rPr>
-      <w:rFonts w:eastAsia="黑体"/>
+      <w:rFonts w:eastAsia="宋体"/>
       <w:kern w:val="2"/>
-      <w:sz w:val="21"/>
+      <w:sz w:val="28"/>
       <w:szCs w:val="22"/>
     </w:rPr>
   </w:style>
@@ -11001,6 +10182,7 @@
     <w:link w:val="11"/>
     <w:uiPriority w:val="9"/>
     <w:qFormat/>
+    <w:rsid w:val="004A22AA"/>
     <w:pPr>
       <w:keepNext/>
       <w:keepLines/>
@@ -11008,7 +10190,7 @@
       <w:outlineLvl w:val="0"/>
     </w:pPr>
     <w:rPr>
-      <w:rFonts w:ascii="Times New Roman" w:eastAsia="宋体" w:hAnsi="Times New Roman" w:cs="Times New Roman"/>
+      <w:rFonts w:ascii="Times New Roman" w:eastAsia="黑体" w:hAnsi="Times New Roman" w:cs="Times New Roman"/>
       <w:b/>
       <w:bCs/>
       <w:kern w:val="44"/>
@@ -11024,6 +10206,7 @@
     <w:uiPriority w:val="9"/>
     <w:unhideWhenUsed/>
     <w:qFormat/>
+    <w:rsid w:val="004A22AA"/>
     <w:pPr>
       <w:keepNext/>
       <w:keepLines/>
@@ -11031,7 +10214,7 @@
       <w:outlineLvl w:val="1"/>
     </w:pPr>
     <w:rPr>
-      <w:rFonts w:ascii="Arial" w:hAnsi="Arial" w:cs="Times New Roman"/>
+      <w:rFonts w:ascii="Arial" w:eastAsia="黑体" w:hAnsi="Arial" w:cs="Times New Roman"/>
       <w:b/>
       <w:bCs/>
       <w:sz w:val="32"/>
@@ -11081,7 +10264,6 @@
       <w:rFonts w:asciiTheme="majorHAnsi" w:eastAsiaTheme="majorEastAsia" w:hAnsiTheme="majorHAnsi" w:cstheme="majorBidi"/>
       <w:b/>
       <w:bCs/>
-      <w:sz w:val="28"/>
       <w:szCs w:val="28"/>
     </w:rPr>
   </w:style>
@@ -11160,7 +10342,7 @@
       <w:jc w:val="left"/>
     </w:pPr>
     <w:rPr>
-      <w:rFonts w:ascii="Times New Roman" w:eastAsia="宋体" w:hAnsi="Times New Roman" w:cs="Times New Roman"/>
+      <w:rFonts w:ascii="Times New Roman" w:hAnsi="Times New Roman" w:cs="Times New Roman"/>
       <w:b/>
       <w:bCs/>
       <w:caps/>
@@ -11179,7 +10361,7 @@
       <w:jc w:val="left"/>
     </w:pPr>
     <w:rPr>
-      <w:rFonts w:ascii="Times New Roman" w:eastAsia="宋体" w:hAnsi="Times New Roman" w:cs="Times New Roman"/>
+      <w:rFonts w:ascii="Times New Roman" w:hAnsi="Times New Roman" w:cs="Times New Roman"/>
       <w:smallCaps/>
       <w:sz w:val="20"/>
       <w:szCs w:val="20"/>
@@ -11264,9 +10446,11 @@
   <w:style w:type="character" w:customStyle="1" w:styleId="11">
     <w:name w:val="标题 1 字符1"/>
     <w:link w:val="1"/>
+    <w:uiPriority w:val="9"/>
     <w:qFormat/>
+    <w:rsid w:val="004A22AA"/>
     <w:rPr>
-      <w:rFonts w:ascii="Times New Roman" w:eastAsia="宋体" w:hAnsi="Times New Roman" w:cs="Times New Roman"/>
+      <w:rFonts w:ascii="Times New Roman" w:eastAsia="黑体" w:hAnsi="Times New Roman" w:cs="Times New Roman"/>
       <w:b/>
       <w:bCs/>
       <w:kern w:val="44"/>
@@ -11279,10 +10463,12 @@
     <w:link w:val="2"/>
     <w:uiPriority w:val="9"/>
     <w:qFormat/>
+    <w:rsid w:val="004A22AA"/>
     <w:rPr>
       <w:rFonts w:ascii="Arial" w:eastAsia="黑体" w:hAnsi="Arial" w:cs="Times New Roman"/>
       <w:b/>
       <w:bCs/>
+      <w:kern w:val="2"/>
       <w:sz w:val="32"/>
       <w:szCs w:val="32"/>
     </w:rPr>
@@ -11734,10 +10920,6 @@
 </file>
 
 <file path=customXml/item1.xml><?xml version="1.0" encoding="utf-8"?>
-<b:Sources xmlns:b="http://schemas.openxmlformats.org/officeDocument/2006/bibliography" xmlns="http://schemas.openxmlformats.org/officeDocument/2006/bibliography" SelectedStyle="\APASixthEditionOfficeOnline.xsl" StyleName="APA" Version="6"/>
-</file>
-
-<file path=customXml/item2.xml><?xml version="1.0" encoding="utf-8"?>
 <s:customData xmlns="http://www.wps.cn/officeDocument/2013/wpsCustomData" xmlns:s="http://www.wps.cn/officeDocument/2013/wpsCustomData">
   <customSectProps>
     <customSectPr/>
@@ -11749,18 +10931,22 @@
 </s:customData>
 </file>
 
+<file path=customXml/item2.xml><?xml version="1.0" encoding="utf-8"?>
+<b:Sources xmlns:b="http://schemas.openxmlformats.org/officeDocument/2006/bibliography" xmlns="http://schemas.openxmlformats.org/officeDocument/2006/bibliography" SelectedStyle="\APASixthEditionOfficeOnline.xsl" StyleName="APA" Version="6"/>
+</file>
+
 <file path=customXml/itemProps1.xml><?xml version="1.0" encoding="utf-8"?>
+<ds:datastoreItem xmlns:ds="http://schemas.openxmlformats.org/officeDocument/2006/customXml" ds:itemID="{B1977F7D-205B-4081-913C-38D41E755F92}">
+  <ds:schemaRefs>
+    <ds:schemaRef ds:uri="http://www.wps.cn/officeDocument/2013/wpsCustomData"/>
+  </ds:schemaRefs>
+</ds:datastoreItem>
+</file>
+
+<file path=customXml/itemProps2.xml><?xml version="1.0" encoding="utf-8"?>
 <ds:datastoreItem xmlns:ds="http://schemas.openxmlformats.org/officeDocument/2006/customXml" ds:itemID="{AF02847E-8A2A-4A57-A942-39312C5BC878}">
   <ds:schemaRefs>
     <ds:schemaRef ds:uri="http://schemas.openxmlformats.org/officeDocument/2006/bibliography"/>
   </ds:schemaRefs>
 </ds:datastoreItem>
-</file>
-
-<file path=customXml/itemProps2.xml><?xml version="1.0" encoding="utf-8"?>
-<ds:datastoreItem xmlns:ds="http://schemas.openxmlformats.org/officeDocument/2006/customXml" ds:itemID="{B1977F7D-205B-4081-913C-38D41E755F92}">
-  <ds:schemaRefs>
-    <ds:schemaRef ds:uri="http://www.wps.cn/officeDocument/2013/wpsCustomData"/>
-  </ds:schemaRefs>
-</ds:datastoreItem>
 </file>